--- a/templates/plananual/QUECHUA 1° A 5°/QUECHUA 2° - PROGRAMACIÓN ANUAL 2026.docx
+++ b/templates/plananual/QUECHUA 1° A 5°/QUECHUA 2° - PROGRAMACIÓN ANUAL 2026.docx
@@ -269,7 +269,31 @@
                                   <w:sz w:val="32"/>
                                   <w:szCs w:val="32"/>
                                 </w:rPr>
-                                <w:t>{{anio}}</w:t>
+                                <w:t>{{</w:t>
+                              </w:r>
+                              <w:proofErr w:type="spellStart"/>
+                              <w:r>
+                                <w:rPr>
+                                  <w:rFonts w:ascii="Aptos ExtraBold" w:hAnsi="Aptos ExtraBold" w:cs="Times New Roman"/>
+                                  <w:b/>
+                                  <w:bCs/>
+                                  <w:color w:val="FFFFFF" w:themeColor="background1"/>
+                                  <w:sz w:val="32"/>
+                                  <w:szCs w:val="32"/>
+                                </w:rPr>
+                                <w:t>anio</w:t>
+                              </w:r>
+                              <w:proofErr w:type="spellEnd"/>
+                              <w:r>
+                                <w:rPr>
+                                  <w:rFonts w:ascii="Aptos ExtraBold" w:hAnsi="Aptos ExtraBold" w:cs="Times New Roman"/>
+                                  <w:b/>
+                                  <w:bCs/>
+                                  <w:color w:val="FFFFFF" w:themeColor="background1"/>
+                                  <w:sz w:val="32"/>
+                                  <w:szCs w:val="32"/>
+                                </w:rPr>
+                                <w:t>}}</w:t>
                               </w:r>
                             </w:p>
                           </w:txbxContent>
@@ -610,7 +634,25 @@
                 <w:sz w:val="20"/>
                 <w:szCs w:val="20"/>
               </w:rPr>
-              <w:t>{{dre}}</w:t>
+              <w:t>{{</w:t>
+            </w:r>
+            <w:proofErr w:type="spellStart"/>
+            <w:r>
+              <w:rPr>
+                <w:rFonts w:ascii="Arial Nova Cond" w:hAnsi="Arial Nova Cond" w:cs="Times New Roman"/>
+                <w:sz w:val="20"/>
+                <w:szCs w:val="20"/>
+              </w:rPr>
+              <w:t>dre</w:t>
+            </w:r>
+            <w:proofErr w:type="spellEnd"/>
+            <w:r>
+              <w:rPr>
+                <w:rFonts w:ascii="Arial Nova Cond" w:hAnsi="Arial Nova Cond" w:cs="Times New Roman"/>
+                <w:sz w:val="20"/>
+                <w:szCs w:val="20"/>
+              </w:rPr>
+              <w:t>}}</w:t>
             </w:r>
           </w:p>
         </w:tc>
@@ -656,7 +698,25 @@
                 <w:sz w:val="20"/>
                 <w:szCs w:val="20"/>
               </w:rPr>
-              <w:t>{{area}}</w:t>
+              <w:t>{{</w:t>
+            </w:r>
+            <w:proofErr w:type="spellStart"/>
+            <w:r>
+              <w:rPr>
+                <w:rFonts w:ascii="Arial Nova Cond" w:hAnsi="Arial Nova Cond" w:cs="Times New Roman"/>
+                <w:sz w:val="20"/>
+                <w:szCs w:val="20"/>
+              </w:rPr>
+              <w:t>area</w:t>
+            </w:r>
+            <w:proofErr w:type="spellEnd"/>
+            <w:r>
+              <w:rPr>
+                <w:rFonts w:ascii="Arial Nova Cond" w:hAnsi="Arial Nova Cond" w:cs="Times New Roman"/>
+                <w:sz w:val="20"/>
+                <w:szCs w:val="20"/>
+              </w:rPr>
+              <w:t>}}</w:t>
             </w:r>
           </w:p>
         </w:tc>
@@ -773,7 +833,25 @@
                 <w:sz w:val="20"/>
                 <w:szCs w:val="20"/>
               </w:rPr>
-              <w:t>{{ugel}}</w:t>
+              <w:t>{{</w:t>
+            </w:r>
+            <w:proofErr w:type="spellStart"/>
+            <w:r>
+              <w:rPr>
+                <w:rFonts w:ascii="Arial Nova Cond" w:hAnsi="Arial Nova Cond" w:cs="Times New Roman"/>
+                <w:sz w:val="20"/>
+                <w:szCs w:val="20"/>
+              </w:rPr>
+              <w:t>ugel</w:t>
+            </w:r>
+            <w:proofErr w:type="spellEnd"/>
+            <w:r>
+              <w:rPr>
+                <w:rFonts w:ascii="Arial Nova Cond" w:hAnsi="Arial Nova Cond" w:cs="Times New Roman"/>
+                <w:sz w:val="20"/>
+                <w:szCs w:val="20"/>
+              </w:rPr>
+              <w:t>}}</w:t>
             </w:r>
           </w:p>
         </w:tc>
@@ -796,7 +874,25 @@
                 <w:sz w:val="20"/>
                 <w:szCs w:val="20"/>
               </w:rPr>
-              <w:t>{{cordinador}}</w:t>
+              <w:t>{{</w:t>
+            </w:r>
+            <w:proofErr w:type="spellStart"/>
+            <w:r>
+              <w:rPr>
+                <w:rFonts w:ascii="Arial Nova Cond" w:hAnsi="Arial Nova Cond" w:cs="Times New Roman"/>
+                <w:sz w:val="20"/>
+                <w:szCs w:val="20"/>
+              </w:rPr>
+              <w:t>cordinador</w:t>
+            </w:r>
+            <w:proofErr w:type="spellEnd"/>
+            <w:r>
+              <w:rPr>
+                <w:rFonts w:ascii="Arial Nova Cond" w:hAnsi="Arial Nova Cond" w:cs="Times New Roman"/>
+                <w:sz w:val="20"/>
+                <w:szCs w:val="20"/>
+              </w:rPr>
+              <w:t>}}</w:t>
             </w:r>
           </w:p>
         </w:tc>
@@ -939,7 +1035,25 @@
                 <w:sz w:val="20"/>
                 <w:szCs w:val="20"/>
               </w:rPr>
-              <w:t>{{institucioneducativa}}</w:t>
+              <w:t>{{</w:t>
+            </w:r>
+            <w:proofErr w:type="spellStart"/>
+            <w:r>
+              <w:rPr>
+                <w:rFonts w:ascii="Arial Nova Cond" w:hAnsi="Arial Nova Cond" w:cs="Times New Roman"/>
+                <w:sz w:val="20"/>
+                <w:szCs w:val="20"/>
+              </w:rPr>
+              <w:t>institucioneducativa</w:t>
+            </w:r>
+            <w:proofErr w:type="spellEnd"/>
+            <w:r>
+              <w:rPr>
+                <w:rFonts w:ascii="Arial Nova Cond" w:hAnsi="Arial Nova Cond" w:cs="Times New Roman"/>
+                <w:sz w:val="20"/>
+                <w:szCs w:val="20"/>
+              </w:rPr>
+              <w:t>}}</w:t>
             </w:r>
           </w:p>
         </w:tc>
@@ -3917,7 +4031,25 @@
                 <w:lang w:eastAsia="es-ES"/>
               </w:rPr>
               <w:tab/>
-              <w:t>Utiliza diferentes recursos ortográficos, expresiones formulaicas y vocabulario variado para que su texto sea claro.</w:t>
+              <w:t xml:space="preserve">Utiliza diferentes recursos ortográficos, expresiones </w:t>
+            </w:r>
+            <w:proofErr w:type="spellStart"/>
+            <w:r>
+              <w:rPr>
+                <w:rFonts w:ascii="Arial Nova Cond Light" w:eastAsia="Times New Roman" w:hAnsi="Arial Nova Cond Light" w:cs="Arial"/>
+                <w:bCs/>
+                <w:lang w:eastAsia="es-ES"/>
+              </w:rPr>
+              <w:t>formulaicas</w:t>
+            </w:r>
+            <w:proofErr w:type="spellEnd"/>
+            <w:r>
+              <w:rPr>
+                <w:rFonts w:ascii="Arial Nova Cond Light" w:eastAsia="Times New Roman" w:hAnsi="Arial Nova Cond Light" w:cs="Arial"/>
+                <w:bCs/>
+                <w:lang w:eastAsia="es-ES"/>
+              </w:rPr>
+              <w:t xml:space="preserve"> y vocabulario variado para que su texto sea claro.</w:t>
             </w:r>
           </w:p>
           <w:p>
@@ -4343,16 +4475,29 @@
                 <w:szCs w:val="20"/>
               </w:rPr>
             </w:pPr>
-            <w:r>
-              <w:rPr>
-                <w:rFonts w:ascii="Arial Nova Cond Light" w:hAnsi="Arial Nova Cond Light" w:cs="Times New Roman"/>
-                <w:b/>
-                <w:bCs/>
-                <w:color w:val="000000" w:themeColor="text1"/>
-                <w:sz w:val="20"/>
-                <w:szCs w:val="20"/>
-              </w:rPr>
-              <w:t>N° DE SEMANAS LECTIVAS</w:t>
+            <w:proofErr w:type="spellStart"/>
+            <w:r>
+              <w:rPr>
+                <w:rFonts w:ascii="Arial Nova Cond Light" w:hAnsi="Arial Nova Cond Light" w:cs="Times New Roman"/>
+                <w:b/>
+                <w:bCs/>
+                <w:color w:val="000000" w:themeColor="text1"/>
+                <w:sz w:val="20"/>
+                <w:szCs w:val="20"/>
+              </w:rPr>
+              <w:t>N°</w:t>
+            </w:r>
+            <w:proofErr w:type="spellEnd"/>
+            <w:r>
+              <w:rPr>
+                <w:rFonts w:ascii="Arial Nova Cond Light" w:hAnsi="Arial Nova Cond Light" w:cs="Times New Roman"/>
+                <w:b/>
+                <w:bCs/>
+                <w:color w:val="000000" w:themeColor="text1"/>
+                <w:sz w:val="20"/>
+                <w:szCs w:val="20"/>
+              </w:rPr>
+              <w:t xml:space="preserve"> DE SEMANAS LECTIVAS</w:t>
             </w:r>
           </w:p>
         </w:tc>
@@ -4377,16 +4522,29 @@
                 <w:szCs w:val="20"/>
               </w:rPr>
             </w:pPr>
-            <w:r>
-              <w:rPr>
-                <w:rFonts w:ascii="Arial Nova Cond Light" w:hAnsi="Arial Nova Cond Light" w:cs="Times New Roman"/>
-                <w:b/>
-                <w:bCs/>
-                <w:color w:val="000000" w:themeColor="text1"/>
-                <w:sz w:val="20"/>
-                <w:szCs w:val="20"/>
-              </w:rPr>
-              <w:t>N° UNIDADES</w:t>
+            <w:proofErr w:type="spellStart"/>
+            <w:r>
+              <w:rPr>
+                <w:rFonts w:ascii="Arial Nova Cond Light" w:hAnsi="Arial Nova Cond Light" w:cs="Times New Roman"/>
+                <w:b/>
+                <w:bCs/>
+                <w:color w:val="000000" w:themeColor="text1"/>
+                <w:sz w:val="20"/>
+                <w:szCs w:val="20"/>
+              </w:rPr>
+              <w:t>N°</w:t>
+            </w:r>
+            <w:proofErr w:type="spellEnd"/>
+            <w:r>
+              <w:rPr>
+                <w:rFonts w:ascii="Arial Nova Cond Light" w:hAnsi="Arial Nova Cond Light" w:cs="Times New Roman"/>
+                <w:b/>
+                <w:bCs/>
+                <w:color w:val="000000" w:themeColor="text1"/>
+                <w:sz w:val="20"/>
+                <w:szCs w:val="20"/>
+              </w:rPr>
+              <w:t xml:space="preserve"> UNIDADES</w:t>
             </w:r>
           </w:p>
         </w:tc>
@@ -11060,18 +11218,6 @@
     </w:p>
     <w:p>
       <w:pPr>
-        <w:spacing w:line="276" w:lineRule="auto"/>
-        <w:ind w:right="-455"/>
-        <w:rPr>
-          <w:rFonts w:ascii="Arial Nova Cond Light" w:hAnsi="Arial Nova Cond Light" w:cs="Times New Roman"/>
-          <w:b/>
-          <w:bCs/>
-          <w:color w:val="000000" w:themeColor="text1"/>
-        </w:rPr>
-      </w:pPr>
-    </w:p>
-    <w:p>
-      <w:pPr>
         <w:pStyle w:val="Prrafodelista"/>
         <w:numPr>
           <w:ilvl w:val="0"/>
@@ -11095,6 +11241,7 @@
           <w:bCs/>
           <w:color w:val="000000" w:themeColor="text1"/>
         </w:rPr>
+        <w:lastRenderedPageBreak/>
         <w:t>DISTRIBUCIÓN</w:t>
       </w:r>
       <w:r>
@@ -11152,6 +11299,20 @@
         <w:t xml:space="preserve"> </w:t>
       </w:r>
     </w:p>
+    <w:p>
+      <w:pPr>
+        <w:spacing w:line="276" w:lineRule="auto"/>
+        <w:ind w:right="-455"/>
+        <w:rPr>
+          <w:rFonts w:ascii="Arial Nova Cond Light" w:hAnsi="Arial Nova Cond Light" w:cs="Times New Roman"/>
+          <w:b/>
+          <w:bCs/>
+          <w:color w:val="000000" w:themeColor="text1"/>
+          <w:sz w:val="12"/>
+          <w:szCs w:val="12"/>
+        </w:rPr>
+      </w:pPr>
+    </w:p>
     <w:tbl>
       <w:tblPr>
         <w:tblStyle w:val="Tablaconcuadrcula"/>
@@ -11202,6 +11363,7 @@
                 <w:szCs w:val="20"/>
               </w:rPr>
             </w:pPr>
+            <w:bookmarkStart w:id="1" w:name="_Hlk227075175"/>
             <w:r>
               <w:rPr>
                 <w:rFonts w:ascii="Arial Nova Cond" w:hAnsi="Arial Nova Cond" w:cs="Times New Roman"/>
@@ -11478,7 +11640,6 @@
           <w:tcPr>
             <w:tcW w:w="875" w:type="dxa"/>
             <w:vMerge w:val="restart"/>
-            <w:shd w:val="clear" w:color="auto" w:fill="auto"/>
             <w:vAlign w:val="center"/>
           </w:tcPr>
           <w:p>
@@ -11589,7 +11750,6 @@
         <w:tc>
           <w:tcPr>
             <w:tcW w:w="6169" w:type="dxa"/>
-            <w:shd w:val="clear" w:color="auto" w:fill="auto"/>
             <w:vAlign w:val="center"/>
           </w:tcPr>
           <w:p>
@@ -11624,7 +11784,6 @@
         <w:tc>
           <w:tcPr>
             <w:tcW w:w="2015" w:type="dxa"/>
-            <w:shd w:val="clear" w:color="auto" w:fill="auto"/>
             <w:vAlign w:val="center"/>
           </w:tcPr>
           <w:p>
@@ -11663,7 +11822,7 @@
               <w:autoSpaceDE w:val="0"/>
               <w:autoSpaceDN w:val="0"/>
               <w:adjustRightInd w:val="0"/>
-              <w:jc w:val="center"/>
+              <w:jc w:val="both"/>
               <w:rPr>
                 <w:rFonts w:ascii="Arial Nova Cond" w:hAnsi="Arial Nova Cond" w:cs="Arial"/>
                 <w:color w:val="000000"/>
@@ -11687,7 +11846,6 @@
         <w:tc>
           <w:tcPr>
             <w:tcW w:w="1337" w:type="dxa"/>
-            <w:shd w:val="clear" w:color="auto" w:fill="auto"/>
             <w:vAlign w:val="center"/>
           </w:tcPr>
           <w:p>
@@ -11726,7 +11884,6 @@
           <w:tcPr>
             <w:tcW w:w="875" w:type="dxa"/>
             <w:vMerge/>
-            <w:shd w:val="clear" w:color="auto" w:fill="auto"/>
             <w:vAlign w:val="center"/>
           </w:tcPr>
           <w:p>
@@ -11818,7 +11975,6 @@
         <w:tc>
           <w:tcPr>
             <w:tcW w:w="6169" w:type="dxa"/>
-            <w:shd w:val="clear" w:color="auto" w:fill="auto"/>
             <w:vAlign w:val="center"/>
           </w:tcPr>
           <w:p>
@@ -11853,7 +12009,6 @@
         <w:tc>
           <w:tcPr>
             <w:tcW w:w="2015" w:type="dxa"/>
-            <w:shd w:val="clear" w:color="auto" w:fill="auto"/>
             <w:vAlign w:val="center"/>
           </w:tcPr>
           <w:p>
@@ -11892,7 +12047,7 @@
               <w:autoSpaceDE w:val="0"/>
               <w:autoSpaceDN w:val="0"/>
               <w:adjustRightInd w:val="0"/>
-              <w:jc w:val="center"/>
+              <w:jc w:val="both"/>
               <w:rPr>
                 <w:rFonts w:ascii="Arial Nova Cond" w:hAnsi="Arial Nova Cond" w:cs="Arial"/>
                 <w:color w:val="000000"/>
@@ -11916,7 +12071,6 @@
         <w:tc>
           <w:tcPr>
             <w:tcW w:w="1337" w:type="dxa"/>
-            <w:shd w:val="clear" w:color="auto" w:fill="auto"/>
             <w:vAlign w:val="center"/>
           </w:tcPr>
           <w:p>
@@ -11955,7 +12109,6 @@
           <w:tcPr>
             <w:tcW w:w="875" w:type="dxa"/>
             <w:vMerge/>
-            <w:shd w:val="clear" w:color="auto" w:fill="auto"/>
             <w:vAlign w:val="center"/>
           </w:tcPr>
           <w:p>
@@ -12047,7 +12200,6 @@
         <w:tc>
           <w:tcPr>
             <w:tcW w:w="6169" w:type="dxa"/>
-            <w:shd w:val="clear" w:color="auto" w:fill="auto"/>
             <w:vAlign w:val="center"/>
           </w:tcPr>
           <w:p>
@@ -12082,7 +12234,6 @@
         <w:tc>
           <w:tcPr>
             <w:tcW w:w="2015" w:type="dxa"/>
-            <w:shd w:val="clear" w:color="auto" w:fill="auto"/>
             <w:vAlign w:val="center"/>
           </w:tcPr>
           <w:p>
@@ -12121,7 +12272,7 @@
               <w:autoSpaceDE w:val="0"/>
               <w:autoSpaceDN w:val="0"/>
               <w:adjustRightInd w:val="0"/>
-              <w:jc w:val="center"/>
+              <w:jc w:val="both"/>
               <w:rPr>
                 <w:rFonts w:ascii="Arial Nova Cond" w:hAnsi="Arial Nova Cond" w:cs="Arial"/>
                 <w:color w:val="000000"/>
@@ -12145,7 +12296,6 @@
         <w:tc>
           <w:tcPr>
             <w:tcW w:w="1337" w:type="dxa"/>
-            <w:shd w:val="clear" w:color="auto" w:fill="auto"/>
             <w:vAlign w:val="center"/>
           </w:tcPr>
           <w:p>
@@ -12184,7 +12334,6 @@
           <w:tcPr>
             <w:tcW w:w="875" w:type="dxa"/>
             <w:vMerge w:val="restart"/>
-            <w:shd w:val="clear" w:color="auto" w:fill="auto"/>
             <w:vAlign w:val="center"/>
           </w:tcPr>
           <w:p>
@@ -12287,7 +12436,6 @@
         <w:tc>
           <w:tcPr>
             <w:tcW w:w="6169" w:type="dxa"/>
-            <w:shd w:val="clear" w:color="auto" w:fill="auto"/>
             <w:vAlign w:val="center"/>
           </w:tcPr>
           <w:p>
@@ -12323,7 +12471,6 @@
         <w:tc>
           <w:tcPr>
             <w:tcW w:w="2015" w:type="dxa"/>
-            <w:shd w:val="clear" w:color="auto" w:fill="auto"/>
             <w:vAlign w:val="center"/>
           </w:tcPr>
           <w:p>
@@ -12362,7 +12509,7 @@
               <w:autoSpaceDE w:val="0"/>
               <w:autoSpaceDN w:val="0"/>
               <w:adjustRightInd w:val="0"/>
-              <w:jc w:val="center"/>
+              <w:jc w:val="both"/>
               <w:rPr>
                 <w:rFonts w:ascii="Arial Nova Cond" w:hAnsi="Arial Nova Cond" w:cs="Arial"/>
                 <w:color w:val="000000"/>
@@ -12386,7 +12533,6 @@
         <w:tc>
           <w:tcPr>
             <w:tcW w:w="1337" w:type="dxa"/>
-            <w:shd w:val="clear" w:color="auto" w:fill="auto"/>
             <w:vAlign w:val="center"/>
           </w:tcPr>
           <w:p>
@@ -12425,7 +12571,6 @@
           <w:tcPr>
             <w:tcW w:w="875" w:type="dxa"/>
             <w:vMerge/>
-            <w:shd w:val="clear" w:color="auto" w:fill="auto"/>
             <w:vAlign w:val="center"/>
           </w:tcPr>
           <w:p>
@@ -12517,7 +12662,6 @@
         <w:tc>
           <w:tcPr>
             <w:tcW w:w="6169" w:type="dxa"/>
-            <w:shd w:val="clear" w:color="auto" w:fill="auto"/>
             <w:vAlign w:val="center"/>
           </w:tcPr>
           <w:p>
@@ -12553,7 +12697,6 @@
         <w:tc>
           <w:tcPr>
             <w:tcW w:w="2015" w:type="dxa"/>
-            <w:shd w:val="clear" w:color="auto" w:fill="auto"/>
             <w:vAlign w:val="center"/>
           </w:tcPr>
           <w:p>
@@ -12592,7 +12735,7 @@
               <w:autoSpaceDE w:val="0"/>
               <w:autoSpaceDN w:val="0"/>
               <w:adjustRightInd w:val="0"/>
-              <w:jc w:val="center"/>
+              <w:jc w:val="both"/>
               <w:rPr>
                 <w:rFonts w:ascii="Arial Nova Cond" w:hAnsi="Arial Nova Cond" w:cs="Arial"/>
                 <w:color w:val="000000"/>
@@ -12616,7 +12759,6 @@
         <w:tc>
           <w:tcPr>
             <w:tcW w:w="1337" w:type="dxa"/>
-            <w:shd w:val="clear" w:color="auto" w:fill="auto"/>
             <w:vAlign w:val="center"/>
           </w:tcPr>
           <w:p>
@@ -12655,7 +12797,6 @@
           <w:tcPr>
             <w:tcW w:w="875" w:type="dxa"/>
             <w:vMerge w:val="restart"/>
-            <w:shd w:val="clear" w:color="auto" w:fill="auto"/>
             <w:vAlign w:val="center"/>
           </w:tcPr>
           <w:p>
@@ -12759,7 +12900,6 @@
         <w:tc>
           <w:tcPr>
             <w:tcW w:w="6169" w:type="dxa"/>
-            <w:shd w:val="clear" w:color="auto" w:fill="auto"/>
             <w:vAlign w:val="center"/>
           </w:tcPr>
           <w:p>
@@ -12795,7 +12935,6 @@
         <w:tc>
           <w:tcPr>
             <w:tcW w:w="2015" w:type="dxa"/>
-            <w:shd w:val="clear" w:color="auto" w:fill="auto"/>
             <w:vAlign w:val="center"/>
           </w:tcPr>
           <w:p>
@@ -12834,7 +12973,7 @@
               <w:autoSpaceDE w:val="0"/>
               <w:autoSpaceDN w:val="0"/>
               <w:adjustRightInd w:val="0"/>
-              <w:jc w:val="center"/>
+              <w:jc w:val="both"/>
               <w:rPr>
                 <w:rFonts w:ascii="Arial Nova Cond" w:hAnsi="Arial Nova Cond" w:cs="Arial"/>
                 <w:color w:val="000000"/>
@@ -12858,7 +12997,6 @@
         <w:tc>
           <w:tcPr>
             <w:tcW w:w="1337" w:type="dxa"/>
-            <w:shd w:val="clear" w:color="auto" w:fill="auto"/>
             <w:vAlign w:val="center"/>
           </w:tcPr>
           <w:p>
@@ -12897,7 +13035,6 @@
           <w:tcPr>
             <w:tcW w:w="875" w:type="dxa"/>
             <w:vMerge/>
-            <w:shd w:val="clear" w:color="auto" w:fill="auto"/>
             <w:vAlign w:val="center"/>
           </w:tcPr>
           <w:p>
@@ -12989,7 +13126,6 @@
         <w:tc>
           <w:tcPr>
             <w:tcW w:w="6169" w:type="dxa"/>
-            <w:shd w:val="clear" w:color="auto" w:fill="auto"/>
             <w:vAlign w:val="center"/>
           </w:tcPr>
           <w:p>
@@ -13024,7 +13160,6 @@
         <w:tc>
           <w:tcPr>
             <w:tcW w:w="2015" w:type="dxa"/>
-            <w:shd w:val="clear" w:color="auto" w:fill="auto"/>
             <w:vAlign w:val="center"/>
           </w:tcPr>
           <w:p>
@@ -13063,7 +13198,7 @@
               <w:autoSpaceDE w:val="0"/>
               <w:autoSpaceDN w:val="0"/>
               <w:adjustRightInd w:val="0"/>
-              <w:jc w:val="center"/>
+              <w:jc w:val="both"/>
               <w:rPr>
                 <w:rFonts w:ascii="Arial Nova Cond" w:hAnsi="Arial Nova Cond" w:cs="Arial"/>
                 <w:color w:val="000000"/>
@@ -13087,7 +13222,6 @@
         <w:tc>
           <w:tcPr>
             <w:tcW w:w="1337" w:type="dxa"/>
-            <w:shd w:val="clear" w:color="auto" w:fill="auto"/>
             <w:vAlign w:val="center"/>
           </w:tcPr>
           <w:p>
@@ -13126,7 +13260,6 @@
           <w:tcPr>
             <w:tcW w:w="875" w:type="dxa"/>
             <w:vMerge w:val="restart"/>
-            <w:shd w:val="clear" w:color="auto" w:fill="auto"/>
             <w:vAlign w:val="center"/>
           </w:tcPr>
           <w:p>
@@ -13237,7 +13370,6 @@
         <w:tc>
           <w:tcPr>
             <w:tcW w:w="6169" w:type="dxa"/>
-            <w:shd w:val="clear" w:color="auto" w:fill="auto"/>
             <w:vAlign w:val="center"/>
           </w:tcPr>
           <w:p>
@@ -13272,7 +13404,6 @@
         <w:tc>
           <w:tcPr>
             <w:tcW w:w="2015" w:type="dxa"/>
-            <w:shd w:val="clear" w:color="auto" w:fill="auto"/>
             <w:vAlign w:val="center"/>
           </w:tcPr>
           <w:p>
@@ -13311,7 +13442,7 @@
               <w:autoSpaceDE w:val="0"/>
               <w:autoSpaceDN w:val="0"/>
               <w:adjustRightInd w:val="0"/>
-              <w:jc w:val="center"/>
+              <w:jc w:val="both"/>
               <w:rPr>
                 <w:rFonts w:ascii="Arial Nova Cond" w:hAnsi="Arial Nova Cond" w:cs="Arial"/>
                 <w:color w:val="000000"/>
@@ -13335,7 +13466,6 @@
         <w:tc>
           <w:tcPr>
             <w:tcW w:w="1337" w:type="dxa"/>
-            <w:shd w:val="clear" w:color="auto" w:fill="auto"/>
             <w:vAlign w:val="center"/>
           </w:tcPr>
           <w:p>
@@ -13374,7 +13504,6 @@
           <w:tcPr>
             <w:tcW w:w="875" w:type="dxa"/>
             <w:vMerge/>
-            <w:shd w:val="clear" w:color="auto" w:fill="auto"/>
             <w:vAlign w:val="center"/>
           </w:tcPr>
           <w:p>
@@ -13474,7 +13603,6 @@
         <w:tc>
           <w:tcPr>
             <w:tcW w:w="6169" w:type="dxa"/>
-            <w:shd w:val="clear" w:color="auto" w:fill="auto"/>
             <w:vAlign w:val="center"/>
           </w:tcPr>
           <w:p>
@@ -13510,7 +13638,6 @@
         <w:tc>
           <w:tcPr>
             <w:tcW w:w="2015" w:type="dxa"/>
-            <w:shd w:val="clear" w:color="auto" w:fill="auto"/>
             <w:vAlign w:val="center"/>
           </w:tcPr>
           <w:p>
@@ -13548,7 +13675,7 @@
               <w:autoSpaceDE w:val="0"/>
               <w:autoSpaceDN w:val="0"/>
               <w:adjustRightInd w:val="0"/>
-              <w:jc w:val="center"/>
+              <w:jc w:val="both"/>
               <w:rPr>
                 <w:rFonts w:ascii="Arial Nova Cond" w:hAnsi="Arial Nova Cond" w:cs="Arial"/>
                 <w:color w:val="000000"/>
@@ -13572,7 +13699,6 @@
         <w:tc>
           <w:tcPr>
             <w:tcW w:w="1337" w:type="dxa"/>
-            <w:shd w:val="clear" w:color="auto" w:fill="auto"/>
             <w:vAlign w:val="center"/>
           </w:tcPr>
           <w:p>
@@ -13602,21 +13728,8 @@
           </w:p>
         </w:tc>
       </w:tr>
+      <w:bookmarkEnd w:id="1"/>
     </w:tbl>
-    <w:p>
-      <w:pPr>
-        <w:spacing w:line="276" w:lineRule="auto"/>
-        <w:ind w:right="-455"/>
-        <w:rPr>
-          <w:rFonts w:ascii="Arial Nova Cond Light" w:hAnsi="Arial Nova Cond Light" w:cs="Times New Roman"/>
-          <w:b/>
-          <w:bCs/>
-          <w:color w:val="000000" w:themeColor="text1"/>
-          <w:sz w:val="12"/>
-          <w:szCs w:val="12"/>
-        </w:rPr>
-      </w:pPr>
-    </w:p>
     <w:p>
       <w:pPr>
         <w:shd w:val="clear" w:color="auto" w:fill="FFFFFF" w:themeFill="background1"/>
@@ -14927,7 +15040,6 @@
                 <w:bCs/>
                 <w:color w:val="0070C0"/>
               </w:rPr>
-              <w:lastRenderedPageBreak/>
               <w:t>LEE DIVERSOS TIPOS DE TEXTOS ESCRITOS EN CASTELLANO COMO SEGUNDA LENGUA</w:t>
             </w:r>
           </w:p>
@@ -15327,6 +15439,7 @@
                 <w:bCs/>
                 <w:color w:val="BF4E14" w:themeColor="accent2" w:themeShade="BF"/>
               </w:rPr>
+              <w:lastRenderedPageBreak/>
               <w:t>ESCRIBE DIVERSOS TIPOS DE TEXTOS EN CASTELLANO COMO SEGUNDA LENGUA</w:t>
             </w:r>
           </w:p>
@@ -17082,6 +17195,7 @@
                 <w:rFonts w:ascii="Arial Nova Cond Light" w:hAnsi="Arial Nova Cond Light" w:cs="Times New Roman"/>
                 <w:b/>
               </w:rPr>
+              <w:lastRenderedPageBreak/>
               <w:t>GESTIONA SU APRENDIZAJE DE MANERA AUTÓNOMA</w:t>
             </w:r>
           </w:p>
@@ -17890,7 +18004,6 @@
                 <w:b/>
                 <w:bCs/>
               </w:rPr>
-              <w:lastRenderedPageBreak/>
               <w:t>ENFOQUES TRANSVERSALES</w:t>
             </w:r>
           </w:p>
@@ -20054,7 +20167,6 @@
                 <w:bCs/>
                 <w:lang w:eastAsia="es-ES"/>
               </w:rPr>
-              <w:lastRenderedPageBreak/>
               <w:t>Desarrolla procedimientos lógicos y secuenciales para plantear soluciones a enunciados concretos con lenguajes de programación de código escrito bloques gráficos. Ejemplo: Elabora un diagrama de flujo para explicar la preparación de un pastel.</w:t>
             </w:r>
           </w:p>
@@ -20110,7 +20222,6 @@
                 <w:b/>
                 <w:lang w:eastAsia="es-ES"/>
               </w:rPr>
-              <w:lastRenderedPageBreak/>
               <w:t>COMPETENCIA 2</w:t>
             </w:r>
             <w:r>
@@ -20270,6 +20381,7 @@
                 <w:b/>
                 <w:lang w:eastAsia="es-ES"/>
               </w:rPr>
+              <w:lastRenderedPageBreak/>
               <w:t>CAPACIDADES</w:t>
             </w:r>
           </w:p>
@@ -21148,7 +21260,6 @@
                 <w:lang w:val="es-PE" w:eastAsia="en-US"/>
                 <w14:ligatures w14:val="standardContextual"/>
               </w:rPr>
-              <w:lastRenderedPageBreak/>
               <w:t>Inclusivo o atención a la diversidad</w:t>
             </w:r>
           </w:p>
@@ -21801,6 +21912,7 @@
                 <w:lang w:val="es-PE" w:eastAsia="en-US"/>
                 <w14:ligatures w14:val="standardContextual"/>
               </w:rPr>
+              <w:lastRenderedPageBreak/>
               <w:t>Igualdad de género</w:t>
             </w:r>
           </w:p>
@@ -22873,7 +22985,6 @@
                 <w:lang w:val="es-PE" w:eastAsia="en-US"/>
                 <w14:ligatures w14:val="standardContextual"/>
               </w:rPr>
-              <w:lastRenderedPageBreak/>
               <w:t>Búsqueda de la excelencia</w:t>
             </w:r>
           </w:p>
@@ -23270,6 +23381,7 @@
                 <w:rFonts w:ascii="Arial Nova Cond Light" w:hAnsi="Arial Nova Cond Light" w:cs="Times New Roman"/>
                 <w:color w:val="000000" w:themeColor="text1"/>
               </w:rPr>
+              <w:lastRenderedPageBreak/>
               <w:t xml:space="preserve">Cuadernos de trabajo </w:t>
             </w:r>
           </w:p>
@@ -23941,15 +24053,7 @@
                 <w:rFonts w:ascii="Arial Nova Cond Light" w:hAnsi="Arial Nova Cond Light"/>
                 <w:color w:val="000000" w:themeColor="text1"/>
               </w:rPr>
-              <w:t xml:space="preserve">La evaluación formativa está alineada con el enfoque por competencias, ya que permite a los docentes monitorear el desarrollo progresivo de las competencias en los estudiantes. Esta evaluación proporciona información clave para adaptar el proceso de enseñanza en tiempo real, de acuerdo con las metas establecidas en los estándares de aprendizaje. Además, facilita la personalización del proceso educativo, ya que los docentes pueden ajustar actividades y proyectos en </w:t>
-            </w:r>
-            <w:r>
-              <w:rPr>
-                <w:rFonts w:ascii="Arial Nova Cond Light" w:hAnsi="Arial Nova Cond Light"/>
-                <w:color w:val="000000" w:themeColor="text1"/>
-              </w:rPr>
-              <w:lastRenderedPageBreak/>
-              <w:t xml:space="preserve">función del desempeño individual de cada estudiante. Es un componente fundamental en el trabajo por unidades o proyectos de aprendizaje, y en la implementación de estrategias pedagógicas que respondan a las necesidades específicas de los estudiantes.  </w:t>
+              <w:t xml:space="preserve">La evaluación formativa está alineada con el enfoque por competencias, ya que permite a los docentes monitorear el desarrollo progresivo de las competencias en los estudiantes. Esta evaluación proporciona información clave para adaptar el proceso de enseñanza en tiempo real, de acuerdo con las metas establecidas en los estándares de aprendizaje. Además, facilita la personalización del proceso educativo, ya que los docentes pueden ajustar actividades y proyectos en función del desempeño individual de cada estudiante. Es un componente fundamental en el trabajo por unidades o proyectos de aprendizaje, y en la implementación de estrategias pedagógicas que respondan a las necesidades específicas de los estudiantes.  </w:t>
             </w:r>
           </w:p>
         </w:tc>
@@ -23985,7 +24089,6 @@
                 <w:bCs/>
                 <w:color w:val="000000" w:themeColor="text1"/>
               </w:rPr>
-              <w:lastRenderedPageBreak/>
               <w:t>Sumativa</w:t>
             </w:r>
           </w:p>
@@ -24162,6 +24265,7 @@
                 <w:rFonts w:ascii="Arial Nova Cond Light" w:hAnsi="Arial Nova Cond Light" w:cs="Times New Roman"/>
                 <w:color w:val="000000" w:themeColor="text1"/>
               </w:rPr>
+              <w:lastRenderedPageBreak/>
               <w:t>Rúbrica analítica</w:t>
             </w:r>
           </w:p>
@@ -24407,7 +24511,25 @@
                 <w:kern w:val="0"/>
                 <w14:ligatures w14:val="none"/>
               </w:rPr>
-              <w:t xml:space="preserve">ARROYO PONCE, Gamaniel. Lengua quechua. </w:t>
+              <w:t xml:space="preserve">ARROYO PONCE, </w:t>
+            </w:r>
+            <w:proofErr w:type="spellStart"/>
+            <w:r>
+              <w:rPr>
+                <w:rFonts w:ascii="Arial Nova Cond Light" w:eastAsia="Calibri" w:hAnsi="Arial Nova Cond Light" w:cs="Calibri Light"/>
+                <w:kern w:val="0"/>
+                <w14:ligatures w14:val="none"/>
+              </w:rPr>
+              <w:t>Gamaniel</w:t>
+            </w:r>
+            <w:proofErr w:type="spellEnd"/>
+            <w:r>
+              <w:rPr>
+                <w:rFonts w:ascii="Arial Nova Cond Light" w:eastAsia="Calibri" w:hAnsi="Arial Nova Cond Light" w:cs="Calibri Light"/>
+                <w:kern w:val="0"/>
+                <w14:ligatures w14:val="none"/>
+              </w:rPr>
+              <w:t xml:space="preserve">. Lengua quechua. </w:t>
             </w:r>
           </w:p>
           <w:p>
@@ -24457,7 +24579,43 @@
                 <w:kern w:val="0"/>
                 <w14:ligatures w14:val="none"/>
               </w:rPr>
-              <w:t xml:space="preserve">CACERES VARGAS (1996). Gloria. Riqsinakusun (Conozcámonos). Lima Ediciones Kuyay. 1996. </w:t>
+              <w:t xml:space="preserve">CACERES VARGAS (1996). Gloria. </w:t>
+            </w:r>
+            <w:proofErr w:type="spellStart"/>
+            <w:r>
+              <w:rPr>
+                <w:rFonts w:ascii="Arial Nova Cond Light" w:eastAsia="Calibri" w:hAnsi="Arial Nova Cond Light" w:cs="Calibri Light"/>
+                <w:kern w:val="0"/>
+                <w14:ligatures w14:val="none"/>
+              </w:rPr>
+              <w:t>Riqsinakusun</w:t>
+            </w:r>
+            <w:proofErr w:type="spellEnd"/>
+            <w:r>
+              <w:rPr>
+                <w:rFonts w:ascii="Arial Nova Cond Light" w:eastAsia="Calibri" w:hAnsi="Arial Nova Cond Light" w:cs="Calibri Light"/>
+                <w:kern w:val="0"/>
+                <w14:ligatures w14:val="none"/>
+              </w:rPr>
+              <w:t xml:space="preserve"> (Conozcámonos). Lima Ediciones </w:t>
+            </w:r>
+            <w:proofErr w:type="spellStart"/>
+            <w:r>
+              <w:rPr>
+                <w:rFonts w:ascii="Arial Nova Cond Light" w:eastAsia="Calibri" w:hAnsi="Arial Nova Cond Light" w:cs="Calibri Light"/>
+                <w:kern w:val="0"/>
+                <w14:ligatures w14:val="none"/>
+              </w:rPr>
+              <w:t>Kuyay</w:t>
+            </w:r>
+            <w:proofErr w:type="spellEnd"/>
+            <w:r>
+              <w:rPr>
+                <w:rFonts w:ascii="Arial Nova Cond Light" w:eastAsia="Calibri" w:hAnsi="Arial Nova Cond Light" w:cs="Calibri Light"/>
+                <w:kern w:val="0"/>
+                <w14:ligatures w14:val="none"/>
+              </w:rPr>
+              <w:t xml:space="preserve">. 1996. </w:t>
             </w:r>
           </w:p>
           <w:p>
@@ -24482,7 +24640,43 @@
                 <w:kern w:val="0"/>
                 <w14:ligatures w14:val="none"/>
               </w:rPr>
-              <w:t xml:space="preserve">FLORES SANTANA, Amador (2003). Runasimipi Rimasun. Huancavelica. </w:t>
+              <w:t xml:space="preserve">FLORES SANTANA, Amador (2003). </w:t>
+            </w:r>
+            <w:proofErr w:type="spellStart"/>
+            <w:r>
+              <w:rPr>
+                <w:rFonts w:ascii="Arial Nova Cond Light" w:eastAsia="Calibri" w:hAnsi="Arial Nova Cond Light" w:cs="Calibri Light"/>
+                <w:kern w:val="0"/>
+                <w14:ligatures w14:val="none"/>
+              </w:rPr>
+              <w:t>Runasimipi</w:t>
+            </w:r>
+            <w:proofErr w:type="spellEnd"/>
+            <w:r>
+              <w:rPr>
+                <w:rFonts w:ascii="Arial Nova Cond Light" w:eastAsia="Calibri" w:hAnsi="Arial Nova Cond Light" w:cs="Calibri Light"/>
+                <w:kern w:val="0"/>
+                <w14:ligatures w14:val="none"/>
+              </w:rPr>
+              <w:t xml:space="preserve"> </w:t>
+            </w:r>
+            <w:proofErr w:type="spellStart"/>
+            <w:r>
+              <w:rPr>
+                <w:rFonts w:ascii="Arial Nova Cond Light" w:eastAsia="Calibri" w:hAnsi="Arial Nova Cond Light" w:cs="Calibri Light"/>
+                <w:kern w:val="0"/>
+                <w14:ligatures w14:val="none"/>
+              </w:rPr>
+              <w:t>Rimasun</w:t>
+            </w:r>
+            <w:proofErr w:type="spellEnd"/>
+            <w:r>
+              <w:rPr>
+                <w:rFonts w:ascii="Arial Nova Cond Light" w:eastAsia="Calibri" w:hAnsi="Arial Nova Cond Light" w:cs="Calibri Light"/>
+                <w:kern w:val="0"/>
+                <w14:ligatures w14:val="none"/>
+              </w:rPr>
+              <w:t xml:space="preserve">. Huancavelica. </w:t>
             </w:r>
           </w:p>
           <w:p>
@@ -24507,7 +24701,79 @@
                 <w:kern w:val="0"/>
                 <w14:ligatures w14:val="none"/>
               </w:rPr>
-              <w:t xml:space="preserve">GODENZZI, Juan Carlos y VENGOA ZÚÑIGA, Janett (1994). Runasimanta Yayaychakusun. Asociación Pukllasunchis y CERA “Bartolomé de las Casas” Cusco. </w:t>
+              <w:t xml:space="preserve">GODENZZI, Juan Carlos y VENGOA ZÚÑIGA, </w:t>
+            </w:r>
+            <w:proofErr w:type="spellStart"/>
+            <w:r>
+              <w:rPr>
+                <w:rFonts w:ascii="Arial Nova Cond Light" w:eastAsia="Calibri" w:hAnsi="Arial Nova Cond Light" w:cs="Calibri Light"/>
+                <w:kern w:val="0"/>
+                <w14:ligatures w14:val="none"/>
+              </w:rPr>
+              <w:t>Janett</w:t>
+            </w:r>
+            <w:proofErr w:type="spellEnd"/>
+            <w:r>
+              <w:rPr>
+                <w:rFonts w:ascii="Arial Nova Cond Light" w:eastAsia="Calibri" w:hAnsi="Arial Nova Cond Light" w:cs="Calibri Light"/>
+                <w:kern w:val="0"/>
+                <w14:ligatures w14:val="none"/>
+              </w:rPr>
+              <w:t xml:space="preserve"> (1994). </w:t>
+            </w:r>
+            <w:proofErr w:type="spellStart"/>
+            <w:r>
+              <w:rPr>
+                <w:rFonts w:ascii="Arial Nova Cond Light" w:eastAsia="Calibri" w:hAnsi="Arial Nova Cond Light" w:cs="Calibri Light"/>
+                <w:kern w:val="0"/>
+                <w14:ligatures w14:val="none"/>
+              </w:rPr>
+              <w:t>Runasimanta</w:t>
+            </w:r>
+            <w:proofErr w:type="spellEnd"/>
+            <w:r>
+              <w:rPr>
+                <w:rFonts w:ascii="Arial Nova Cond Light" w:eastAsia="Calibri" w:hAnsi="Arial Nova Cond Light" w:cs="Calibri Light"/>
+                <w:kern w:val="0"/>
+                <w14:ligatures w14:val="none"/>
+              </w:rPr>
+              <w:t xml:space="preserve"> </w:t>
+            </w:r>
+            <w:proofErr w:type="spellStart"/>
+            <w:r>
+              <w:rPr>
+                <w:rFonts w:ascii="Arial Nova Cond Light" w:eastAsia="Calibri" w:hAnsi="Arial Nova Cond Light" w:cs="Calibri Light"/>
+                <w:kern w:val="0"/>
+                <w14:ligatures w14:val="none"/>
+              </w:rPr>
+              <w:t>Yayaychakusun</w:t>
+            </w:r>
+            <w:proofErr w:type="spellEnd"/>
+            <w:r>
+              <w:rPr>
+                <w:rFonts w:ascii="Arial Nova Cond Light" w:eastAsia="Calibri" w:hAnsi="Arial Nova Cond Light" w:cs="Calibri Light"/>
+                <w:kern w:val="0"/>
+                <w14:ligatures w14:val="none"/>
+              </w:rPr>
+              <w:t xml:space="preserve">. Asociación </w:t>
+            </w:r>
+            <w:proofErr w:type="spellStart"/>
+            <w:r>
+              <w:rPr>
+                <w:rFonts w:ascii="Arial Nova Cond Light" w:eastAsia="Calibri" w:hAnsi="Arial Nova Cond Light" w:cs="Calibri Light"/>
+                <w:kern w:val="0"/>
+                <w14:ligatures w14:val="none"/>
+              </w:rPr>
+              <w:t>Pukllasunchis</w:t>
+            </w:r>
+            <w:proofErr w:type="spellEnd"/>
+            <w:r>
+              <w:rPr>
+                <w:rFonts w:ascii="Arial Nova Cond Light" w:eastAsia="Calibri" w:hAnsi="Arial Nova Cond Light" w:cs="Calibri Light"/>
+                <w:kern w:val="0"/>
+                <w14:ligatures w14:val="none"/>
+              </w:rPr>
+              <w:t xml:space="preserve"> y CERA “Bartolomé de las Casas” Cusco. </w:t>
             </w:r>
           </w:p>
           <w:p>
@@ -24557,7 +24823,25 @@
                 <w:kern w:val="0"/>
                 <w14:ligatures w14:val="none"/>
               </w:rPr>
-              <w:t xml:space="preserve">ROJAS, Íbico (1998). Origen y expansión del quechua. Lima. </w:t>
+              <w:t xml:space="preserve">ROJAS, </w:t>
+            </w:r>
+            <w:proofErr w:type="spellStart"/>
+            <w:r>
+              <w:rPr>
+                <w:rFonts w:ascii="Arial Nova Cond Light" w:eastAsia="Calibri" w:hAnsi="Arial Nova Cond Light" w:cs="Calibri Light"/>
+                <w:kern w:val="0"/>
+                <w14:ligatures w14:val="none"/>
+              </w:rPr>
+              <w:t>Íbico</w:t>
+            </w:r>
+            <w:proofErr w:type="spellEnd"/>
+            <w:r>
+              <w:rPr>
+                <w:rFonts w:ascii="Arial Nova Cond Light" w:eastAsia="Calibri" w:hAnsi="Arial Nova Cond Light" w:cs="Calibri Light"/>
+                <w:kern w:val="0"/>
+                <w14:ligatures w14:val="none"/>
+              </w:rPr>
+              <w:t xml:space="preserve"> (1998). Origen y expansión del quechua. Lima. </w:t>
             </w:r>
           </w:p>
           <w:p>
@@ -24582,7 +24866,25 @@
                 <w:kern w:val="0"/>
                 <w14:ligatures w14:val="none"/>
               </w:rPr>
-              <w:t xml:space="preserve">SOLIS FONSECA, Gustavo y CHACÓN SIHUAY, Jorge (1989). Lingüística y gramática Runasimi-chanka. Ministerio de Educación. UNESCO-AGFUND. </w:t>
+              <w:t>SOLIS FONSECA, Gustavo y CHACÓN SIHUAY, Jorge (1989). Lingüística y gramática Runasimi-</w:t>
+            </w:r>
+            <w:proofErr w:type="spellStart"/>
+            <w:r>
+              <w:rPr>
+                <w:rFonts w:ascii="Arial Nova Cond Light" w:eastAsia="Calibri" w:hAnsi="Arial Nova Cond Light" w:cs="Calibri Light"/>
+                <w:kern w:val="0"/>
+                <w14:ligatures w14:val="none"/>
+              </w:rPr>
+              <w:t>chanka</w:t>
+            </w:r>
+            <w:proofErr w:type="spellEnd"/>
+            <w:r>
+              <w:rPr>
+                <w:rFonts w:ascii="Arial Nova Cond Light" w:eastAsia="Calibri" w:hAnsi="Arial Nova Cond Light" w:cs="Calibri Light"/>
+                <w:kern w:val="0"/>
+                <w14:ligatures w14:val="none"/>
+              </w:rPr>
+              <w:t xml:space="preserve">. Ministerio de Educación. UNESCO-AGFUND. </w:t>
             </w:r>
           </w:p>
           <w:p>
@@ -24607,7 +24909,43 @@
                 <w:kern w:val="0"/>
                 <w14:ligatures w14:val="none"/>
               </w:rPr>
-              <w:t xml:space="preserve">SOTO RUIZ, Clodoaldo (1976). Gramática quechua: Ayacucho-Chanka. Lima: Ministerio de Educación/Instituto de Estudios Peruanos. </w:t>
+              <w:t xml:space="preserve">SOTO RUIZ, </w:t>
+            </w:r>
+            <w:proofErr w:type="spellStart"/>
+            <w:r>
+              <w:rPr>
+                <w:rFonts w:ascii="Arial Nova Cond Light" w:eastAsia="Calibri" w:hAnsi="Arial Nova Cond Light" w:cs="Calibri Light"/>
+                <w:kern w:val="0"/>
+                <w14:ligatures w14:val="none"/>
+              </w:rPr>
+              <w:t>Clodoaldo</w:t>
+            </w:r>
+            <w:proofErr w:type="spellEnd"/>
+            <w:r>
+              <w:rPr>
+                <w:rFonts w:ascii="Arial Nova Cond Light" w:eastAsia="Calibri" w:hAnsi="Arial Nova Cond Light" w:cs="Calibri Light"/>
+                <w:kern w:val="0"/>
+                <w14:ligatures w14:val="none"/>
+              </w:rPr>
+              <w:t xml:space="preserve"> (1976). Gramática quechua: Ayacucho-</w:t>
+            </w:r>
+            <w:proofErr w:type="spellStart"/>
+            <w:r>
+              <w:rPr>
+                <w:rFonts w:ascii="Arial Nova Cond Light" w:eastAsia="Calibri" w:hAnsi="Arial Nova Cond Light" w:cs="Calibri Light"/>
+                <w:kern w:val="0"/>
+                <w14:ligatures w14:val="none"/>
+              </w:rPr>
+              <w:t>Chanka</w:t>
+            </w:r>
+            <w:proofErr w:type="spellEnd"/>
+            <w:r>
+              <w:rPr>
+                <w:rFonts w:ascii="Arial Nova Cond Light" w:eastAsia="Calibri" w:hAnsi="Arial Nova Cond Light" w:cs="Calibri Light"/>
+                <w:kern w:val="0"/>
+                <w14:ligatures w14:val="none"/>
+              </w:rPr>
+              <w:t xml:space="preserve">. Lima: Ministerio de Educación/Instituto de Estudios Peruanos. </w:t>
             </w:r>
           </w:p>
           <w:p>
@@ -24632,7 +24970,25 @@
                 <w:kern w:val="0"/>
                 <w14:ligatures w14:val="none"/>
               </w:rPr>
-              <w:t>Manual del texto escolar de Quechua 1° Grado de Educación Secundaria.</w:t>
+              <w:t xml:space="preserve">Manual del texto escolar de </w:t>
+            </w:r>
+            <w:proofErr w:type="gramStart"/>
+            <w:r>
+              <w:rPr>
+                <w:rFonts w:ascii="Arial Nova Cond Light" w:eastAsia="Calibri" w:hAnsi="Arial Nova Cond Light" w:cs="Calibri Light"/>
+                <w:kern w:val="0"/>
+                <w14:ligatures w14:val="none"/>
+              </w:rPr>
+              <w:t>Quechua</w:t>
+            </w:r>
+            <w:proofErr w:type="gramEnd"/>
+            <w:r>
+              <w:rPr>
+                <w:rFonts w:ascii="Arial Nova Cond Light" w:eastAsia="Calibri" w:hAnsi="Arial Nova Cond Light" w:cs="Calibri Light"/>
+                <w:kern w:val="0"/>
+                <w14:ligatures w14:val="none"/>
+              </w:rPr>
+              <w:t xml:space="preserve"> 1° Grado de Educación Secundaria.</w:t>
             </w:r>
           </w:p>
           <w:p>
@@ -24682,7 +25038,25 @@
                 <w:kern w:val="0"/>
                 <w14:ligatures w14:val="none"/>
               </w:rPr>
-              <w:t xml:space="preserve">Minedu (2016). Programa curricular de educación secundaria. Resolución Ministerial N° 649-2016-Minedu. </w:t>
+              <w:t xml:space="preserve">Minedu (2016). Programa curricular de educación secundaria. Resolución Ministerial </w:t>
+            </w:r>
+            <w:proofErr w:type="spellStart"/>
+            <w:r>
+              <w:rPr>
+                <w:rFonts w:ascii="Arial Nova Cond Light" w:eastAsia="Calibri" w:hAnsi="Arial Nova Cond Light" w:cs="Calibri Light"/>
+                <w:kern w:val="0"/>
+                <w14:ligatures w14:val="none"/>
+              </w:rPr>
+              <w:t>N°</w:t>
+            </w:r>
+            <w:proofErr w:type="spellEnd"/>
+            <w:r>
+              <w:rPr>
+                <w:rFonts w:ascii="Arial Nova Cond Light" w:eastAsia="Calibri" w:hAnsi="Arial Nova Cond Light" w:cs="Calibri Light"/>
+                <w:kern w:val="0"/>
+                <w14:ligatures w14:val="none"/>
+              </w:rPr>
+              <w:t xml:space="preserve"> 649-2016-Minedu. </w:t>
             </w:r>
           </w:p>
           <w:p>
@@ -24707,8 +25081,25 @@
                 <w:kern w:val="0"/>
                 <w14:ligatures w14:val="none"/>
               </w:rPr>
-              <w:lastRenderedPageBreak/>
-              <w:t xml:space="preserve">Minedu (2016). Currículo Nacional de la educación básica. Resolución Ministerial N° 281-2016-Minedu y su modificatoria. </w:t>
+              <w:t xml:space="preserve">Minedu (2016). Currículo Nacional de la educación básica. Resolución Ministerial </w:t>
+            </w:r>
+            <w:proofErr w:type="spellStart"/>
+            <w:r>
+              <w:rPr>
+                <w:rFonts w:ascii="Arial Nova Cond Light" w:eastAsia="Calibri" w:hAnsi="Arial Nova Cond Light" w:cs="Calibri Light"/>
+                <w:kern w:val="0"/>
+                <w14:ligatures w14:val="none"/>
+              </w:rPr>
+              <w:t>N°</w:t>
+            </w:r>
+            <w:proofErr w:type="spellEnd"/>
+            <w:r>
+              <w:rPr>
+                <w:rFonts w:ascii="Arial Nova Cond Light" w:eastAsia="Calibri" w:hAnsi="Arial Nova Cond Light" w:cs="Calibri Light"/>
+                <w:kern w:val="0"/>
+                <w14:ligatures w14:val="none"/>
+              </w:rPr>
+              <w:t xml:space="preserve"> 281-2016-Minedu y su modificatoria. </w:t>
             </w:r>
           </w:p>
           <w:p>
@@ -24756,7 +25147,25 @@
                 <w:kern w:val="0"/>
                 <w14:ligatures w14:val="none"/>
               </w:rPr>
-              <w:t xml:space="preserve">Minedu (2024). Resolución ministerial N° 556-2024-MINEDU. </w:t>
+              <w:t xml:space="preserve">Minedu (2024). Resolución ministerial </w:t>
+            </w:r>
+            <w:proofErr w:type="spellStart"/>
+            <w:r>
+              <w:rPr>
+                <w:rFonts w:ascii="Arial Nova Cond Light" w:eastAsia="Calibri" w:hAnsi="Arial Nova Cond Light" w:cs="Calibri Light"/>
+                <w:kern w:val="0"/>
+                <w14:ligatures w14:val="none"/>
+              </w:rPr>
+              <w:t>N°</w:t>
+            </w:r>
+            <w:proofErr w:type="spellEnd"/>
+            <w:r>
+              <w:rPr>
+                <w:rFonts w:ascii="Arial Nova Cond Light" w:eastAsia="Calibri" w:hAnsi="Arial Nova Cond Light" w:cs="Calibri Light"/>
+                <w:kern w:val="0"/>
+                <w14:ligatures w14:val="none"/>
+              </w:rPr>
+              <w:t xml:space="preserve"> 556-2024-MINEDU. </w:t>
             </w:r>
           </w:p>
           <w:p>
@@ -24789,7 +25198,21 @@
               <w:rPr>
                 <w:rFonts w:ascii="Arial Nova Cond Light" w:hAnsi="Arial Nova Cond Light"/>
               </w:rPr>
-              <w:t xml:space="preserve">). Resolución ministerial N° 501-2025-MINEDU   </w:t>
+              <w:t xml:space="preserve">). Resolución ministerial </w:t>
+            </w:r>
+            <w:proofErr w:type="spellStart"/>
+            <w:r>
+              <w:rPr>
+                <w:rFonts w:ascii="Arial Nova Cond Light" w:hAnsi="Arial Nova Cond Light"/>
+              </w:rPr>
+              <w:t>N°</w:t>
+            </w:r>
+            <w:proofErr w:type="spellEnd"/>
+            <w:r>
+              <w:rPr>
+                <w:rFonts w:ascii="Arial Nova Cond Light" w:hAnsi="Arial Nova Cond Light"/>
+              </w:rPr>
+              <w:t xml:space="preserve"> 501-2025-MINEDU   </w:t>
             </w:r>
           </w:p>
         </w:tc>
@@ -24824,7 +25247,6 @@
                 <w:bCs/>
                 <w:color w:val="000000" w:themeColor="text1"/>
               </w:rPr>
-              <w:lastRenderedPageBreak/>
               <w:t>Para el estudiante</w:t>
             </w:r>
           </w:p>
@@ -24855,7 +25277,25 @@
                 <w:kern w:val="0"/>
                 <w14:ligatures w14:val="none"/>
               </w:rPr>
-              <w:t>Ministerio de Educación. Libro de Rimana de 1° grado de Educación Secundaria. 2022. Lima.</w:t>
+              <w:t xml:space="preserve">Ministerio de Educación. Libro de </w:t>
+            </w:r>
+            <w:proofErr w:type="spellStart"/>
+            <w:r>
+              <w:rPr>
+                <w:rFonts w:ascii="Arial Nova Cond Light" w:eastAsia="Calibri" w:hAnsi="Arial Nova Cond Light" w:cs="Calibri Light"/>
+                <w:kern w:val="0"/>
+                <w14:ligatures w14:val="none"/>
+              </w:rPr>
+              <w:t>Rimana</w:t>
+            </w:r>
+            <w:proofErr w:type="spellEnd"/>
+            <w:r>
+              <w:rPr>
+                <w:rFonts w:ascii="Arial Nova Cond Light" w:eastAsia="Calibri" w:hAnsi="Arial Nova Cond Light" w:cs="Calibri Light"/>
+                <w:kern w:val="0"/>
+                <w14:ligatures w14:val="none"/>
+              </w:rPr>
+              <w:t xml:space="preserve"> de 1° grado de Educación Secundaria. 2022. Lima.</w:t>
             </w:r>
           </w:p>
           <w:p>
@@ -24880,7 +25320,43 @@
                 <w:kern w:val="0"/>
                 <w14:ligatures w14:val="none"/>
               </w:rPr>
-              <w:t xml:space="preserve">Diccionario en Quechua Chanka. </w:t>
+              <w:t xml:space="preserve">Diccionario en </w:t>
+            </w:r>
+            <w:proofErr w:type="gramStart"/>
+            <w:r>
+              <w:rPr>
+                <w:rFonts w:ascii="Arial Nova Cond Light" w:eastAsia="Calibri" w:hAnsi="Arial Nova Cond Light" w:cs="Calibri Light"/>
+                <w:kern w:val="0"/>
+                <w14:ligatures w14:val="none"/>
+              </w:rPr>
+              <w:t>Quechua</w:t>
+            </w:r>
+            <w:proofErr w:type="gramEnd"/>
+            <w:r>
+              <w:rPr>
+                <w:rFonts w:ascii="Arial Nova Cond Light" w:eastAsia="Calibri" w:hAnsi="Arial Nova Cond Light" w:cs="Calibri Light"/>
+                <w:kern w:val="0"/>
+                <w14:ligatures w14:val="none"/>
+              </w:rPr>
+              <w:t xml:space="preserve"> </w:t>
+            </w:r>
+            <w:proofErr w:type="spellStart"/>
+            <w:r>
+              <w:rPr>
+                <w:rFonts w:ascii="Arial Nova Cond Light" w:eastAsia="Calibri" w:hAnsi="Arial Nova Cond Light" w:cs="Calibri Light"/>
+                <w:kern w:val="0"/>
+                <w14:ligatures w14:val="none"/>
+              </w:rPr>
+              <w:t>Chanka</w:t>
+            </w:r>
+            <w:proofErr w:type="spellEnd"/>
+            <w:r>
+              <w:rPr>
+                <w:rFonts w:ascii="Arial Nova Cond Light" w:eastAsia="Calibri" w:hAnsi="Arial Nova Cond Light" w:cs="Calibri Light"/>
+                <w:kern w:val="0"/>
+                <w14:ligatures w14:val="none"/>
+              </w:rPr>
+              <w:t xml:space="preserve">. </w:t>
             </w:r>
           </w:p>
           <w:p>
@@ -24907,6 +25383,7 @@
               </w:rPr>
               <w:t xml:space="preserve">Texto escolar de </w:t>
             </w:r>
+            <w:proofErr w:type="gramStart"/>
             <w:r>
               <w:rPr>
                 <w:rFonts w:ascii="Arial Nova Cond Light" w:eastAsia="Calibri" w:hAnsi="Arial Nova Cond Light" w:cs="Calibri Light"/>
@@ -24915,6 +25392,7 @@
               </w:rPr>
               <w:t>Quechua</w:t>
             </w:r>
+            <w:proofErr w:type="gramEnd"/>
             <w:r>
               <w:rPr>
                 <w:rFonts w:ascii="Arial Nova Cond Light" w:eastAsia="Calibri" w:hAnsi="Arial Nova Cond Light" w:cs="Calibri Light"/>
@@ -24996,6 +25474,7 @@
                 <w:kern w:val="0"/>
                 <w14:ligatures w14:val="none"/>
               </w:rPr>
+              <w:lastRenderedPageBreak/>
               <w:t>Manuales referentes al área.</w:t>
             </w:r>
           </w:p>
@@ -25074,7 +25553,7 @@
                 <w:bCs/>
               </w:rPr>
             </w:pPr>
-            <w:bookmarkStart w:id="1" w:name="_Hlk190893471"/>
+            <w:bookmarkStart w:id="2" w:name="_Hlk190893471"/>
           </w:p>
           <w:p>
             <w:pPr>
@@ -25454,7 +25933,7 @@
           </w:p>
         </w:tc>
       </w:tr>
-      <w:bookmarkEnd w:id="1"/>
+      <w:bookmarkEnd w:id="2"/>
     </w:tbl>
     <w:p>
       <w:pPr>

--- a/templates/plananual/QUECHUA 1° A 5°/QUECHUA 2° - PROGRAMACIÓN ANUAL 2026.docx
+++ b/templates/plananual/QUECHUA 1° A 5°/QUECHUA 2° - PROGRAMACIÓN ANUAL 2026.docx
@@ -1,6 +1,6 @@
 
 <file path=word/document.xml><?xml version="1.0" encoding="utf-8"?>
-<w:document xmlns:wpc="http://schemas.microsoft.com/office/word/2010/wordprocessingCanvas" xmlns:cx="http://schemas.microsoft.com/office/drawing/2014/chartex" xmlns:cx1="http://schemas.microsoft.com/office/drawing/2015/9/8/chartex" xmlns:cx2="http://schemas.microsoft.com/office/drawing/2015/10/21/chartex" xmlns:cx3="http://schemas.microsoft.com/office/drawing/2016/5/9/chartex" xmlns:cx4="http://schemas.microsoft.com/office/drawing/2016/5/10/chartex" xmlns:cx5="http://schemas.microsoft.com/office/drawing/2016/5/11/chartex" xmlns:cx6="http://schemas.microsoft.com/office/drawing/2016/5/12/chartex" xmlns:cx7="http://schemas.microsoft.com/office/drawing/2016/5/13/chartex" xmlns:cx8="http://schemas.microsoft.com/office/drawing/2016/5/14/chartex" xmlns:mc="http://schemas.openxmlformats.org/markup-compatibility/2006" xmlns:aink="http://schemas.microsoft.com/office/drawing/2016/ink" xmlns:am3d="http://schemas.microsoft.com/office/drawing/2017/model3d" xmlns:o="urn:schemas-microsoft-com:office:office" xmlns:oel="http://schemas.microsoft.com/office/2019/extlst" xmlns:r="http://schemas.openxmlformats.org/officeDocument/2006/relationships" xmlns:m="http://schemas.openxmlformats.org/officeDocument/2006/math" xmlns:v="urn:schemas-microsoft-com:vml" xmlns:wp14="http://schemas.microsoft.com/office/word/2010/wordprocessingDrawing" xmlns:wp="http://schemas.openxmlformats.org/drawingml/2006/wordprocessingDrawing" xmlns:w10="urn:schemas-microsoft-com:office:word" xmlns:w="http://schemas.openxmlformats.org/wordprocessingml/2006/main" xmlns:w14="http://schemas.microsoft.com/office/word/2010/wordml" xmlns:w15="http://schemas.microsoft.com/office/word/2012/wordml" xmlns:w16cex="http://schemas.microsoft.com/office/word/2018/wordml/cex" xmlns:w16cid="http://schemas.microsoft.com/office/word/2016/wordml/cid" xmlns:w16="http://schemas.microsoft.com/office/word/2018/wordml" xmlns:w16du="http://schemas.microsoft.com/office/word/2023/wordml/word16du" xmlns:w16sdtdh="http://schemas.microsoft.com/office/word/2020/wordml/sdtdatahash" xmlns:w16se="http://schemas.microsoft.com/office/word/2015/wordml/symex" xmlns:wpg="http://schemas.microsoft.com/office/word/2010/wordprocessingGroup" xmlns:wpi="http://schemas.microsoft.com/office/word/2010/wordprocessingInk" xmlns:wne="http://schemas.microsoft.com/office/word/2006/wordml" xmlns:wps="http://schemas.microsoft.com/office/word/2010/wordprocessingShape" mc:Ignorable="w14 w15 w16se w16cid w16 w16cex w16sdtdh w16du wp14">
+<w:document xmlns:wpc="http://schemas.microsoft.com/office/word/2010/wordprocessingCanvas" xmlns:cx="http://schemas.microsoft.com/office/drawing/2014/chartex" xmlns:cx1="http://schemas.microsoft.com/office/drawing/2015/9/8/chartex" xmlns:cx2="http://schemas.microsoft.com/office/drawing/2015/10/21/chartex" xmlns:cx3="http://schemas.microsoft.com/office/drawing/2016/5/9/chartex" xmlns:cx4="http://schemas.microsoft.com/office/drawing/2016/5/10/chartex" xmlns:cx5="http://schemas.microsoft.com/office/drawing/2016/5/11/chartex" xmlns:cx6="http://schemas.microsoft.com/office/drawing/2016/5/12/chartex" xmlns:cx7="http://schemas.microsoft.com/office/drawing/2016/5/13/chartex" xmlns:cx8="http://schemas.microsoft.com/office/drawing/2016/5/14/chartex" xmlns:mc="http://schemas.openxmlformats.org/markup-compatibility/2006" xmlns:aink="http://schemas.microsoft.com/office/drawing/2016/ink" xmlns:am3d="http://schemas.microsoft.com/office/drawing/2017/model3d" xmlns:o="urn:schemas-microsoft-com:office:office" xmlns:oel="http://schemas.microsoft.com/office/2019/extlst" xmlns:r="http://schemas.openxmlformats.org/officeDocument/2006/relationships" xmlns:m="http://schemas.openxmlformats.org/officeDocument/2006/math" xmlns:v="urn:schemas-microsoft-com:vml" xmlns:wp14="http://schemas.microsoft.com/office/word/2010/wordprocessingDrawing" xmlns:wp="http://schemas.openxmlformats.org/drawingml/2006/wordprocessingDrawing" xmlns:w10="urn:schemas-microsoft-com:office:word" xmlns:w="http://schemas.openxmlformats.org/wordprocessingml/2006/main" xmlns:w14="http://schemas.microsoft.com/office/word/2010/wordml" xmlns:w15="http://schemas.microsoft.com/office/word/2012/wordml" xmlns:w16cex="http://schemas.microsoft.com/office/word/2018/wordml/cex" xmlns:w16cid="http://schemas.microsoft.com/office/word/2016/wordml/cid" xmlns:w16="http://schemas.microsoft.com/office/word/2018/wordml" xmlns:w16du="http://schemas.microsoft.com/office/word/2023/wordml/word16du" xmlns:w16sdtdh="http://schemas.microsoft.com/office/word/2020/wordml/sdtdatahash" xmlns:w16sdtfl="http://schemas.microsoft.com/office/word/2024/wordml/sdtformatlock" xmlns:w16se="http://schemas.microsoft.com/office/word/2015/wordml/symex" xmlns:wpg="http://schemas.microsoft.com/office/word/2010/wordprocessingGroup" xmlns:wpi="http://schemas.microsoft.com/office/word/2010/wordprocessingInk" xmlns:wne="http://schemas.microsoft.com/office/word/2006/wordml" xmlns:wps="http://schemas.microsoft.com/office/word/2010/wordprocessingShape" mc:Ignorable="w14 w15 w16se w16cid w16 w16cex w16sdtdh w16sdtfl w16du wp14">
   <w:body>
     <w:p>
       <w:pPr>
@@ -1723,6 +1723,32 @@
     <w:p>
       <w:pPr>
         <w:pStyle w:val="Prrafodelista"/>
+        <w:spacing w:line="276" w:lineRule="auto"/>
+        <w:ind w:left="-284" w:right="-455"/>
+        <w:rPr>
+          <w:rFonts w:ascii="Arial Nova Cond Light" w:hAnsi="Arial Nova Cond Light" w:cs="Times New Roman"/>
+          <w:b/>
+          <w:bCs/>
+          <w:color w:val="000000" w:themeColor="text1"/>
+        </w:rPr>
+      </w:pPr>
+    </w:p>
+    <w:p>
+      <w:pPr>
+        <w:pStyle w:val="Prrafodelista"/>
+        <w:spacing w:line="276" w:lineRule="auto"/>
+        <w:ind w:left="-284" w:right="-455"/>
+        <w:rPr>
+          <w:rFonts w:ascii="Arial Nova Cond Light" w:hAnsi="Arial Nova Cond Light" w:cs="Times New Roman"/>
+          <w:b/>
+          <w:bCs/>
+          <w:color w:val="000000" w:themeColor="text1"/>
+        </w:rPr>
+      </w:pPr>
+    </w:p>
+    <w:p>
+      <w:pPr>
+        <w:pStyle w:val="Prrafodelista"/>
         <w:numPr>
           <w:ilvl w:val="0"/>
           <w:numId w:val="2"/>
@@ -1744,6 +1770,7 @@
           <w:bCs/>
           <w:color w:val="000000" w:themeColor="text1"/>
         </w:rPr>
+        <w:lastRenderedPageBreak/>
         <w:t>COMPETENCIAS, CAPACIDADES</w:t>
       </w:r>
       <w:r>
@@ -1858,7 +1885,6 @@
                 <w:b/>
                 <w:lang w:eastAsia="es-ES"/>
               </w:rPr>
-              <w:lastRenderedPageBreak/>
               <w:t>COMPETENCIA 1:</w:t>
             </w:r>
           </w:p>
@@ -1958,7 +1984,35 @@
                 <w:lang w:eastAsia="es-ES"/>
               </w:rPr>
             </w:pPr>
-          </w:p>
+            <w:r>
+              <w:rPr>
+                <w:rFonts w:ascii="Arial Nova Cond Light" w:eastAsia="Times New Roman" w:hAnsi="Arial Nova Cond Light" w:cs="Arial"/>
+                <w:bCs/>
+                <w:lang w:eastAsia="es-ES"/>
+              </w:rPr>
+              <w:t>Se comunica oralmente mediante diversos tipos de textos. Infiere el tema e interpreta el propósito reconociendo la intención comunicativa del interlocutor. Se expresa adecuando su texto oral a situaciones comunicativas formales e informales; usa vocabulario variado. Organiza y desarrolla sus ideas en torno a un tema incorporando diversas fuentes de información. Utiliza recursos no verbales y paraverbales en diferentes contextos. Evalúa y opina sobre un texto justificando su posición. En un intercambio, participa espontáneamente para contribuir eficazmente al tema.</w:t>
+            </w:r>
+            <w:r>
+              <w:rPr>
+                <w:rFonts w:ascii="Arial Nova Cond Light" w:eastAsia="Times New Roman" w:hAnsi="Arial Nova Cond Light" w:cs="Arial"/>
+                <w:bCs/>
+                <w:lang w:eastAsia="es-ES"/>
+              </w:rPr>
+              <w:t xml:space="preserve"> </w:t>
+            </w:r>
+          </w:p>
+        </w:tc>
+      </w:tr>
+      <w:tr>
+        <w:trPr>
+          <w:trHeight w:val="20"/>
+        </w:trPr>
+        <w:tc>
+          <w:tcPr>
+            <w:tcW w:w="3529" w:type="dxa"/>
+            <w:shd w:val="clear" w:color="auto" w:fill="C1F0C7" w:themeFill="accent3" w:themeFillTint="33"/>
+            <w:vAlign w:val="center"/>
+          </w:tcPr>
           <w:p>
             <w:pPr>
               <w:pStyle w:val="Prrafodelista"/>
@@ -1968,31 +2022,30 @@
                 <w:tab w:val="left" w:pos="284"/>
               </w:tabs>
               <w:spacing w:line="276" w:lineRule="auto"/>
-              <w:ind w:left="178" w:right="175"/>
-              <w:jc w:val="both"/>
+              <w:ind w:left="0"/>
+              <w:jc w:val="center"/>
               <w:rPr>
                 <w:rFonts w:ascii="Arial Nova Cond Light" w:eastAsia="Times New Roman" w:hAnsi="Arial Nova Cond Light" w:cs="Arial"/>
-                <w:bCs/>
+                <w:b/>
                 <w:lang w:eastAsia="es-ES"/>
               </w:rPr>
             </w:pPr>
             <w:r>
               <w:rPr>
                 <w:rFonts w:ascii="Arial Nova Cond Light" w:eastAsia="Times New Roman" w:hAnsi="Arial Nova Cond Light" w:cs="Arial"/>
-                <w:bCs/>
+                <w:b/>
                 <w:lang w:eastAsia="es-ES"/>
               </w:rPr>
-              <w:t>Se comunica oralmente mediante diversos tipos de textos. Infiere el tema e interpreta el propósito reconociendo la intención comunicativa del interlocutor. Se expresa adecuando su texto oral a situaciones comunicativas formales e informales; usa vocabulario variado. Organiza y desarrolla sus ideas en torno a un tema incorporando diversas fuentes de información. Utiliza recursos no verbales y paraverbales en diferentes contextos. Evalúa y opina sobre un texto justificando su posición. En un intercambio, participa espontáneamente para contribuir eficazmente al tema.</w:t>
-            </w:r>
-            <w:r>
-              <w:rPr>
-                <w:rFonts w:ascii="Arial Nova Cond Light" w:eastAsia="Times New Roman" w:hAnsi="Arial Nova Cond Light" w:cs="Arial"/>
-                <w:bCs/>
-                <w:lang w:eastAsia="es-ES"/>
-              </w:rPr>
-              <w:t xml:space="preserve"> </w:t>
-            </w:r>
-          </w:p>
+              <w:t>CAPACIDADES</w:t>
+            </w:r>
+          </w:p>
+        </w:tc>
+        <w:tc>
+          <w:tcPr>
+            <w:tcW w:w="11340" w:type="dxa"/>
+            <w:shd w:val="clear" w:color="auto" w:fill="C1F0C7" w:themeFill="accent3" w:themeFillTint="33"/>
+            <w:vAlign w:val="center"/>
+          </w:tcPr>
           <w:p>
             <w:pPr>
               <w:pStyle w:val="Prrafodelista"/>
@@ -2002,23 +2055,21 @@
                 <w:tab w:val="left" w:pos="284"/>
               </w:tabs>
               <w:spacing w:line="276" w:lineRule="auto"/>
-              <w:ind w:left="178" w:right="175"/>
-              <w:jc w:val="both"/>
+              <w:ind w:left="0"/>
+              <w:jc w:val="center"/>
               <w:rPr>
                 <w:rFonts w:ascii="Arial Nova Cond Light" w:eastAsia="Times New Roman" w:hAnsi="Arial Nova Cond Light" w:cs="Arial"/>
-                <w:bCs/>
-                <w:sz w:val="18"/>
-                <w:szCs w:val="18"/>
+                <w:b/>
                 <w:lang w:eastAsia="es-ES"/>
               </w:rPr>
             </w:pPr>
             <w:r>
               <w:rPr>
                 <w:rFonts w:ascii="Arial Nova Cond Light" w:eastAsia="Times New Roman" w:hAnsi="Arial Nova Cond Light" w:cs="Arial"/>
-                <w:bCs/>
+                <w:b/>
                 <w:lang w:eastAsia="es-ES"/>
               </w:rPr>
-              <w:t xml:space="preserve"> </w:t>
+              <w:t xml:space="preserve">DESEMPEÑOS </w:t>
             </w:r>
           </w:p>
         </w:tc>
@@ -2030,19 +2081,703 @@
         <w:tc>
           <w:tcPr>
             <w:tcW w:w="3529" w:type="dxa"/>
-            <w:shd w:val="clear" w:color="auto" w:fill="C1F0C7" w:themeFill="accent3" w:themeFillTint="33"/>
-            <w:vAlign w:val="center"/>
-          </w:tcPr>
-          <w:p>
-            <w:pPr>
-              <w:pStyle w:val="Prrafodelista"/>
+            <w:vAlign w:val="center"/>
+          </w:tcPr>
+          <w:p>
+            <w:pPr>
+              <w:tabs>
+                <w:tab w:val="left" w:pos="0"/>
+                <w:tab w:val="left" w:pos="164"/>
+              </w:tabs>
+              <w:spacing w:line="276" w:lineRule="auto"/>
+              <w:ind w:left="164" w:hanging="142"/>
+              <w:jc w:val="both"/>
+              <w:rPr>
+                <w:rFonts w:ascii="Arial Nova Cond Light" w:eastAsia="Times New Roman" w:hAnsi="Arial Nova Cond Light" w:cs="Arial"/>
+                <w:bCs/>
+                <w:lang w:eastAsia="es-ES"/>
+              </w:rPr>
+            </w:pPr>
+            <w:r>
+              <w:rPr>
+                <w:rFonts w:ascii="Arial Nova Cond Light" w:eastAsia="Times New Roman" w:hAnsi="Arial Nova Cond Light" w:cs="Arial"/>
+                <w:bCs/>
+                <w:lang w:eastAsia="es-ES"/>
+              </w:rPr>
+              <w:t>•</w:t>
+            </w:r>
+            <w:r>
+              <w:rPr>
+                <w:rFonts w:ascii="Arial Nova Cond Light" w:eastAsia="Times New Roman" w:hAnsi="Arial Nova Cond Light" w:cs="Arial"/>
+                <w:bCs/>
+                <w:lang w:eastAsia="es-ES"/>
+              </w:rPr>
+              <w:tab/>
+              <w:t>Obtiene información del texto oral.</w:t>
+            </w:r>
+          </w:p>
+          <w:p>
+            <w:pPr>
+              <w:tabs>
+                <w:tab w:val="left" w:pos="0"/>
+                <w:tab w:val="left" w:pos="164"/>
+              </w:tabs>
+              <w:spacing w:line="276" w:lineRule="auto"/>
+              <w:ind w:left="164" w:hanging="142"/>
+              <w:jc w:val="both"/>
+              <w:rPr>
+                <w:rFonts w:ascii="Arial Nova Cond Light" w:eastAsia="Times New Roman" w:hAnsi="Arial Nova Cond Light" w:cs="Arial"/>
+                <w:bCs/>
+                <w:lang w:eastAsia="es-ES"/>
+              </w:rPr>
+            </w:pPr>
+            <w:r>
+              <w:rPr>
+                <w:rFonts w:ascii="Arial Nova Cond Light" w:eastAsia="Times New Roman" w:hAnsi="Arial Nova Cond Light" w:cs="Arial"/>
+                <w:bCs/>
+                <w:lang w:eastAsia="es-ES"/>
+              </w:rPr>
+              <w:t>•</w:t>
+            </w:r>
+            <w:r>
+              <w:rPr>
+                <w:rFonts w:ascii="Arial Nova Cond Light" w:eastAsia="Times New Roman" w:hAnsi="Arial Nova Cond Light" w:cs="Arial"/>
+                <w:bCs/>
+                <w:lang w:eastAsia="es-ES"/>
+              </w:rPr>
+              <w:tab/>
+              <w:t>Infiere e interpreta información del texto oral.</w:t>
+            </w:r>
+          </w:p>
+          <w:p>
+            <w:pPr>
+              <w:tabs>
+                <w:tab w:val="left" w:pos="0"/>
+                <w:tab w:val="left" w:pos="164"/>
+              </w:tabs>
+              <w:spacing w:line="276" w:lineRule="auto"/>
+              <w:ind w:left="164" w:hanging="142"/>
+              <w:jc w:val="both"/>
+              <w:rPr>
+                <w:rFonts w:ascii="Arial Nova Cond Light" w:eastAsia="Times New Roman" w:hAnsi="Arial Nova Cond Light" w:cs="Arial"/>
+                <w:bCs/>
+                <w:lang w:eastAsia="es-ES"/>
+              </w:rPr>
+            </w:pPr>
+            <w:r>
+              <w:rPr>
+                <w:rFonts w:ascii="Arial Nova Cond Light" w:eastAsia="Times New Roman" w:hAnsi="Arial Nova Cond Light" w:cs="Arial"/>
+                <w:bCs/>
+                <w:lang w:eastAsia="es-ES"/>
+              </w:rPr>
+              <w:t>•</w:t>
+            </w:r>
+            <w:r>
+              <w:rPr>
+                <w:rFonts w:ascii="Arial Nova Cond Light" w:eastAsia="Times New Roman" w:hAnsi="Arial Nova Cond Light" w:cs="Arial"/>
+                <w:bCs/>
+                <w:lang w:eastAsia="es-ES"/>
+              </w:rPr>
+              <w:tab/>
+              <w:t>Adecúa, organiza y desarrolla las ideas de forma coherente y cohesionada.</w:t>
+            </w:r>
+          </w:p>
+          <w:p>
+            <w:pPr>
+              <w:tabs>
+                <w:tab w:val="left" w:pos="0"/>
+                <w:tab w:val="left" w:pos="164"/>
+              </w:tabs>
+              <w:spacing w:line="276" w:lineRule="auto"/>
+              <w:ind w:left="164" w:hanging="142"/>
+              <w:jc w:val="both"/>
+              <w:rPr>
+                <w:rFonts w:ascii="Arial Nova Cond Light" w:eastAsia="Times New Roman" w:hAnsi="Arial Nova Cond Light" w:cs="Arial"/>
+                <w:bCs/>
+                <w:lang w:eastAsia="es-ES"/>
+              </w:rPr>
+            </w:pPr>
+            <w:r>
+              <w:rPr>
+                <w:rFonts w:ascii="Arial Nova Cond Light" w:eastAsia="Times New Roman" w:hAnsi="Arial Nova Cond Light" w:cs="Arial"/>
+                <w:bCs/>
+                <w:lang w:eastAsia="es-ES"/>
+              </w:rPr>
+              <w:t>•</w:t>
+            </w:r>
+            <w:r>
+              <w:rPr>
+                <w:rFonts w:ascii="Arial Nova Cond Light" w:eastAsia="Times New Roman" w:hAnsi="Arial Nova Cond Light" w:cs="Arial"/>
+                <w:bCs/>
+                <w:lang w:eastAsia="es-ES"/>
+              </w:rPr>
+              <w:tab/>
+              <w:t>Utiliza recursos no verbales y paraverbales de forma estratégica.</w:t>
+            </w:r>
+          </w:p>
+          <w:p>
+            <w:pPr>
+              <w:tabs>
+                <w:tab w:val="left" w:pos="0"/>
+                <w:tab w:val="left" w:pos="164"/>
+              </w:tabs>
+              <w:spacing w:line="276" w:lineRule="auto"/>
+              <w:ind w:left="164" w:hanging="142"/>
+              <w:jc w:val="both"/>
+              <w:rPr>
+                <w:rFonts w:ascii="Arial Nova Cond Light" w:eastAsia="Times New Roman" w:hAnsi="Arial Nova Cond Light" w:cs="Arial"/>
+                <w:bCs/>
+                <w:lang w:eastAsia="es-ES"/>
+              </w:rPr>
+            </w:pPr>
+            <w:r>
+              <w:rPr>
+                <w:rFonts w:ascii="Arial Nova Cond Light" w:eastAsia="Times New Roman" w:hAnsi="Arial Nova Cond Light" w:cs="Arial"/>
+                <w:bCs/>
+                <w:lang w:eastAsia="es-ES"/>
+              </w:rPr>
+              <w:t>•</w:t>
+            </w:r>
+            <w:r>
+              <w:rPr>
+                <w:rFonts w:ascii="Arial Nova Cond Light" w:eastAsia="Times New Roman" w:hAnsi="Arial Nova Cond Light" w:cs="Arial"/>
+                <w:bCs/>
+                <w:lang w:eastAsia="es-ES"/>
+              </w:rPr>
+              <w:tab/>
+              <w:t>Interactúa estratégicamente con distintos interlocutores.</w:t>
+            </w:r>
+          </w:p>
+          <w:p>
+            <w:pPr>
+              <w:tabs>
+                <w:tab w:val="left" w:pos="0"/>
+                <w:tab w:val="left" w:pos="164"/>
+              </w:tabs>
+              <w:spacing w:line="276" w:lineRule="auto"/>
+              <w:ind w:left="164" w:hanging="142"/>
+              <w:jc w:val="both"/>
+              <w:rPr>
+                <w:rFonts w:ascii="Arial Nova Cond Light" w:eastAsia="Times New Roman" w:hAnsi="Arial Nova Cond Light" w:cs="Arial"/>
+                <w:b/>
+                <w:lang w:eastAsia="es-ES"/>
+              </w:rPr>
+            </w:pPr>
+            <w:r>
+              <w:rPr>
+                <w:rFonts w:ascii="Arial Nova Cond Light" w:eastAsia="Times New Roman" w:hAnsi="Arial Nova Cond Light" w:cs="Arial"/>
+                <w:bCs/>
+                <w:lang w:eastAsia="es-ES"/>
+              </w:rPr>
+              <w:t>•</w:t>
+            </w:r>
+            <w:r>
+              <w:rPr>
+                <w:rFonts w:ascii="Arial Nova Cond Light" w:eastAsia="Times New Roman" w:hAnsi="Arial Nova Cond Light" w:cs="Arial"/>
+                <w:bCs/>
+                <w:lang w:eastAsia="es-ES"/>
+              </w:rPr>
+              <w:tab/>
+              <w:t>Reflexiona y evalúa la forma, el contenido y contexto del texto oral.</w:t>
+            </w:r>
+          </w:p>
+        </w:tc>
+        <w:tc>
+          <w:tcPr>
+            <w:tcW w:w="11340" w:type="dxa"/>
+          </w:tcPr>
+          <w:p>
+            <w:pPr>
+              <w:pStyle w:val="Prrafodelista"/>
+              <w:tabs>
+                <w:tab w:val="left" w:pos="0"/>
+                <w:tab w:val="left" w:pos="178"/>
+                <w:tab w:val="left" w:pos="284"/>
+              </w:tabs>
+              <w:spacing w:line="276" w:lineRule="auto"/>
+              <w:ind w:left="178" w:hanging="141"/>
+              <w:jc w:val="both"/>
+              <w:rPr>
+                <w:rFonts w:ascii="Arial Nova Cond Light" w:eastAsia="Times New Roman" w:hAnsi="Arial Nova Cond Light" w:cs="Arial"/>
+                <w:bCs/>
+                <w:lang w:eastAsia="es-ES"/>
+              </w:rPr>
+            </w:pPr>
+            <w:r>
+              <w:rPr>
+                <w:rFonts w:ascii="Arial Nova Cond Light" w:eastAsia="Times New Roman" w:hAnsi="Arial Nova Cond Light" w:cs="Arial"/>
+                <w:bCs/>
+                <w:lang w:eastAsia="es-ES"/>
+              </w:rPr>
+              <w:t>•</w:t>
+            </w:r>
+            <w:r>
+              <w:rPr>
+                <w:rFonts w:ascii="Arial Nova Cond Light" w:eastAsia="Times New Roman" w:hAnsi="Arial Nova Cond Light" w:cs="Arial"/>
+                <w:bCs/>
+                <w:lang w:eastAsia="es-ES"/>
+              </w:rPr>
+              <w:tab/>
+              <w:t>Recupera información explícita de textos orales tanto de los que usan registro formal como informal, seleccionando datos específicos del texto que escucha. Integra información dicha por distintos interlocutores.</w:t>
+            </w:r>
+          </w:p>
+          <w:p>
+            <w:pPr>
+              <w:pStyle w:val="Prrafodelista"/>
+              <w:tabs>
+                <w:tab w:val="left" w:pos="0"/>
+                <w:tab w:val="left" w:pos="178"/>
+                <w:tab w:val="left" w:pos="284"/>
+              </w:tabs>
+              <w:spacing w:line="276" w:lineRule="auto"/>
+              <w:ind w:left="178" w:hanging="141"/>
+              <w:jc w:val="both"/>
+              <w:rPr>
+                <w:rFonts w:ascii="Arial Nova Cond Light" w:eastAsia="Times New Roman" w:hAnsi="Arial Nova Cond Light" w:cs="Arial"/>
+                <w:bCs/>
+                <w:lang w:eastAsia="es-ES"/>
+              </w:rPr>
+            </w:pPr>
+            <w:r>
+              <w:rPr>
+                <w:rFonts w:ascii="Arial Nova Cond Light" w:eastAsia="Times New Roman" w:hAnsi="Arial Nova Cond Light" w:cs="Arial"/>
+                <w:bCs/>
+                <w:lang w:eastAsia="es-ES"/>
+              </w:rPr>
+              <w:t>•</w:t>
+            </w:r>
+            <w:r>
+              <w:rPr>
+                <w:rFonts w:ascii="Arial Nova Cond Light" w:eastAsia="Times New Roman" w:hAnsi="Arial Nova Cond Light" w:cs="Arial"/>
+                <w:bCs/>
+                <w:lang w:eastAsia="es-ES"/>
+              </w:rPr>
+              <w:tab/>
+              <w:t>Deduce relaciones lógicas entre las ideas del texto oral, como las secuencias temporales, las relaciones de semejanza y diferencia y de causa-efecto, entre otras.</w:t>
+            </w:r>
+            <w:r>
+              <w:rPr>
+                <w:rFonts w:ascii="Arial Nova Cond Light" w:eastAsia="Times New Roman" w:hAnsi="Arial Nova Cond Light" w:cs="Arial"/>
+                <w:bCs/>
+                <w:lang w:eastAsia="es-ES"/>
+              </w:rPr>
+              <w:t xml:space="preserve"> </w:t>
+            </w:r>
+          </w:p>
+          <w:p>
+            <w:pPr>
+              <w:pStyle w:val="Prrafodelista"/>
+              <w:tabs>
+                <w:tab w:val="left" w:pos="0"/>
+                <w:tab w:val="left" w:pos="178"/>
+                <w:tab w:val="left" w:pos="284"/>
+              </w:tabs>
+              <w:spacing w:line="276" w:lineRule="auto"/>
+              <w:ind w:left="178" w:hanging="141"/>
+              <w:jc w:val="both"/>
+              <w:rPr>
+                <w:rFonts w:ascii="Arial Nova Cond Light" w:eastAsia="Times New Roman" w:hAnsi="Arial Nova Cond Light" w:cs="Arial"/>
+                <w:bCs/>
+                <w:lang w:eastAsia="es-ES"/>
+              </w:rPr>
+            </w:pPr>
+            <w:r>
+              <w:rPr>
+                <w:rFonts w:ascii="Arial Nova Cond Light" w:eastAsia="Times New Roman" w:hAnsi="Arial Nova Cond Light" w:cs="Arial"/>
+                <w:bCs/>
+                <w:lang w:eastAsia="es-ES"/>
+              </w:rPr>
+              <w:t>•</w:t>
+            </w:r>
+            <w:r>
+              <w:rPr>
+                <w:rFonts w:ascii="Arial Nova Cond Light" w:eastAsia="Times New Roman" w:hAnsi="Arial Nova Cond Light" w:cs="Arial"/>
+                <w:bCs/>
+                <w:lang w:eastAsia="es-ES"/>
+              </w:rPr>
+              <w:tab/>
+              <w:t>Señala las características implícitas de personas, personajes, animales, objetos, lugares, así como el significado de las palabras a partir de información explícita en el texto oral.</w:t>
+            </w:r>
+          </w:p>
+          <w:p>
+            <w:pPr>
+              <w:pStyle w:val="Prrafodelista"/>
+              <w:tabs>
+                <w:tab w:val="left" w:pos="0"/>
+                <w:tab w:val="left" w:pos="178"/>
+                <w:tab w:val="left" w:pos="284"/>
+              </w:tabs>
+              <w:spacing w:line="276" w:lineRule="auto"/>
+              <w:ind w:left="178" w:hanging="141"/>
+              <w:jc w:val="both"/>
+              <w:rPr>
+                <w:rFonts w:ascii="Arial Nova Cond Light" w:eastAsia="Times New Roman" w:hAnsi="Arial Nova Cond Light" w:cs="Arial"/>
+                <w:bCs/>
+                <w:lang w:eastAsia="es-ES"/>
+              </w:rPr>
+            </w:pPr>
+            <w:r>
+              <w:rPr>
+                <w:rFonts w:ascii="Arial Nova Cond Light" w:eastAsia="Times New Roman" w:hAnsi="Arial Nova Cond Light" w:cs="Arial"/>
+                <w:bCs/>
+                <w:lang w:eastAsia="es-ES"/>
+              </w:rPr>
+              <w:t>•</w:t>
+            </w:r>
+            <w:r>
+              <w:rPr>
+                <w:rFonts w:ascii="Arial Nova Cond Light" w:eastAsia="Times New Roman" w:hAnsi="Arial Nova Cond Light" w:cs="Arial"/>
+                <w:bCs/>
+                <w:lang w:eastAsia="es-ES"/>
+              </w:rPr>
+              <w:tab/>
+              <w:t>Explica el tema y el propósito comunicativo del texto oral a partir de su contexto sociocultural distinguiendo lo relevante de lo complementario.</w:t>
+            </w:r>
+          </w:p>
+          <w:p>
+            <w:pPr>
+              <w:pStyle w:val="Prrafodelista"/>
+              <w:tabs>
+                <w:tab w:val="left" w:pos="0"/>
+                <w:tab w:val="left" w:pos="178"/>
+                <w:tab w:val="left" w:pos="284"/>
+              </w:tabs>
+              <w:spacing w:line="276" w:lineRule="auto"/>
+              <w:ind w:left="178" w:hanging="141"/>
+              <w:jc w:val="both"/>
+              <w:rPr>
+                <w:rFonts w:ascii="Arial Nova Cond Light" w:eastAsia="Times New Roman" w:hAnsi="Arial Nova Cond Light" w:cs="Arial"/>
+                <w:bCs/>
+                <w:lang w:eastAsia="es-ES"/>
+              </w:rPr>
+            </w:pPr>
+            <w:r>
+              <w:rPr>
+                <w:rFonts w:ascii="Arial Nova Cond Light" w:eastAsia="Times New Roman" w:hAnsi="Arial Nova Cond Light" w:cs="Arial"/>
+                <w:bCs/>
+                <w:lang w:eastAsia="es-ES"/>
+              </w:rPr>
+              <w:t>•</w:t>
+            </w:r>
+            <w:r>
+              <w:rPr>
+                <w:rFonts w:ascii="Arial Nova Cond Light" w:eastAsia="Times New Roman" w:hAnsi="Arial Nova Cond Light" w:cs="Arial"/>
+                <w:bCs/>
+                <w:lang w:eastAsia="es-ES"/>
+              </w:rPr>
+              <w:tab/>
+              <w:t>Opina sobre el contenido, el propósito comunicativo del texto oral y las intenciones de los interlocutores a partir de su experiencia y los contextos socioculturales de los interlocutores.</w:t>
+            </w:r>
+          </w:p>
+          <w:p>
+            <w:pPr>
+              <w:pStyle w:val="Prrafodelista"/>
+              <w:tabs>
+                <w:tab w:val="left" w:pos="0"/>
+                <w:tab w:val="left" w:pos="178"/>
+                <w:tab w:val="left" w:pos="284"/>
+              </w:tabs>
+              <w:spacing w:line="276" w:lineRule="auto"/>
+              <w:ind w:left="178" w:hanging="141"/>
+              <w:jc w:val="both"/>
+              <w:rPr>
+                <w:rFonts w:ascii="Arial Nova Cond Light" w:eastAsia="Times New Roman" w:hAnsi="Arial Nova Cond Light" w:cs="Arial"/>
+                <w:bCs/>
+                <w:lang w:eastAsia="es-ES"/>
+              </w:rPr>
+            </w:pPr>
+            <w:r>
+              <w:rPr>
+                <w:rFonts w:ascii="Arial Nova Cond Light" w:eastAsia="Times New Roman" w:hAnsi="Arial Nova Cond Light" w:cs="Arial"/>
+                <w:bCs/>
+                <w:lang w:eastAsia="es-ES"/>
+              </w:rPr>
+              <w:t>•</w:t>
+            </w:r>
+            <w:r>
+              <w:rPr>
+                <w:rFonts w:ascii="Arial Nova Cond Light" w:eastAsia="Times New Roman" w:hAnsi="Arial Nova Cond Light" w:cs="Arial"/>
+                <w:bCs/>
+                <w:lang w:eastAsia="es-ES"/>
+              </w:rPr>
+              <w:tab/>
+              <w:t>Justifica su posición sobre lo que escucha, su experiencia y los contextos socioculturales en que se desenvuelve.</w:t>
+            </w:r>
+          </w:p>
+          <w:p>
+            <w:pPr>
+              <w:pStyle w:val="Prrafodelista"/>
+              <w:tabs>
+                <w:tab w:val="left" w:pos="0"/>
+                <w:tab w:val="left" w:pos="178"/>
+                <w:tab w:val="left" w:pos="284"/>
+              </w:tabs>
+              <w:spacing w:line="276" w:lineRule="auto"/>
+              <w:ind w:left="178" w:hanging="141"/>
+              <w:jc w:val="both"/>
+              <w:rPr>
+                <w:rFonts w:ascii="Arial Nova Cond Light" w:eastAsia="Times New Roman" w:hAnsi="Arial Nova Cond Light" w:cs="Arial"/>
+                <w:bCs/>
+                <w:lang w:eastAsia="es-ES"/>
+              </w:rPr>
+            </w:pPr>
+            <w:r>
+              <w:rPr>
+                <w:rFonts w:ascii="Arial Nova Cond Light" w:eastAsia="Times New Roman" w:hAnsi="Arial Nova Cond Light" w:cs="Arial"/>
+                <w:bCs/>
+                <w:lang w:eastAsia="es-ES"/>
+              </w:rPr>
+              <w:t>•</w:t>
+            </w:r>
+            <w:r>
+              <w:rPr>
+                <w:rFonts w:ascii="Arial Nova Cond Light" w:eastAsia="Times New Roman" w:hAnsi="Arial Nova Cond Light" w:cs="Arial"/>
+                <w:bCs/>
+                <w:lang w:eastAsia="es-ES"/>
+              </w:rPr>
+              <w:tab/>
+              <w:t>Adecúa el texto oral a la situación comunicativa considerando a sus interlocutores y el propósito. Usa un registro formal o informal de acuerdo con la situación.</w:t>
+            </w:r>
+          </w:p>
+          <w:p>
+            <w:pPr>
+              <w:pStyle w:val="Prrafodelista"/>
+              <w:tabs>
+                <w:tab w:val="left" w:pos="0"/>
+                <w:tab w:val="left" w:pos="178"/>
+                <w:tab w:val="left" w:pos="284"/>
+              </w:tabs>
+              <w:spacing w:line="276" w:lineRule="auto"/>
+              <w:ind w:left="178" w:hanging="141"/>
+              <w:jc w:val="both"/>
+              <w:rPr>
+                <w:rFonts w:ascii="Arial Nova Cond Light" w:eastAsia="Times New Roman" w:hAnsi="Arial Nova Cond Light" w:cs="Arial"/>
+                <w:bCs/>
+                <w:lang w:eastAsia="es-ES"/>
+              </w:rPr>
+            </w:pPr>
+            <w:r>
+              <w:rPr>
+                <w:rFonts w:ascii="Arial Nova Cond Light" w:eastAsia="Times New Roman" w:hAnsi="Arial Nova Cond Light" w:cs="Arial"/>
+                <w:bCs/>
+                <w:lang w:eastAsia="es-ES"/>
+              </w:rPr>
+              <w:t>•</w:t>
+            </w:r>
+            <w:r>
+              <w:rPr>
+                <w:rFonts w:ascii="Arial Nova Cond Light" w:eastAsia="Times New Roman" w:hAnsi="Arial Nova Cond Light" w:cs="Arial"/>
+                <w:bCs/>
+                <w:lang w:eastAsia="es-ES"/>
+              </w:rPr>
+              <w:tab/>
+              <w:t>Expresa ideas en torno a un tema y se mantiene en este.</w:t>
+            </w:r>
+          </w:p>
+          <w:p>
+            <w:pPr>
+              <w:pStyle w:val="Prrafodelista"/>
+              <w:tabs>
+                <w:tab w:val="left" w:pos="0"/>
+                <w:tab w:val="left" w:pos="178"/>
+                <w:tab w:val="left" w:pos="284"/>
+              </w:tabs>
+              <w:spacing w:line="276" w:lineRule="auto"/>
+              <w:ind w:left="178" w:hanging="141"/>
+              <w:jc w:val="both"/>
+              <w:rPr>
+                <w:rFonts w:ascii="Arial Nova Cond Light" w:eastAsia="Times New Roman" w:hAnsi="Arial Nova Cond Light" w:cs="Arial"/>
+                <w:bCs/>
+                <w:lang w:eastAsia="es-ES"/>
+              </w:rPr>
+            </w:pPr>
+            <w:r>
+              <w:rPr>
+                <w:rFonts w:ascii="Arial Nova Cond Light" w:eastAsia="Times New Roman" w:hAnsi="Arial Nova Cond Light" w:cs="Arial"/>
+                <w:bCs/>
+                <w:lang w:eastAsia="es-ES"/>
+              </w:rPr>
+              <w:t>•</w:t>
+            </w:r>
+            <w:r>
+              <w:rPr>
+                <w:rFonts w:ascii="Arial Nova Cond Light" w:eastAsia="Times New Roman" w:hAnsi="Arial Nova Cond Light" w:cs="Arial"/>
+                <w:bCs/>
+                <w:lang w:eastAsia="es-ES"/>
+              </w:rPr>
+              <w:tab/>
+              <w:t>Ordena las ideas relacionándolas mediante diversos recursos cohesivos, como conectores, referentes y marcadores textuales.</w:t>
+            </w:r>
+          </w:p>
+          <w:p>
+            <w:pPr>
+              <w:pStyle w:val="Prrafodelista"/>
+              <w:tabs>
+                <w:tab w:val="left" w:pos="0"/>
+                <w:tab w:val="left" w:pos="178"/>
+                <w:tab w:val="left" w:pos="284"/>
+              </w:tabs>
+              <w:spacing w:line="276" w:lineRule="auto"/>
+              <w:ind w:left="178" w:hanging="141"/>
+              <w:jc w:val="both"/>
+              <w:rPr>
+                <w:rFonts w:ascii="Arial Nova Cond Light" w:eastAsia="Times New Roman" w:hAnsi="Arial Nova Cond Light" w:cs="Arial"/>
+                <w:bCs/>
+                <w:lang w:eastAsia="es-ES"/>
+              </w:rPr>
+            </w:pPr>
+            <w:r>
+              <w:rPr>
+                <w:rFonts w:ascii="Arial Nova Cond Light" w:eastAsia="Times New Roman" w:hAnsi="Arial Nova Cond Light" w:cs="Arial"/>
+                <w:bCs/>
+                <w:lang w:eastAsia="es-ES"/>
+              </w:rPr>
+              <w:t>•</w:t>
+            </w:r>
+            <w:r>
+              <w:rPr>
+                <w:rFonts w:ascii="Arial Nova Cond Light" w:eastAsia="Times New Roman" w:hAnsi="Arial Nova Cond Light" w:cs="Arial"/>
+                <w:bCs/>
+                <w:lang w:eastAsia="es-ES"/>
+              </w:rPr>
+              <w:tab/>
+              <w:t>Incorpora un vocabulario variado.</w:t>
+            </w:r>
+          </w:p>
+          <w:p>
+            <w:pPr>
+              <w:pStyle w:val="Prrafodelista"/>
+              <w:tabs>
+                <w:tab w:val="left" w:pos="0"/>
+                <w:tab w:val="left" w:pos="178"/>
+                <w:tab w:val="left" w:pos="284"/>
+              </w:tabs>
+              <w:spacing w:line="276" w:lineRule="auto"/>
+              <w:ind w:left="178" w:hanging="141"/>
+              <w:jc w:val="both"/>
+              <w:rPr>
+                <w:rFonts w:ascii="Arial Nova Cond Light" w:eastAsia="Times New Roman" w:hAnsi="Arial Nova Cond Light" w:cs="Arial"/>
+                <w:bCs/>
+                <w:lang w:eastAsia="es-ES"/>
+              </w:rPr>
+            </w:pPr>
+            <w:r>
+              <w:rPr>
+                <w:rFonts w:ascii="Arial Nova Cond Light" w:eastAsia="Times New Roman" w:hAnsi="Arial Nova Cond Light" w:cs="Arial"/>
+                <w:bCs/>
+                <w:lang w:eastAsia="es-ES"/>
+              </w:rPr>
+              <w:t>•</w:t>
+            </w:r>
+            <w:r>
+              <w:rPr>
+                <w:rFonts w:ascii="Arial Nova Cond Light" w:eastAsia="Times New Roman" w:hAnsi="Arial Nova Cond Light" w:cs="Arial"/>
+                <w:bCs/>
+                <w:lang w:eastAsia="es-ES"/>
+              </w:rPr>
+              <w:tab/>
+              <w:t>Incluye en su producción oral diversas fuentes de información, tanto orales como escritas.</w:t>
+            </w:r>
+          </w:p>
+          <w:p>
+            <w:pPr>
+              <w:pStyle w:val="Prrafodelista"/>
+              <w:tabs>
+                <w:tab w:val="left" w:pos="0"/>
+                <w:tab w:val="left" w:pos="178"/>
+                <w:tab w:val="left" w:pos="284"/>
+              </w:tabs>
+              <w:spacing w:line="276" w:lineRule="auto"/>
+              <w:ind w:left="178" w:hanging="141"/>
+              <w:jc w:val="both"/>
+              <w:rPr>
+                <w:rFonts w:ascii="Arial Nova Cond Light" w:eastAsia="Times New Roman" w:hAnsi="Arial Nova Cond Light" w:cs="Arial"/>
+                <w:bCs/>
+                <w:lang w:eastAsia="es-ES"/>
+              </w:rPr>
+            </w:pPr>
+            <w:r>
+              <w:rPr>
+                <w:rFonts w:ascii="Arial Nova Cond Light" w:eastAsia="Times New Roman" w:hAnsi="Arial Nova Cond Light" w:cs="Arial"/>
+                <w:bCs/>
+                <w:lang w:eastAsia="es-ES"/>
+              </w:rPr>
+              <w:t>•</w:t>
+            </w:r>
+            <w:r>
+              <w:rPr>
+                <w:rFonts w:ascii="Arial Nova Cond Light" w:eastAsia="Times New Roman" w:hAnsi="Arial Nova Cond Light" w:cs="Arial"/>
+                <w:bCs/>
+                <w:lang w:eastAsia="es-ES"/>
+              </w:rPr>
+              <w:tab/>
+              <w:t>Emplea estratégicamente recursos no verbales (gestos y movimientos corporales) y paraverbales (entonación) para enfatizar o matizar información en diversos contextos socioculturales.</w:t>
+            </w:r>
+          </w:p>
+          <w:p>
+            <w:pPr>
+              <w:pStyle w:val="Prrafodelista"/>
+              <w:tabs>
+                <w:tab w:val="left" w:pos="0"/>
+                <w:tab w:val="left" w:pos="178"/>
+                <w:tab w:val="left" w:pos="284"/>
+              </w:tabs>
+              <w:spacing w:line="276" w:lineRule="auto"/>
+              <w:ind w:left="178" w:hanging="141"/>
+              <w:jc w:val="both"/>
+              <w:rPr>
+                <w:rFonts w:ascii="Arial Nova Cond Light" w:eastAsia="Times New Roman" w:hAnsi="Arial Nova Cond Light" w:cs="Arial"/>
+                <w:bCs/>
+                <w:lang w:eastAsia="es-ES"/>
+              </w:rPr>
+            </w:pPr>
+            <w:r>
+              <w:rPr>
+                <w:rFonts w:ascii="Arial Nova Cond Light" w:eastAsia="Times New Roman" w:hAnsi="Arial Nova Cond Light" w:cs="Arial"/>
+                <w:bCs/>
+                <w:lang w:eastAsia="es-ES"/>
+              </w:rPr>
+              <w:t>•</w:t>
+            </w:r>
+            <w:r>
+              <w:rPr>
+                <w:rFonts w:ascii="Arial Nova Cond Light" w:eastAsia="Times New Roman" w:hAnsi="Arial Nova Cond Light" w:cs="Arial"/>
+                <w:bCs/>
+                <w:lang w:eastAsia="es-ES"/>
+              </w:rPr>
+              <w:tab/>
+              <w:t>Participa en intercambios orales con hablantes nativos de castellano respetando sus puntos de vista y necesidades, los turnos de conversación, y agregando información pertinente y relevante al tema.</w:t>
+            </w:r>
+            <w:r>
+              <w:rPr>
+                <w:rFonts w:ascii="Arial Nova Cond Light" w:eastAsia="Times New Roman" w:hAnsi="Arial Nova Cond Light" w:cs="Arial"/>
+                <w:bCs/>
+                <w:lang w:eastAsia="es-ES"/>
+              </w:rPr>
+              <w:t xml:space="preserve"> </w:t>
+            </w:r>
+          </w:p>
+        </w:tc>
+      </w:tr>
+      <w:tr>
+        <w:trPr>
+          <w:trHeight w:val="20"/>
+        </w:trPr>
+        <w:tc>
+          <w:tcPr>
+            <w:tcW w:w="3529" w:type="dxa"/>
+            <w:shd w:val="clear" w:color="auto" w:fill="84E290" w:themeFill="accent3" w:themeFillTint="66"/>
+            <w:vAlign w:val="center"/>
+          </w:tcPr>
+          <w:p>
+            <w:pPr>
               <w:tabs>
                 <w:tab w:val="left" w:pos="0"/>
                 <w:tab w:val="left" w:pos="142"/>
                 <w:tab w:val="left" w:pos="284"/>
               </w:tabs>
               <w:spacing w:line="276" w:lineRule="auto"/>
-              <w:ind w:left="0"/>
+              <w:ind w:left="360"/>
               <w:jc w:val="center"/>
               <w:rPr>
                 <w:rFonts w:ascii="Arial Nova Cond Light" w:eastAsia="Times New Roman" w:hAnsi="Arial Nova Cond Light" w:cs="Arial"/>
@@ -2056,15 +2791,15 @@
                 <w:b/>
                 <w:lang w:eastAsia="es-ES"/>
               </w:rPr>
-              <w:t>CAPACIDADES</w:t>
+              <w:lastRenderedPageBreak/>
+              <w:t>COMPETENCIA 2:</w:t>
             </w:r>
           </w:p>
         </w:tc>
         <w:tc>
           <w:tcPr>
             <w:tcW w:w="11340" w:type="dxa"/>
-            <w:shd w:val="clear" w:color="auto" w:fill="C1F0C7" w:themeFill="accent3" w:themeFillTint="33"/>
-            <w:vAlign w:val="center"/>
+            <w:shd w:val="clear" w:color="auto" w:fill="84E290" w:themeFill="accent3" w:themeFillTint="66"/>
           </w:tcPr>
           <w:p>
             <w:pPr>
@@ -2080,16 +2815,18 @@
               <w:rPr>
                 <w:rFonts w:ascii="Arial Nova Cond Light" w:eastAsia="Times New Roman" w:hAnsi="Arial Nova Cond Light" w:cs="Arial"/>
                 <w:b/>
+                <w:bCs/>
                 <w:lang w:eastAsia="es-ES"/>
               </w:rPr>
             </w:pPr>
             <w:r>
               <w:rPr>
-                <w:rFonts w:ascii="Arial Nova Cond Light" w:eastAsia="Times New Roman" w:hAnsi="Arial Nova Cond Light" w:cs="Arial"/>
-                <w:b/>
-                <w:lang w:eastAsia="es-ES"/>
-              </w:rPr>
-              <w:t xml:space="preserve">DESEMPEÑOS </w:t>
+                <w:rFonts w:ascii="Arial Nova Cond Light" w:hAnsi="Arial Nova Cond Light" w:cs="Times New Roman"/>
+                <w:b/>
+                <w:bCs/>
+                <w:color w:val="0070C0"/>
+              </w:rPr>
+              <w:t>LEE DIVERSOS TIPOS DE TEXTOS ESCRITOS EN CASTELLANO COMO SEGUNDA LENGUA</w:t>
             </w:r>
           </w:p>
         </w:tc>
@@ -2101,49 +2838,48 @@
         <w:tc>
           <w:tcPr>
             <w:tcW w:w="3529" w:type="dxa"/>
+            <w:shd w:val="clear" w:color="auto" w:fill="C1F0C7" w:themeFill="accent3" w:themeFillTint="33"/>
             <w:vAlign w:val="center"/>
           </w:tcPr>
           <w:p>
             <w:pPr>
               <w:tabs>
                 <w:tab w:val="left" w:pos="0"/>
-                <w:tab w:val="left" w:pos="164"/>
+                <w:tab w:val="left" w:pos="142"/>
+                <w:tab w:val="left" w:pos="284"/>
               </w:tabs>
               <w:spacing w:line="276" w:lineRule="auto"/>
-              <w:ind w:left="164" w:hanging="142"/>
-              <w:jc w:val="both"/>
+              <w:jc w:val="center"/>
               <w:rPr>
                 <w:rFonts w:ascii="Arial Nova Cond Light" w:eastAsia="Times New Roman" w:hAnsi="Arial Nova Cond Light" w:cs="Arial"/>
-                <w:bCs/>
+                <w:b/>
                 <w:lang w:eastAsia="es-ES"/>
               </w:rPr>
             </w:pPr>
             <w:r>
               <w:rPr>
                 <w:rFonts w:ascii="Arial Nova Cond Light" w:eastAsia="Times New Roman" w:hAnsi="Arial Nova Cond Light" w:cs="Arial"/>
-                <w:bCs/>
+                <w:b/>
                 <w:lang w:eastAsia="es-ES"/>
               </w:rPr>
-              <w:t>•</w:t>
-            </w:r>
-            <w:r>
-              <w:rPr>
-                <w:rFonts w:ascii="Arial Nova Cond Light" w:eastAsia="Times New Roman" w:hAnsi="Arial Nova Cond Light" w:cs="Arial"/>
-                <w:bCs/>
-                <w:lang w:eastAsia="es-ES"/>
-              </w:rPr>
-              <w:tab/>
-              <w:t>Obtiene información del texto oral.</w:t>
-            </w:r>
-          </w:p>
-          <w:p>
-            <w:pPr>
+              <w:t>ESTANDAR DE APRENDIZAJE</w:t>
+            </w:r>
+          </w:p>
+        </w:tc>
+        <w:tc>
+          <w:tcPr>
+            <w:tcW w:w="11340" w:type="dxa"/>
+          </w:tcPr>
+          <w:p>
+            <w:pPr>
+              <w:pStyle w:val="Prrafodelista"/>
               <w:tabs>
                 <w:tab w:val="left" w:pos="0"/>
-                <w:tab w:val="left" w:pos="164"/>
+                <w:tab w:val="left" w:pos="142"/>
+                <w:tab w:val="left" w:pos="284"/>
               </w:tabs>
               <w:spacing w:line="276" w:lineRule="auto"/>
-              <w:ind w:left="164" w:hanging="142"/>
+              <w:ind w:left="0"/>
               <w:jc w:val="both"/>
               <w:rPr>
                 <w:rFonts w:ascii="Arial Nova Cond Light" w:eastAsia="Times New Roman" w:hAnsi="Arial Nova Cond Light" w:cs="Arial"/>
@@ -2157,59 +2893,98 @@
                 <w:bCs/>
                 <w:lang w:eastAsia="es-ES"/>
               </w:rPr>
-              <w:t>•</w:t>
-            </w:r>
-            <w:r>
-              <w:rPr>
-                <w:rFonts w:ascii="Arial Nova Cond Light" w:eastAsia="Times New Roman" w:hAnsi="Arial Nova Cond Light" w:cs="Arial"/>
-                <w:bCs/>
-                <w:lang w:eastAsia="es-ES"/>
-              </w:rPr>
-              <w:tab/>
-              <w:t>Infiere e interpreta información del texto oral.</w:t>
-            </w:r>
-          </w:p>
+              <w:t>Lee diversos tipos de textos complejos que tienen vocabulario variado. Relaciona información ubicada en distintas partes del texto, infiere el propósito comunicativo, el tema central y las ideas principales. Interpreta integrando información para construir el sentido de un texto relacionándolo con otros textos y su contexto sociocultural. Explica la intención de elementos formales del texto. Opina sobre sucesos e ideas del texto, y lo relaciona con el contexto sociocultural en el que fue escrito.</w:t>
+            </w:r>
+          </w:p>
+        </w:tc>
+      </w:tr>
+      <w:tr>
+        <w:trPr>
+          <w:trHeight w:val="20"/>
+        </w:trPr>
+        <w:tc>
+          <w:tcPr>
+            <w:tcW w:w="3529" w:type="dxa"/>
+            <w:shd w:val="clear" w:color="auto" w:fill="C1F0C7" w:themeFill="accent3" w:themeFillTint="33"/>
+            <w:vAlign w:val="center"/>
+          </w:tcPr>
           <w:p>
             <w:pPr>
               <w:tabs>
                 <w:tab w:val="left" w:pos="0"/>
-                <w:tab w:val="left" w:pos="164"/>
+                <w:tab w:val="left" w:pos="142"/>
+                <w:tab w:val="left" w:pos="284"/>
               </w:tabs>
               <w:spacing w:line="276" w:lineRule="auto"/>
-              <w:ind w:left="164" w:hanging="142"/>
-              <w:jc w:val="both"/>
+              <w:ind w:left="360"/>
+              <w:jc w:val="center"/>
               <w:rPr>
                 <w:rFonts w:ascii="Arial Nova Cond Light" w:eastAsia="Times New Roman" w:hAnsi="Arial Nova Cond Light" w:cs="Arial"/>
-                <w:bCs/>
+                <w:b/>
                 <w:lang w:eastAsia="es-ES"/>
               </w:rPr>
             </w:pPr>
             <w:r>
               <w:rPr>
                 <w:rFonts w:ascii="Arial Nova Cond Light" w:eastAsia="Times New Roman" w:hAnsi="Arial Nova Cond Light" w:cs="Arial"/>
-                <w:bCs/>
+                <w:b/>
                 <w:lang w:eastAsia="es-ES"/>
               </w:rPr>
-              <w:t>•</w:t>
-            </w:r>
-            <w:r>
-              <w:rPr>
-                <w:rFonts w:ascii="Arial Nova Cond Light" w:eastAsia="Times New Roman" w:hAnsi="Arial Nova Cond Light" w:cs="Arial"/>
-                <w:bCs/>
-                <w:lang w:eastAsia="es-ES"/>
-              </w:rPr>
-              <w:tab/>
-              <w:t>Adecúa, organiza y desarrolla las ideas de forma coherente y cohesionada.</w:t>
-            </w:r>
-          </w:p>
-          <w:p>
-            <w:pPr>
+              <w:t>CAPACIDADES</w:t>
+            </w:r>
+          </w:p>
+        </w:tc>
+        <w:tc>
+          <w:tcPr>
+            <w:tcW w:w="11340" w:type="dxa"/>
+            <w:shd w:val="clear" w:color="auto" w:fill="C1F0C7" w:themeFill="accent3" w:themeFillTint="33"/>
+            <w:vAlign w:val="center"/>
+          </w:tcPr>
+          <w:p>
+            <w:pPr>
+              <w:pStyle w:val="Prrafodelista"/>
               <w:tabs>
                 <w:tab w:val="left" w:pos="0"/>
+                <w:tab w:val="left" w:pos="142"/>
+                <w:tab w:val="left" w:pos="284"/>
+              </w:tabs>
+              <w:spacing w:line="276" w:lineRule="auto"/>
+              <w:ind w:left="0"/>
+              <w:jc w:val="center"/>
+              <w:rPr>
+                <w:rFonts w:ascii="Arial Nova Cond Light" w:eastAsia="Times New Roman" w:hAnsi="Arial Nova Cond Light" w:cs="Arial"/>
+                <w:b/>
+                <w:lang w:eastAsia="es-ES"/>
+              </w:rPr>
+            </w:pPr>
+            <w:r>
+              <w:rPr>
+                <w:rFonts w:ascii="Arial Nova Cond Light" w:eastAsia="Times New Roman" w:hAnsi="Arial Nova Cond Light" w:cs="Arial"/>
+                <w:b/>
+                <w:lang w:eastAsia="es-ES"/>
+              </w:rPr>
+              <w:t xml:space="preserve">DESEMPEÑOS </w:t>
+            </w:r>
+          </w:p>
+        </w:tc>
+      </w:tr>
+      <w:tr>
+        <w:trPr>
+          <w:trHeight w:val="20"/>
+        </w:trPr>
+        <w:tc>
+          <w:tcPr>
+            <w:tcW w:w="3529" w:type="dxa"/>
+            <w:vAlign w:val="center"/>
+          </w:tcPr>
+          <w:p>
+            <w:pPr>
+              <w:tabs>
                 <w:tab w:val="left" w:pos="164"/>
+                <w:tab w:val="left" w:pos="284"/>
               </w:tabs>
               <w:spacing w:line="276" w:lineRule="auto"/>
-              <w:ind w:left="164" w:hanging="142"/>
+              <w:ind w:left="164" w:hanging="164"/>
               <w:jc w:val="both"/>
               <w:rPr>
                 <w:rFonts w:ascii="Arial Nova Cond Light" w:eastAsia="Times New Roman" w:hAnsi="Arial Nova Cond Light" w:cs="Arial"/>
@@ -2232,17 +3007,17 @@
                 <w:lang w:eastAsia="es-ES"/>
               </w:rPr>
               <w:tab/>
-              <w:t>Utiliza recursos no verbales y paraverbales de forma estratégica.</w:t>
+              <w:t>Obtiene información del texto escrito.</w:t>
             </w:r>
           </w:p>
           <w:p>
             <w:pPr>
               <w:tabs>
-                <w:tab w:val="left" w:pos="0"/>
                 <w:tab w:val="left" w:pos="164"/>
+                <w:tab w:val="left" w:pos="284"/>
               </w:tabs>
               <w:spacing w:line="276" w:lineRule="auto"/>
-              <w:ind w:left="164" w:hanging="142"/>
+              <w:ind w:left="164" w:hanging="164"/>
               <w:jc w:val="both"/>
               <w:rPr>
                 <w:rFonts w:ascii="Arial Nova Cond Light" w:eastAsia="Times New Roman" w:hAnsi="Arial Nova Cond Light" w:cs="Arial"/>
@@ -2265,56 +3040,40 @@
                 <w:lang w:eastAsia="es-ES"/>
               </w:rPr>
               <w:tab/>
-              <w:t>Interactúa estratégicamente con distintos interlocutores.</w:t>
+              <w:t>Infiere e interpreta información del texto escrito.</w:t>
             </w:r>
           </w:p>
           <w:p>
             <w:pPr>
               <w:tabs>
-                <w:tab w:val="left" w:pos="0"/>
                 <w:tab w:val="left" w:pos="164"/>
+                <w:tab w:val="left" w:pos="284"/>
               </w:tabs>
               <w:spacing w:line="276" w:lineRule="auto"/>
-              <w:ind w:left="164" w:hanging="142"/>
+              <w:ind w:left="164" w:hanging="164"/>
               <w:jc w:val="both"/>
               <w:rPr>
                 <w:rFonts w:ascii="Arial Nova Cond Light" w:eastAsia="Times New Roman" w:hAnsi="Arial Nova Cond Light" w:cs="Arial"/>
-                <w:bCs/>
+                <w:b/>
                 <w:lang w:eastAsia="es-ES"/>
               </w:rPr>
             </w:pPr>
-          </w:p>
-          <w:p>
-            <w:pPr>
-              <w:tabs>
-                <w:tab w:val="left" w:pos="0"/>
-                <w:tab w:val="left" w:pos="164"/>
-              </w:tabs>
-              <w:spacing w:line="276" w:lineRule="auto"/>
-              <w:ind w:left="164" w:hanging="142"/>
-              <w:jc w:val="both"/>
+            <w:r>
               <w:rPr>
                 <w:rFonts w:ascii="Arial Nova Cond Light" w:eastAsia="Times New Roman" w:hAnsi="Arial Nova Cond Light" w:cs="Arial"/>
-                <w:b/>
+                <w:bCs/>
                 <w:lang w:eastAsia="es-ES"/>
               </w:rPr>
-            </w:pPr>
+              <w:t>•</w:t>
+            </w:r>
             <w:r>
               <w:rPr>
                 <w:rFonts w:ascii="Arial Nova Cond Light" w:eastAsia="Times New Roman" w:hAnsi="Arial Nova Cond Light" w:cs="Arial"/>
                 <w:bCs/>
                 <w:lang w:eastAsia="es-ES"/>
               </w:rPr>
-              <w:t>•</w:t>
-            </w:r>
-            <w:r>
-              <w:rPr>
-                <w:rFonts w:ascii="Arial Nova Cond Light" w:eastAsia="Times New Roman" w:hAnsi="Arial Nova Cond Light" w:cs="Arial"/>
-                <w:bCs/>
-                <w:lang w:eastAsia="es-ES"/>
-              </w:rPr>
               <w:tab/>
-              <w:t>Reflexiona y evalúa la forma, el contenido y contexto del texto oral.</w:t>
+              <w:t>Reflexiona y evalúa la forma, el contenido y contexto del texto escrito.</w:t>
             </w:r>
           </w:p>
         </w:tc>
@@ -2339,6 +3098,31 @@
                 <w:lang w:eastAsia="es-ES"/>
               </w:rPr>
             </w:pPr>
+            <w:r>
+              <w:rPr>
+                <w:rFonts w:ascii="Arial Nova Cond Light" w:eastAsia="Times New Roman" w:hAnsi="Arial Nova Cond Light" w:cs="Arial"/>
+                <w:bCs/>
+                <w:lang w:eastAsia="es-ES"/>
+              </w:rPr>
+              <w:t>•</w:t>
+            </w:r>
+            <w:r>
+              <w:rPr>
+                <w:rFonts w:ascii="Arial Nova Cond Light" w:eastAsia="Times New Roman" w:hAnsi="Arial Nova Cond Light" w:cs="Arial"/>
+                <w:bCs/>
+                <w:lang w:eastAsia="es-ES"/>
+              </w:rPr>
+              <w:tab/>
+              <w:t xml:space="preserve">Identifica información </w:t>
+            </w:r>
+            <w:r>
+              <w:rPr>
+                <w:rFonts w:ascii="Arial Nova Cond Light" w:eastAsia="Times New Roman" w:hAnsi="Arial Nova Cond Light" w:cs="Arial"/>
+                <w:bCs/>
+                <w:lang w:eastAsia="es-ES"/>
+              </w:rPr>
+              <w:t>relevante de textos complejos con vocabulario variado. Ejemplo: textos con expresiones de sentido figurado.</w:t>
+            </w:r>
           </w:p>
           <w:p>
             <w:pPr>
@@ -2372,7 +3156,22 @@
                 <w:lang w:eastAsia="es-ES"/>
               </w:rPr>
               <w:tab/>
-              <w:t>Recupera información explícita de textos orales tanto de los que usan registro formal como informal, seleccionando datos específicos del texto que escucha. Integra información dicha por distintos interlocutores.</w:t>
+            </w:r>
+            <w:r>
+              <w:rPr>
+                <w:rFonts w:ascii="Arial Nova Cond Light" w:eastAsia="Times New Roman" w:hAnsi="Arial Nova Cond Light" w:cs="Arial"/>
+                <w:bCs/>
+                <w:lang w:eastAsia="es-ES"/>
+              </w:rPr>
+              <w:t>Integra información</w:t>
+            </w:r>
+            <w:r>
+              <w:rPr>
+                <w:rFonts w:ascii="Arial Nova Cond Light" w:eastAsia="Times New Roman" w:hAnsi="Arial Nova Cond Light" w:cs="Arial"/>
+                <w:bCs/>
+                <w:lang w:eastAsia="es-ES"/>
+              </w:rPr>
+              <w:t xml:space="preserve"> explícita ubicada en distintas partes del texto.</w:t>
             </w:r>
           </w:p>
           <w:p>
@@ -2407,7 +3206,6 @@
                 <w:lang w:eastAsia="es-ES"/>
               </w:rPr>
               <w:tab/>
-              <w:t>Deduce relaciones lógicas entre las ideas del texto oral, como las secuencias temporales, las relaciones de semejanza y diferencia y de causa-efecto, entre otras.</w:t>
             </w:r>
             <w:r>
               <w:rPr>
@@ -2415,7 +3213,7 @@
                 <w:bCs/>
                 <w:lang w:eastAsia="es-ES"/>
               </w:rPr>
-              <w:t xml:space="preserve"> </w:t>
+              <w:t>Deduce información en textos complejos (por ejemplo, en textos continuos y discontinuos) y temas de diversos campos del saber, en los que predomina el vocabulario variado.</w:t>
             </w:r>
           </w:p>
           <w:p>
@@ -2450,7 +3248,7 @@
                 <w:lang w:eastAsia="es-ES"/>
               </w:rPr>
               <w:tab/>
-              <w:t>Señala las características implícitas de personas, personajes, animales, objetos, lugares, así como el significado de las palabras a partir de información explícita en el texto oral.</w:t>
+              <w:t>Explica el tema y el propósito comunicativo relacionando información del texto con sus saberes de su contexto sociocultural.</w:t>
             </w:r>
           </w:p>
           <w:p>
@@ -2485,7 +3283,15 @@
                 <w:lang w:eastAsia="es-ES"/>
               </w:rPr>
               <w:tab/>
-              <w:t>Explica el tema y el propósito comunicativo del texto oral a partir de su contexto sociocultural distinguiendo lo relevante de lo complementario.</w:t>
+              <w:t xml:space="preserve">Opina </w:t>
+            </w:r>
+            <w:r>
+              <w:rPr>
+                <w:rFonts w:ascii="Arial Nova Cond Light" w:eastAsia="Times New Roman" w:hAnsi="Arial Nova Cond Light" w:cs="Arial"/>
+                <w:bCs/>
+                <w:lang w:eastAsia="es-ES"/>
+              </w:rPr>
+              <w:t>sobre ideas, hechos y personajes, y los relaciona con su contexto sociocultural.</w:t>
             </w:r>
           </w:p>
           <w:p>
@@ -2520,933 +3326,8 @@
                 <w:lang w:eastAsia="es-ES"/>
               </w:rPr>
               <w:tab/>
-              <w:t>Opina sobre el contenido, el propósito comunicativo del texto oral y las intenciones de los interlocutores a partir de su experiencia y los contextos socioculturales de los interlocutores.</w:t>
-            </w:r>
-          </w:p>
-          <w:p>
-            <w:pPr>
-              <w:pStyle w:val="Prrafodelista"/>
-              <w:tabs>
-                <w:tab w:val="left" w:pos="0"/>
-                <w:tab w:val="left" w:pos="178"/>
-                <w:tab w:val="left" w:pos="284"/>
-              </w:tabs>
-              <w:spacing w:line="276" w:lineRule="auto"/>
-              <w:ind w:left="178" w:hanging="141"/>
-              <w:jc w:val="both"/>
-              <w:rPr>
-                <w:rFonts w:ascii="Arial Nova Cond Light" w:eastAsia="Times New Roman" w:hAnsi="Arial Nova Cond Light" w:cs="Arial"/>
-                <w:bCs/>
-                <w:lang w:eastAsia="es-ES"/>
-              </w:rPr>
-            </w:pPr>
-            <w:r>
-              <w:rPr>
-                <w:rFonts w:ascii="Arial Nova Cond Light" w:eastAsia="Times New Roman" w:hAnsi="Arial Nova Cond Light" w:cs="Arial"/>
-                <w:bCs/>
-                <w:lang w:eastAsia="es-ES"/>
-              </w:rPr>
-              <w:t>•</w:t>
-            </w:r>
-            <w:r>
-              <w:rPr>
-                <w:rFonts w:ascii="Arial Nova Cond Light" w:eastAsia="Times New Roman" w:hAnsi="Arial Nova Cond Light" w:cs="Arial"/>
-                <w:bCs/>
-                <w:lang w:eastAsia="es-ES"/>
-              </w:rPr>
-              <w:tab/>
-              <w:t>Justifica su posición sobre lo que escucha, su experiencia y los contextos socioculturales en que se desenvuelve.</w:t>
-            </w:r>
-          </w:p>
-          <w:p>
-            <w:pPr>
-              <w:pStyle w:val="Prrafodelista"/>
-              <w:tabs>
-                <w:tab w:val="left" w:pos="0"/>
-                <w:tab w:val="left" w:pos="178"/>
-                <w:tab w:val="left" w:pos="284"/>
-              </w:tabs>
-              <w:spacing w:line="276" w:lineRule="auto"/>
-              <w:ind w:left="178" w:hanging="141"/>
-              <w:jc w:val="both"/>
-              <w:rPr>
-                <w:rFonts w:ascii="Arial Nova Cond Light" w:eastAsia="Times New Roman" w:hAnsi="Arial Nova Cond Light" w:cs="Arial"/>
-                <w:bCs/>
-                <w:lang w:eastAsia="es-ES"/>
-              </w:rPr>
-            </w:pPr>
-            <w:r>
-              <w:rPr>
-                <w:rFonts w:ascii="Arial Nova Cond Light" w:eastAsia="Times New Roman" w:hAnsi="Arial Nova Cond Light" w:cs="Arial"/>
-                <w:bCs/>
-                <w:lang w:eastAsia="es-ES"/>
-              </w:rPr>
-              <w:t>•</w:t>
-            </w:r>
-            <w:r>
-              <w:rPr>
-                <w:rFonts w:ascii="Arial Nova Cond Light" w:eastAsia="Times New Roman" w:hAnsi="Arial Nova Cond Light" w:cs="Arial"/>
-                <w:bCs/>
-                <w:lang w:eastAsia="es-ES"/>
-              </w:rPr>
-              <w:tab/>
-              <w:t>Adecúa el texto oral a la situación comunicativa considerando a sus interlocutores y el propósito. Usa un registro formal o informal de acuerdo con la situación.</w:t>
-            </w:r>
-          </w:p>
-          <w:p>
-            <w:pPr>
-              <w:pStyle w:val="Prrafodelista"/>
-              <w:tabs>
-                <w:tab w:val="left" w:pos="0"/>
-                <w:tab w:val="left" w:pos="178"/>
-                <w:tab w:val="left" w:pos="284"/>
-              </w:tabs>
-              <w:spacing w:line="276" w:lineRule="auto"/>
-              <w:ind w:left="178" w:hanging="141"/>
-              <w:jc w:val="both"/>
-              <w:rPr>
-                <w:rFonts w:ascii="Arial Nova Cond Light" w:eastAsia="Times New Roman" w:hAnsi="Arial Nova Cond Light" w:cs="Arial"/>
-                <w:bCs/>
-                <w:lang w:eastAsia="es-ES"/>
-              </w:rPr>
-            </w:pPr>
-            <w:r>
-              <w:rPr>
-                <w:rFonts w:ascii="Arial Nova Cond Light" w:eastAsia="Times New Roman" w:hAnsi="Arial Nova Cond Light" w:cs="Arial"/>
-                <w:bCs/>
-                <w:lang w:eastAsia="es-ES"/>
-              </w:rPr>
-              <w:t>•</w:t>
-            </w:r>
-            <w:r>
-              <w:rPr>
-                <w:rFonts w:ascii="Arial Nova Cond Light" w:eastAsia="Times New Roman" w:hAnsi="Arial Nova Cond Light" w:cs="Arial"/>
-                <w:bCs/>
-                <w:lang w:eastAsia="es-ES"/>
-              </w:rPr>
-              <w:tab/>
-              <w:t>Expresa ideas en torno a un tema y se mantiene en este.</w:t>
-            </w:r>
-          </w:p>
-          <w:p>
-            <w:pPr>
-              <w:pStyle w:val="Prrafodelista"/>
-              <w:tabs>
-                <w:tab w:val="left" w:pos="0"/>
-                <w:tab w:val="left" w:pos="178"/>
-                <w:tab w:val="left" w:pos="284"/>
-              </w:tabs>
-              <w:spacing w:line="276" w:lineRule="auto"/>
-              <w:ind w:left="178" w:hanging="141"/>
-              <w:jc w:val="both"/>
-              <w:rPr>
-                <w:rFonts w:ascii="Arial Nova Cond Light" w:eastAsia="Times New Roman" w:hAnsi="Arial Nova Cond Light" w:cs="Arial"/>
-                <w:bCs/>
-                <w:lang w:eastAsia="es-ES"/>
-              </w:rPr>
-            </w:pPr>
-            <w:r>
-              <w:rPr>
-                <w:rFonts w:ascii="Arial Nova Cond Light" w:eastAsia="Times New Roman" w:hAnsi="Arial Nova Cond Light" w:cs="Arial"/>
-                <w:bCs/>
-                <w:lang w:eastAsia="es-ES"/>
-              </w:rPr>
-              <w:t>•</w:t>
-            </w:r>
-            <w:r>
-              <w:rPr>
-                <w:rFonts w:ascii="Arial Nova Cond Light" w:eastAsia="Times New Roman" w:hAnsi="Arial Nova Cond Light" w:cs="Arial"/>
-                <w:bCs/>
-                <w:lang w:eastAsia="es-ES"/>
-              </w:rPr>
-              <w:tab/>
-              <w:t>Ordena las ideas relacionándolas mediante diversos recursos cohesivos, como conectores, referentes y marcadores textuales.</w:t>
-            </w:r>
-          </w:p>
-          <w:p>
-            <w:pPr>
-              <w:pStyle w:val="Prrafodelista"/>
-              <w:tabs>
-                <w:tab w:val="left" w:pos="0"/>
-                <w:tab w:val="left" w:pos="178"/>
-                <w:tab w:val="left" w:pos="284"/>
-              </w:tabs>
-              <w:spacing w:line="276" w:lineRule="auto"/>
-              <w:ind w:left="178" w:hanging="141"/>
-              <w:jc w:val="both"/>
-              <w:rPr>
-                <w:rFonts w:ascii="Arial Nova Cond Light" w:eastAsia="Times New Roman" w:hAnsi="Arial Nova Cond Light" w:cs="Arial"/>
-                <w:bCs/>
-                <w:lang w:eastAsia="es-ES"/>
-              </w:rPr>
-            </w:pPr>
-            <w:r>
-              <w:rPr>
-                <w:rFonts w:ascii="Arial Nova Cond Light" w:eastAsia="Times New Roman" w:hAnsi="Arial Nova Cond Light" w:cs="Arial"/>
-                <w:bCs/>
-                <w:lang w:eastAsia="es-ES"/>
-              </w:rPr>
-              <w:t>•</w:t>
-            </w:r>
-            <w:r>
-              <w:rPr>
-                <w:rFonts w:ascii="Arial Nova Cond Light" w:eastAsia="Times New Roman" w:hAnsi="Arial Nova Cond Light" w:cs="Arial"/>
-                <w:bCs/>
-                <w:lang w:eastAsia="es-ES"/>
-              </w:rPr>
-              <w:tab/>
-              <w:t>Incorpora un vocabulario variado.</w:t>
-            </w:r>
-          </w:p>
-          <w:p>
-            <w:pPr>
-              <w:pStyle w:val="Prrafodelista"/>
-              <w:tabs>
-                <w:tab w:val="left" w:pos="0"/>
-                <w:tab w:val="left" w:pos="178"/>
-                <w:tab w:val="left" w:pos="284"/>
-              </w:tabs>
-              <w:spacing w:line="276" w:lineRule="auto"/>
-              <w:ind w:left="178" w:hanging="141"/>
-              <w:jc w:val="both"/>
-              <w:rPr>
-                <w:rFonts w:ascii="Arial Nova Cond Light" w:eastAsia="Times New Roman" w:hAnsi="Arial Nova Cond Light" w:cs="Arial"/>
-                <w:bCs/>
-                <w:lang w:eastAsia="es-ES"/>
-              </w:rPr>
-            </w:pPr>
-            <w:r>
-              <w:rPr>
-                <w:rFonts w:ascii="Arial Nova Cond Light" w:eastAsia="Times New Roman" w:hAnsi="Arial Nova Cond Light" w:cs="Arial"/>
-                <w:bCs/>
-                <w:lang w:eastAsia="es-ES"/>
-              </w:rPr>
-              <w:t>•</w:t>
-            </w:r>
-            <w:r>
-              <w:rPr>
-                <w:rFonts w:ascii="Arial Nova Cond Light" w:eastAsia="Times New Roman" w:hAnsi="Arial Nova Cond Light" w:cs="Arial"/>
-                <w:bCs/>
-                <w:lang w:eastAsia="es-ES"/>
-              </w:rPr>
-              <w:tab/>
-              <w:t>Incluye en su producción oral diversas fuentes de información, tanto orales como escritas.</w:t>
-            </w:r>
-          </w:p>
-          <w:p>
-            <w:pPr>
-              <w:pStyle w:val="Prrafodelista"/>
-              <w:tabs>
-                <w:tab w:val="left" w:pos="0"/>
-                <w:tab w:val="left" w:pos="178"/>
-                <w:tab w:val="left" w:pos="284"/>
-              </w:tabs>
-              <w:spacing w:line="276" w:lineRule="auto"/>
-              <w:ind w:left="178" w:hanging="141"/>
-              <w:jc w:val="both"/>
-              <w:rPr>
-                <w:rFonts w:ascii="Arial Nova Cond Light" w:eastAsia="Times New Roman" w:hAnsi="Arial Nova Cond Light" w:cs="Arial"/>
-                <w:bCs/>
-                <w:lang w:eastAsia="es-ES"/>
-              </w:rPr>
-            </w:pPr>
-            <w:r>
-              <w:rPr>
-                <w:rFonts w:ascii="Arial Nova Cond Light" w:eastAsia="Times New Roman" w:hAnsi="Arial Nova Cond Light" w:cs="Arial"/>
-                <w:bCs/>
-                <w:lang w:eastAsia="es-ES"/>
-              </w:rPr>
-              <w:t>•</w:t>
-            </w:r>
-            <w:r>
-              <w:rPr>
-                <w:rFonts w:ascii="Arial Nova Cond Light" w:eastAsia="Times New Roman" w:hAnsi="Arial Nova Cond Light" w:cs="Arial"/>
-                <w:bCs/>
-                <w:lang w:eastAsia="es-ES"/>
-              </w:rPr>
-              <w:tab/>
-              <w:t>Emplea estratégicamente recursos no verbales (gestos y movimientos corporales) y paraverbales (entonación) para enfatizar o matizar información en diversos contextos socioculturales.</w:t>
-            </w:r>
-          </w:p>
-          <w:p>
-            <w:pPr>
-              <w:pStyle w:val="Prrafodelista"/>
-              <w:tabs>
-                <w:tab w:val="left" w:pos="0"/>
-                <w:tab w:val="left" w:pos="178"/>
-                <w:tab w:val="left" w:pos="284"/>
-              </w:tabs>
-              <w:spacing w:line="276" w:lineRule="auto"/>
-              <w:ind w:left="178" w:hanging="141"/>
-              <w:jc w:val="both"/>
-              <w:rPr>
-                <w:rFonts w:ascii="Arial Nova Cond Light" w:eastAsia="Times New Roman" w:hAnsi="Arial Nova Cond Light" w:cs="Arial"/>
-                <w:bCs/>
-                <w:lang w:eastAsia="es-ES"/>
-              </w:rPr>
-            </w:pPr>
-            <w:r>
-              <w:rPr>
-                <w:rFonts w:ascii="Arial Nova Cond Light" w:eastAsia="Times New Roman" w:hAnsi="Arial Nova Cond Light" w:cs="Arial"/>
-                <w:bCs/>
-                <w:lang w:eastAsia="es-ES"/>
-              </w:rPr>
-              <w:lastRenderedPageBreak/>
-              <w:t>•</w:t>
-            </w:r>
-            <w:r>
-              <w:rPr>
-                <w:rFonts w:ascii="Arial Nova Cond Light" w:eastAsia="Times New Roman" w:hAnsi="Arial Nova Cond Light" w:cs="Arial"/>
-                <w:bCs/>
-                <w:lang w:eastAsia="es-ES"/>
-              </w:rPr>
-              <w:tab/>
-              <w:t>Participa en intercambios orales con hablantes nativos de castellano respetando sus puntos de vista y necesidades, los turnos de conversación, y agregando información pertinente y relevante al tema.</w:t>
-            </w:r>
-          </w:p>
-          <w:p>
-            <w:pPr>
-              <w:pStyle w:val="Prrafodelista"/>
-              <w:tabs>
-                <w:tab w:val="left" w:pos="0"/>
-                <w:tab w:val="left" w:pos="178"/>
-                <w:tab w:val="left" w:pos="284"/>
-              </w:tabs>
-              <w:spacing w:line="276" w:lineRule="auto"/>
-              <w:ind w:left="178" w:hanging="141"/>
-              <w:jc w:val="both"/>
-              <w:rPr>
-                <w:rFonts w:ascii="Arial Nova Cond Light" w:eastAsia="Times New Roman" w:hAnsi="Arial Nova Cond Light" w:cs="Arial"/>
-                <w:bCs/>
-                <w:lang w:eastAsia="es-ES"/>
-              </w:rPr>
-            </w:pPr>
-          </w:p>
-        </w:tc>
-      </w:tr>
-      <w:tr>
-        <w:trPr>
-          <w:trHeight w:val="20"/>
-        </w:trPr>
-        <w:tc>
-          <w:tcPr>
-            <w:tcW w:w="3529" w:type="dxa"/>
-            <w:shd w:val="clear" w:color="auto" w:fill="84E290" w:themeFill="accent3" w:themeFillTint="66"/>
-            <w:vAlign w:val="center"/>
-          </w:tcPr>
-          <w:p>
-            <w:pPr>
-              <w:tabs>
-                <w:tab w:val="left" w:pos="0"/>
-                <w:tab w:val="left" w:pos="142"/>
-                <w:tab w:val="left" w:pos="284"/>
-              </w:tabs>
-              <w:spacing w:line="276" w:lineRule="auto"/>
-              <w:ind w:left="360"/>
-              <w:jc w:val="center"/>
-              <w:rPr>
-                <w:rFonts w:ascii="Arial Nova Cond Light" w:eastAsia="Times New Roman" w:hAnsi="Arial Nova Cond Light" w:cs="Arial"/>
-                <w:b/>
-                <w:lang w:eastAsia="es-ES"/>
-              </w:rPr>
-            </w:pPr>
-            <w:r>
-              <w:rPr>
-                <w:rFonts w:ascii="Arial Nova Cond Light" w:eastAsia="Times New Roman" w:hAnsi="Arial Nova Cond Light" w:cs="Arial"/>
-                <w:b/>
-                <w:lang w:eastAsia="es-ES"/>
-              </w:rPr>
-              <w:lastRenderedPageBreak/>
-              <w:t>COMPETENCIA 2:</w:t>
-            </w:r>
-          </w:p>
-        </w:tc>
-        <w:tc>
-          <w:tcPr>
-            <w:tcW w:w="11340" w:type="dxa"/>
-            <w:shd w:val="clear" w:color="auto" w:fill="84E290" w:themeFill="accent3" w:themeFillTint="66"/>
-          </w:tcPr>
-          <w:p>
-            <w:pPr>
-              <w:pStyle w:val="Prrafodelista"/>
-              <w:tabs>
-                <w:tab w:val="left" w:pos="0"/>
-                <w:tab w:val="left" w:pos="142"/>
-                <w:tab w:val="left" w:pos="284"/>
-              </w:tabs>
-              <w:spacing w:line="276" w:lineRule="auto"/>
-              <w:ind w:left="0"/>
-              <w:jc w:val="center"/>
-              <w:rPr>
-                <w:rFonts w:ascii="Arial Nova Cond Light" w:eastAsia="Times New Roman" w:hAnsi="Arial Nova Cond Light" w:cs="Arial"/>
-                <w:b/>
-                <w:bCs/>
-                <w:lang w:eastAsia="es-ES"/>
-              </w:rPr>
-            </w:pPr>
-            <w:r>
-              <w:rPr>
-                <w:rFonts w:ascii="Arial Nova Cond Light" w:hAnsi="Arial Nova Cond Light" w:cs="Times New Roman"/>
-                <w:b/>
-                <w:bCs/>
-                <w:color w:val="0070C0"/>
-              </w:rPr>
-              <w:t>LEE DIVERSOS TIPOS DE TEXTOS ESCRITOS EN CASTELLANO COMO SEGUNDA LENGUA</w:t>
-            </w:r>
-          </w:p>
-        </w:tc>
-      </w:tr>
-      <w:tr>
-        <w:trPr>
-          <w:trHeight w:val="20"/>
-        </w:trPr>
-        <w:tc>
-          <w:tcPr>
-            <w:tcW w:w="3529" w:type="dxa"/>
-            <w:shd w:val="clear" w:color="auto" w:fill="C1F0C7" w:themeFill="accent3" w:themeFillTint="33"/>
-            <w:vAlign w:val="center"/>
-          </w:tcPr>
-          <w:p>
-            <w:pPr>
-              <w:tabs>
-                <w:tab w:val="left" w:pos="0"/>
-                <w:tab w:val="left" w:pos="142"/>
-                <w:tab w:val="left" w:pos="284"/>
-              </w:tabs>
-              <w:spacing w:line="276" w:lineRule="auto"/>
-              <w:jc w:val="center"/>
-              <w:rPr>
-                <w:rFonts w:ascii="Arial Nova Cond Light" w:eastAsia="Times New Roman" w:hAnsi="Arial Nova Cond Light" w:cs="Arial"/>
-                <w:b/>
-                <w:lang w:eastAsia="es-ES"/>
-              </w:rPr>
-            </w:pPr>
-            <w:r>
-              <w:rPr>
-                <w:rFonts w:ascii="Arial Nova Cond Light" w:eastAsia="Times New Roman" w:hAnsi="Arial Nova Cond Light" w:cs="Arial"/>
-                <w:b/>
-                <w:lang w:eastAsia="es-ES"/>
-              </w:rPr>
-              <w:t>ESTANDAR DE APRENDIZAJE</w:t>
-            </w:r>
-          </w:p>
-        </w:tc>
-        <w:tc>
-          <w:tcPr>
-            <w:tcW w:w="11340" w:type="dxa"/>
-          </w:tcPr>
-          <w:p>
-            <w:pPr>
-              <w:pStyle w:val="Prrafodelista"/>
-              <w:tabs>
-                <w:tab w:val="left" w:pos="0"/>
-                <w:tab w:val="left" w:pos="142"/>
-                <w:tab w:val="left" w:pos="284"/>
-              </w:tabs>
-              <w:spacing w:line="276" w:lineRule="auto"/>
-              <w:ind w:left="0"/>
-              <w:jc w:val="both"/>
-              <w:rPr>
-                <w:rFonts w:ascii="Arial Nova Cond Light" w:eastAsia="Times New Roman" w:hAnsi="Arial Nova Cond Light" w:cs="Arial"/>
-                <w:bCs/>
-                <w:lang w:eastAsia="es-ES"/>
-              </w:rPr>
-            </w:pPr>
-          </w:p>
-          <w:p>
-            <w:pPr>
-              <w:pStyle w:val="Prrafodelista"/>
-              <w:tabs>
-                <w:tab w:val="left" w:pos="0"/>
-                <w:tab w:val="left" w:pos="142"/>
-                <w:tab w:val="left" w:pos="284"/>
-              </w:tabs>
-              <w:spacing w:line="276" w:lineRule="auto"/>
-              <w:ind w:left="0"/>
-              <w:jc w:val="both"/>
-              <w:rPr>
-                <w:rFonts w:ascii="Arial Nova Cond Light" w:eastAsia="Times New Roman" w:hAnsi="Arial Nova Cond Light" w:cs="Arial"/>
-                <w:bCs/>
-                <w:lang w:eastAsia="es-ES"/>
-              </w:rPr>
-            </w:pPr>
-            <w:r>
-              <w:rPr>
-                <w:rFonts w:ascii="Arial Nova Cond Light" w:eastAsia="Times New Roman" w:hAnsi="Arial Nova Cond Light" w:cs="Arial"/>
-                <w:bCs/>
-                <w:lang w:eastAsia="es-ES"/>
-              </w:rPr>
-              <w:t>Lee diversos tipos de textos complejos que tienen vocabulario variado. Relaciona información ubicada en distintas partes del texto, infiere el propósito comunicativo, el tema central y las ideas principales. Interpreta integrando información para construir el sentido de un texto relacionándolo con otros textos y su contexto sociocultural. Explica la intención de elementos formales del texto. Opina sobre sucesos e ideas del texto, y lo relaciona con el contexto sociocultural en el que fue escrito.</w:t>
-            </w:r>
-          </w:p>
-          <w:p>
-            <w:pPr>
-              <w:pStyle w:val="Prrafodelista"/>
-              <w:tabs>
-                <w:tab w:val="left" w:pos="0"/>
-                <w:tab w:val="left" w:pos="142"/>
-                <w:tab w:val="left" w:pos="284"/>
-              </w:tabs>
-              <w:spacing w:line="276" w:lineRule="auto"/>
-              <w:ind w:left="0"/>
-              <w:jc w:val="both"/>
-              <w:rPr>
-                <w:rFonts w:ascii="Arial Nova Cond Light" w:eastAsia="Times New Roman" w:hAnsi="Arial Nova Cond Light" w:cs="Arial"/>
-                <w:bCs/>
-                <w:lang w:eastAsia="es-ES"/>
-              </w:rPr>
-            </w:pPr>
-          </w:p>
-        </w:tc>
-      </w:tr>
-      <w:tr>
-        <w:trPr>
-          <w:trHeight w:val="20"/>
-        </w:trPr>
-        <w:tc>
-          <w:tcPr>
-            <w:tcW w:w="3529" w:type="dxa"/>
-            <w:shd w:val="clear" w:color="auto" w:fill="C1F0C7" w:themeFill="accent3" w:themeFillTint="33"/>
-            <w:vAlign w:val="center"/>
-          </w:tcPr>
-          <w:p>
-            <w:pPr>
-              <w:tabs>
-                <w:tab w:val="left" w:pos="0"/>
-                <w:tab w:val="left" w:pos="142"/>
-                <w:tab w:val="left" w:pos="284"/>
-              </w:tabs>
-              <w:spacing w:line="276" w:lineRule="auto"/>
-              <w:ind w:left="360"/>
-              <w:jc w:val="center"/>
-              <w:rPr>
-                <w:rFonts w:ascii="Arial Nova Cond Light" w:eastAsia="Times New Roman" w:hAnsi="Arial Nova Cond Light" w:cs="Arial"/>
-                <w:b/>
-                <w:lang w:eastAsia="es-ES"/>
-              </w:rPr>
-            </w:pPr>
-            <w:r>
-              <w:rPr>
-                <w:rFonts w:ascii="Arial Nova Cond Light" w:eastAsia="Times New Roman" w:hAnsi="Arial Nova Cond Light" w:cs="Arial"/>
-                <w:b/>
-                <w:lang w:eastAsia="es-ES"/>
-              </w:rPr>
-              <w:t>CAPACIDADES</w:t>
-            </w:r>
-          </w:p>
-        </w:tc>
-        <w:tc>
-          <w:tcPr>
-            <w:tcW w:w="11340" w:type="dxa"/>
-            <w:shd w:val="clear" w:color="auto" w:fill="C1F0C7" w:themeFill="accent3" w:themeFillTint="33"/>
-            <w:vAlign w:val="center"/>
-          </w:tcPr>
-          <w:p>
-            <w:pPr>
-              <w:pStyle w:val="Prrafodelista"/>
-              <w:tabs>
-                <w:tab w:val="left" w:pos="0"/>
-                <w:tab w:val="left" w:pos="142"/>
-                <w:tab w:val="left" w:pos="284"/>
-              </w:tabs>
-              <w:spacing w:line="276" w:lineRule="auto"/>
-              <w:ind w:left="0"/>
-              <w:jc w:val="center"/>
-              <w:rPr>
-                <w:rFonts w:ascii="Arial Nova Cond Light" w:eastAsia="Times New Roman" w:hAnsi="Arial Nova Cond Light" w:cs="Arial"/>
-                <w:b/>
-                <w:lang w:eastAsia="es-ES"/>
-              </w:rPr>
-            </w:pPr>
-            <w:r>
-              <w:rPr>
-                <w:rFonts w:ascii="Arial Nova Cond Light" w:eastAsia="Times New Roman" w:hAnsi="Arial Nova Cond Light" w:cs="Arial"/>
-                <w:b/>
-                <w:lang w:eastAsia="es-ES"/>
-              </w:rPr>
-              <w:t xml:space="preserve">DESEMPEÑOS </w:t>
-            </w:r>
-          </w:p>
-        </w:tc>
-      </w:tr>
-      <w:tr>
-        <w:trPr>
-          <w:trHeight w:val="20"/>
-        </w:trPr>
-        <w:tc>
-          <w:tcPr>
-            <w:tcW w:w="3529" w:type="dxa"/>
-            <w:vAlign w:val="center"/>
-          </w:tcPr>
-          <w:p>
-            <w:pPr>
-              <w:tabs>
-                <w:tab w:val="left" w:pos="164"/>
-                <w:tab w:val="left" w:pos="284"/>
-              </w:tabs>
-              <w:spacing w:line="276" w:lineRule="auto"/>
-              <w:ind w:left="164" w:hanging="164"/>
-              <w:jc w:val="both"/>
-              <w:rPr>
-                <w:rFonts w:ascii="Arial Nova Cond Light" w:eastAsia="Times New Roman" w:hAnsi="Arial Nova Cond Light" w:cs="Arial"/>
-                <w:bCs/>
-                <w:lang w:eastAsia="es-ES"/>
-              </w:rPr>
-            </w:pPr>
-            <w:r>
-              <w:rPr>
-                <w:rFonts w:ascii="Arial Nova Cond Light" w:eastAsia="Times New Roman" w:hAnsi="Arial Nova Cond Light" w:cs="Arial"/>
-                <w:bCs/>
-                <w:lang w:eastAsia="es-ES"/>
-              </w:rPr>
-              <w:t>•</w:t>
-            </w:r>
-            <w:r>
-              <w:rPr>
-                <w:rFonts w:ascii="Arial Nova Cond Light" w:eastAsia="Times New Roman" w:hAnsi="Arial Nova Cond Light" w:cs="Arial"/>
-                <w:bCs/>
-                <w:lang w:eastAsia="es-ES"/>
-              </w:rPr>
-              <w:tab/>
-              <w:t>Obtiene información del texto escrito.</w:t>
-            </w:r>
-          </w:p>
-          <w:p>
-            <w:pPr>
-              <w:tabs>
-                <w:tab w:val="left" w:pos="164"/>
-                <w:tab w:val="left" w:pos="284"/>
-              </w:tabs>
-              <w:spacing w:line="276" w:lineRule="auto"/>
-              <w:ind w:left="164" w:hanging="164"/>
-              <w:jc w:val="both"/>
-              <w:rPr>
-                <w:rFonts w:ascii="Arial Nova Cond Light" w:eastAsia="Times New Roman" w:hAnsi="Arial Nova Cond Light" w:cs="Arial"/>
-                <w:bCs/>
-                <w:lang w:eastAsia="es-ES"/>
-              </w:rPr>
-            </w:pPr>
-            <w:r>
-              <w:rPr>
-                <w:rFonts w:ascii="Arial Nova Cond Light" w:eastAsia="Times New Roman" w:hAnsi="Arial Nova Cond Light" w:cs="Arial"/>
-                <w:bCs/>
-                <w:lang w:eastAsia="es-ES"/>
-              </w:rPr>
-              <w:t>•</w:t>
-            </w:r>
-            <w:r>
-              <w:rPr>
-                <w:rFonts w:ascii="Arial Nova Cond Light" w:eastAsia="Times New Roman" w:hAnsi="Arial Nova Cond Light" w:cs="Arial"/>
-                <w:bCs/>
-                <w:lang w:eastAsia="es-ES"/>
-              </w:rPr>
-              <w:tab/>
-              <w:t>Infiere e interpreta información del texto escrito.</w:t>
-            </w:r>
-          </w:p>
-          <w:p>
-            <w:pPr>
-              <w:tabs>
-                <w:tab w:val="left" w:pos="164"/>
-                <w:tab w:val="left" w:pos="284"/>
-              </w:tabs>
-              <w:spacing w:line="276" w:lineRule="auto"/>
-              <w:ind w:left="164" w:hanging="164"/>
-              <w:jc w:val="both"/>
-              <w:rPr>
-                <w:rFonts w:ascii="Arial Nova Cond Light" w:eastAsia="Times New Roman" w:hAnsi="Arial Nova Cond Light" w:cs="Arial"/>
-                <w:b/>
-                <w:lang w:eastAsia="es-ES"/>
-              </w:rPr>
-            </w:pPr>
-            <w:r>
-              <w:rPr>
-                <w:rFonts w:ascii="Arial Nova Cond Light" w:eastAsia="Times New Roman" w:hAnsi="Arial Nova Cond Light" w:cs="Arial"/>
-                <w:bCs/>
-                <w:lang w:eastAsia="es-ES"/>
-              </w:rPr>
-              <w:t>•</w:t>
-            </w:r>
-            <w:r>
-              <w:rPr>
-                <w:rFonts w:ascii="Arial Nova Cond Light" w:eastAsia="Times New Roman" w:hAnsi="Arial Nova Cond Light" w:cs="Arial"/>
-                <w:bCs/>
-                <w:lang w:eastAsia="es-ES"/>
-              </w:rPr>
-              <w:tab/>
-              <w:t>Reflexiona y evalúa la forma, el contenido y contexto del texto escrito.</w:t>
-            </w:r>
-          </w:p>
-        </w:tc>
-        <w:tc>
-          <w:tcPr>
-            <w:tcW w:w="11340" w:type="dxa"/>
-          </w:tcPr>
-          <w:p>
-            <w:pPr>
-              <w:pStyle w:val="Prrafodelista"/>
-              <w:tabs>
-                <w:tab w:val="left" w:pos="0"/>
-                <w:tab w:val="left" w:pos="178"/>
-                <w:tab w:val="left" w:pos="284"/>
-              </w:tabs>
-              <w:spacing w:line="276" w:lineRule="auto"/>
-              <w:ind w:left="178" w:hanging="141"/>
-              <w:jc w:val="both"/>
-              <w:rPr>
-                <w:rFonts w:ascii="Arial Nova Cond Light" w:eastAsia="Times New Roman" w:hAnsi="Arial Nova Cond Light" w:cs="Arial"/>
-                <w:bCs/>
-                <w:lang w:eastAsia="es-ES"/>
-              </w:rPr>
-            </w:pPr>
-            <w:r>
-              <w:rPr>
-                <w:rFonts w:ascii="Arial Nova Cond Light" w:eastAsia="Times New Roman" w:hAnsi="Arial Nova Cond Light" w:cs="Arial"/>
-                <w:bCs/>
-                <w:lang w:eastAsia="es-ES"/>
-              </w:rPr>
-              <w:t>•</w:t>
-            </w:r>
-            <w:r>
-              <w:rPr>
-                <w:rFonts w:ascii="Arial Nova Cond Light" w:eastAsia="Times New Roman" w:hAnsi="Arial Nova Cond Light" w:cs="Arial"/>
-                <w:bCs/>
-                <w:lang w:eastAsia="es-ES"/>
-              </w:rPr>
-              <w:tab/>
-              <w:t xml:space="preserve">Identifica información </w:t>
-            </w:r>
-            <w:r>
-              <w:rPr>
-                <w:rFonts w:ascii="Arial Nova Cond Light" w:eastAsia="Times New Roman" w:hAnsi="Arial Nova Cond Light" w:cs="Arial"/>
-                <w:bCs/>
-                <w:lang w:eastAsia="es-ES"/>
-              </w:rPr>
-              <w:t>relevante de textos complejos con vocabulario variado. Ejemplo: textos con expresiones de sentido figurado.</w:t>
-            </w:r>
-          </w:p>
-          <w:p>
-            <w:pPr>
-              <w:pStyle w:val="Prrafodelista"/>
-              <w:tabs>
-                <w:tab w:val="left" w:pos="0"/>
-                <w:tab w:val="left" w:pos="178"/>
-                <w:tab w:val="left" w:pos="284"/>
-              </w:tabs>
-              <w:spacing w:line="276" w:lineRule="auto"/>
-              <w:ind w:left="178" w:hanging="141"/>
-              <w:jc w:val="both"/>
-              <w:rPr>
-                <w:rFonts w:ascii="Arial Nova Cond Light" w:eastAsia="Times New Roman" w:hAnsi="Arial Nova Cond Light" w:cs="Arial"/>
-                <w:bCs/>
-                <w:lang w:eastAsia="es-ES"/>
-              </w:rPr>
-            </w:pPr>
-            <w:r>
-              <w:rPr>
-                <w:rFonts w:ascii="Arial Nova Cond Light" w:eastAsia="Times New Roman" w:hAnsi="Arial Nova Cond Light" w:cs="Arial"/>
-                <w:bCs/>
-                <w:lang w:eastAsia="es-ES"/>
-              </w:rPr>
-              <w:t>•</w:t>
-            </w:r>
-            <w:r>
-              <w:rPr>
-                <w:rFonts w:ascii="Arial Nova Cond Light" w:eastAsia="Times New Roman" w:hAnsi="Arial Nova Cond Light" w:cs="Arial"/>
-                <w:bCs/>
-                <w:lang w:eastAsia="es-ES"/>
-              </w:rPr>
-              <w:tab/>
-            </w:r>
-            <w:r>
-              <w:rPr>
-                <w:rFonts w:ascii="Arial Nova Cond Light" w:eastAsia="Times New Roman" w:hAnsi="Arial Nova Cond Light" w:cs="Arial"/>
-                <w:bCs/>
-                <w:lang w:eastAsia="es-ES"/>
-              </w:rPr>
-              <w:t>Integra información</w:t>
-            </w:r>
-            <w:r>
-              <w:rPr>
-                <w:rFonts w:ascii="Arial Nova Cond Light" w:eastAsia="Times New Roman" w:hAnsi="Arial Nova Cond Light" w:cs="Arial"/>
-                <w:bCs/>
-                <w:lang w:eastAsia="es-ES"/>
-              </w:rPr>
-              <w:t xml:space="preserve"> explícita ubicada en distintas partes del texto.</w:t>
-            </w:r>
-          </w:p>
-          <w:p>
-            <w:pPr>
-              <w:pStyle w:val="Prrafodelista"/>
-              <w:tabs>
-                <w:tab w:val="left" w:pos="0"/>
-                <w:tab w:val="left" w:pos="178"/>
-                <w:tab w:val="left" w:pos="284"/>
-              </w:tabs>
-              <w:spacing w:line="276" w:lineRule="auto"/>
-              <w:ind w:left="178" w:hanging="141"/>
-              <w:jc w:val="both"/>
-              <w:rPr>
-                <w:rFonts w:ascii="Arial Nova Cond Light" w:eastAsia="Times New Roman" w:hAnsi="Arial Nova Cond Light" w:cs="Arial"/>
-                <w:bCs/>
-                <w:lang w:eastAsia="es-ES"/>
-              </w:rPr>
-            </w:pPr>
-            <w:r>
-              <w:rPr>
-                <w:rFonts w:ascii="Arial Nova Cond Light" w:eastAsia="Times New Roman" w:hAnsi="Arial Nova Cond Light" w:cs="Arial"/>
-                <w:bCs/>
-                <w:lang w:eastAsia="es-ES"/>
-              </w:rPr>
-              <w:t>•</w:t>
-            </w:r>
-            <w:r>
-              <w:rPr>
-                <w:rFonts w:ascii="Arial Nova Cond Light" w:eastAsia="Times New Roman" w:hAnsi="Arial Nova Cond Light" w:cs="Arial"/>
-                <w:bCs/>
-                <w:lang w:eastAsia="es-ES"/>
-              </w:rPr>
-              <w:tab/>
-            </w:r>
-            <w:r>
-              <w:rPr>
-                <w:rFonts w:ascii="Arial Nova Cond Light" w:eastAsia="Times New Roman" w:hAnsi="Arial Nova Cond Light" w:cs="Arial"/>
-                <w:bCs/>
-                <w:lang w:eastAsia="es-ES"/>
-              </w:rPr>
-              <w:t>Deduce información en textos complejos (por ejemplo, en textos continuos y discontinuos) y temas de diversos campos del saber, en los que predomina el vocabulario variado.</w:t>
-            </w:r>
-          </w:p>
-          <w:p>
-            <w:pPr>
-              <w:pStyle w:val="Prrafodelista"/>
-              <w:tabs>
-                <w:tab w:val="left" w:pos="0"/>
-                <w:tab w:val="left" w:pos="178"/>
-                <w:tab w:val="left" w:pos="284"/>
-              </w:tabs>
-              <w:spacing w:line="276" w:lineRule="auto"/>
-              <w:ind w:left="178" w:hanging="141"/>
-              <w:jc w:val="both"/>
-              <w:rPr>
-                <w:rFonts w:ascii="Arial Nova Cond Light" w:eastAsia="Times New Roman" w:hAnsi="Arial Nova Cond Light" w:cs="Arial"/>
-                <w:bCs/>
-                <w:lang w:eastAsia="es-ES"/>
-              </w:rPr>
-            </w:pPr>
-            <w:r>
-              <w:rPr>
-                <w:rFonts w:ascii="Arial Nova Cond Light" w:eastAsia="Times New Roman" w:hAnsi="Arial Nova Cond Light" w:cs="Arial"/>
-                <w:bCs/>
-                <w:lang w:eastAsia="es-ES"/>
-              </w:rPr>
-              <w:t>•</w:t>
-            </w:r>
-            <w:r>
-              <w:rPr>
-                <w:rFonts w:ascii="Arial Nova Cond Light" w:eastAsia="Times New Roman" w:hAnsi="Arial Nova Cond Light" w:cs="Arial"/>
-                <w:bCs/>
-                <w:lang w:eastAsia="es-ES"/>
-              </w:rPr>
-              <w:tab/>
-              <w:t>Explica el tema y el propósito comunicativo relacionando información del texto con sus saberes de su contexto sociocultural.</w:t>
-            </w:r>
-          </w:p>
-          <w:p>
-            <w:pPr>
-              <w:pStyle w:val="Prrafodelista"/>
-              <w:tabs>
-                <w:tab w:val="left" w:pos="0"/>
-                <w:tab w:val="left" w:pos="178"/>
-                <w:tab w:val="left" w:pos="284"/>
-              </w:tabs>
-              <w:spacing w:line="276" w:lineRule="auto"/>
-              <w:ind w:left="178" w:hanging="141"/>
-              <w:jc w:val="both"/>
-              <w:rPr>
-                <w:rFonts w:ascii="Arial Nova Cond Light" w:eastAsia="Times New Roman" w:hAnsi="Arial Nova Cond Light" w:cs="Arial"/>
-                <w:bCs/>
-                <w:lang w:eastAsia="es-ES"/>
-              </w:rPr>
-            </w:pPr>
-            <w:r>
-              <w:rPr>
-                <w:rFonts w:ascii="Arial Nova Cond Light" w:eastAsia="Times New Roman" w:hAnsi="Arial Nova Cond Light" w:cs="Arial"/>
-                <w:bCs/>
-                <w:lang w:eastAsia="es-ES"/>
-              </w:rPr>
-              <w:t>•</w:t>
-            </w:r>
-            <w:r>
-              <w:rPr>
-                <w:rFonts w:ascii="Arial Nova Cond Light" w:eastAsia="Times New Roman" w:hAnsi="Arial Nova Cond Light" w:cs="Arial"/>
-                <w:bCs/>
-                <w:lang w:eastAsia="es-ES"/>
-              </w:rPr>
-              <w:tab/>
-              <w:t xml:space="preserve">Opina </w:t>
-            </w:r>
-            <w:r>
-              <w:rPr>
-                <w:rFonts w:ascii="Arial Nova Cond Light" w:eastAsia="Times New Roman" w:hAnsi="Arial Nova Cond Light" w:cs="Arial"/>
-                <w:bCs/>
-                <w:lang w:eastAsia="es-ES"/>
-              </w:rPr>
-              <w:t>sobre ideas, hechos y personajes, y los relaciona con su contexto sociocultural.</w:t>
-            </w:r>
-          </w:p>
-          <w:p>
-            <w:pPr>
-              <w:pStyle w:val="Prrafodelista"/>
-              <w:tabs>
-                <w:tab w:val="left" w:pos="0"/>
-                <w:tab w:val="left" w:pos="178"/>
-                <w:tab w:val="left" w:pos="284"/>
-              </w:tabs>
-              <w:spacing w:line="276" w:lineRule="auto"/>
-              <w:ind w:left="178" w:hanging="141"/>
-              <w:jc w:val="both"/>
-              <w:rPr>
-                <w:rFonts w:ascii="Arial Nova Cond Light" w:eastAsia="Times New Roman" w:hAnsi="Arial Nova Cond Light" w:cs="Arial"/>
-                <w:bCs/>
-                <w:lang w:eastAsia="es-ES"/>
-              </w:rPr>
-            </w:pPr>
-            <w:r>
-              <w:rPr>
-                <w:rFonts w:ascii="Arial Nova Cond Light" w:eastAsia="Times New Roman" w:hAnsi="Arial Nova Cond Light" w:cs="Arial"/>
-                <w:bCs/>
-                <w:lang w:eastAsia="es-ES"/>
-              </w:rPr>
-              <w:t>•</w:t>
-            </w:r>
-            <w:r>
-              <w:rPr>
-                <w:rFonts w:ascii="Arial Nova Cond Light" w:eastAsia="Times New Roman" w:hAnsi="Arial Nova Cond Light" w:cs="Arial"/>
-                <w:bCs/>
-                <w:lang w:eastAsia="es-ES"/>
-              </w:rPr>
-              <w:tab/>
               <w:t>Explica la intención del autor considerando las características de los tipos textuales y la estructura del texto.</w:t>
             </w:r>
-          </w:p>
-          <w:p>
-            <w:pPr>
-              <w:pStyle w:val="Prrafodelista"/>
-              <w:tabs>
-                <w:tab w:val="left" w:pos="0"/>
-                <w:tab w:val="left" w:pos="178"/>
-                <w:tab w:val="left" w:pos="284"/>
-              </w:tabs>
-              <w:spacing w:line="276" w:lineRule="auto"/>
-              <w:ind w:left="178" w:hanging="141"/>
-              <w:jc w:val="both"/>
-              <w:rPr>
-                <w:rFonts w:ascii="Arial Nova Cond Light" w:eastAsia="Times New Roman" w:hAnsi="Arial Nova Cond Light" w:cs="Arial"/>
-                <w:bCs/>
-                <w:lang w:eastAsia="es-ES"/>
-              </w:rPr>
-            </w:pPr>
           </w:p>
         </w:tc>
       </w:tr>
@@ -3579,58 +3460,22 @@
                 <w:lang w:eastAsia="es-ES"/>
               </w:rPr>
             </w:pPr>
-          </w:p>
-          <w:p>
-            <w:pPr>
-              <w:pStyle w:val="Prrafodelista"/>
-              <w:tabs>
-                <w:tab w:val="left" w:pos="0"/>
-                <w:tab w:val="left" w:pos="142"/>
-                <w:tab w:val="left" w:pos="284"/>
-              </w:tabs>
-              <w:spacing w:line="276" w:lineRule="auto"/>
-              <w:ind w:left="37" w:hanging="37"/>
-              <w:jc w:val="both"/>
+            <w:r>
               <w:rPr>
                 <w:rFonts w:ascii="Arial Nova Cond Light" w:eastAsia="Times New Roman" w:hAnsi="Arial Nova Cond Light" w:cs="Arial"/>
                 <w:bCs/>
                 <w:lang w:eastAsia="es-ES"/>
               </w:rPr>
-            </w:pPr>
+              <w:t>Escribe diversos tipos de textos de forma reflexiva sobre temas variados. Adecúa su texto al destinatario, propósito y registro, utiliza diversas fuentes de información complementaria y/o divergente entre sí, que provienen de diversos contextos socioculturales. Organiza y desarrolla sus ideas en párrafos en torno a diversos temas y usa vocabulario variado y especializado. Relaciona ideas del texto mediante el uso de diversos referentes gramaticales, usando diferentes recursos ortográficos para darle claridad al texto. Reflexiona sobre el contenido del texto, la organización y el contexto donde se desarrolla, y evalúa comparando su texto con otros textos similares.</w:t>
+            </w:r>
             <w:r>
               <w:rPr>
                 <w:rFonts w:ascii="Arial Nova Cond Light" w:eastAsia="Times New Roman" w:hAnsi="Arial Nova Cond Light" w:cs="Arial"/>
                 <w:bCs/>
                 <w:lang w:eastAsia="es-ES"/>
               </w:rPr>
-              <w:t>Escribe diversos tipos de textos de forma reflexiva sobre temas variados. Adecúa su texto al destinatario, propósito y registro, utiliza diversas fuentes de información complementaria y/o divergente entre sí, que provienen de diversos contextos socioculturales. Organiza y desarrolla sus ideas en párrafos en torno a diversos temas y usa vocabulario variado y especializado. Relaciona ideas del texto mediante el uso de diversos referentes gramaticales, usando diferentes recursos ortográficos para darle claridad al texto. Reflexiona sobre el contenido del texto, la organización y el contexto donde se desarrolla, y evalúa comparando su texto con otros textos similares.</w:t>
-            </w:r>
-            <w:r>
-              <w:rPr>
-                <w:rFonts w:ascii="Arial Nova Cond Light" w:eastAsia="Times New Roman" w:hAnsi="Arial Nova Cond Light" w:cs="Arial"/>
-                <w:bCs/>
-                <w:lang w:eastAsia="es-ES"/>
-              </w:rPr>
               <w:t xml:space="preserve"> </w:t>
             </w:r>
-          </w:p>
-          <w:p>
-            <w:pPr>
-              <w:pStyle w:val="Prrafodelista"/>
-              <w:tabs>
-                <w:tab w:val="left" w:pos="0"/>
-                <w:tab w:val="left" w:pos="142"/>
-                <w:tab w:val="left" w:pos="284"/>
-              </w:tabs>
-              <w:spacing w:line="276" w:lineRule="auto"/>
-              <w:ind w:left="37" w:hanging="37"/>
-              <w:jc w:val="both"/>
-              <w:rPr>
-                <w:rFonts w:ascii="Arial Nova Cond Light" w:eastAsia="Times New Roman" w:hAnsi="Arial Nova Cond Light" w:cs="Arial"/>
-                <w:bCs/>
-                <w:lang w:eastAsia="es-ES"/>
-              </w:rPr>
-            </w:pPr>
           </w:p>
         </w:tc>
       </w:tr>
@@ -3718,24 +3563,39 @@
               <w:tabs>
                 <w:tab w:val="left" w:pos="164"/>
               </w:tabs>
-              <w:spacing w:line="360" w:lineRule="auto"/>
+              <w:spacing w:line="276" w:lineRule="auto"/>
               <w:ind w:left="164" w:hanging="164"/>
-              <w:jc w:val="both"/>
               <w:rPr>
                 <w:rFonts w:ascii="Arial Nova Cond Light" w:eastAsia="Times New Roman" w:hAnsi="Arial Nova Cond Light" w:cs="Arial"/>
                 <w:bCs/>
                 <w:lang w:eastAsia="es-ES"/>
               </w:rPr>
             </w:pPr>
+            <w:r>
+              <w:rPr>
+                <w:rFonts w:ascii="Arial Nova Cond Light" w:eastAsia="Times New Roman" w:hAnsi="Arial Nova Cond Light" w:cs="Arial"/>
+                <w:bCs/>
+                <w:lang w:eastAsia="es-ES"/>
+              </w:rPr>
+              <w:t>•</w:t>
+            </w:r>
+            <w:r>
+              <w:rPr>
+                <w:rFonts w:ascii="Arial Nova Cond Light" w:eastAsia="Times New Roman" w:hAnsi="Arial Nova Cond Light" w:cs="Arial"/>
+                <w:bCs/>
+                <w:lang w:eastAsia="es-ES"/>
+              </w:rPr>
+              <w:tab/>
+              <w:t>Adecúa el texto a la situación comunicativa.</w:t>
+            </w:r>
           </w:p>
           <w:p>
             <w:pPr>
               <w:tabs>
                 <w:tab w:val="left" w:pos="164"/>
               </w:tabs>
-              <w:spacing w:line="360" w:lineRule="auto"/>
+              <w:spacing w:line="276" w:lineRule="auto"/>
               <w:ind w:left="164" w:hanging="164"/>
-              <w:jc w:val="both"/>
               <w:rPr>
                 <w:rFonts w:ascii="Arial Nova Cond Light" w:eastAsia="Times New Roman" w:hAnsi="Arial Nova Cond Light" w:cs="Arial"/>
                 <w:bCs/>
@@ -3757,7 +3617,7 @@
                 <w:lang w:eastAsia="es-ES"/>
               </w:rPr>
               <w:tab/>
-              <w:t>Adecúa el texto a la situación comunicativa.</w:t>
+              <w:t>Organiza y desarrolla las ideas de forma coherente y cohesionada.</w:t>
             </w:r>
           </w:p>
           <w:p>
@@ -3765,9 +3625,8 @@
               <w:tabs>
                 <w:tab w:val="left" w:pos="164"/>
               </w:tabs>
-              <w:spacing w:line="360" w:lineRule="auto"/>
+              <w:spacing w:line="276" w:lineRule="auto"/>
               <w:ind w:left="164" w:hanging="164"/>
-              <w:jc w:val="both"/>
               <w:rPr>
                 <w:rFonts w:ascii="Arial Nova Cond Light" w:eastAsia="Times New Roman" w:hAnsi="Arial Nova Cond Light" w:cs="Arial"/>
                 <w:bCs/>
@@ -3789,7 +3648,7 @@
                 <w:lang w:eastAsia="es-ES"/>
               </w:rPr>
               <w:tab/>
-              <w:t>Organiza y desarrolla las ideas de forma coherente y cohesionada.</w:t>
+              <w:t>Utiliza convenciones del lenguaje escrito de forma pertinente.</w:t>
             </w:r>
           </w:p>
           <w:p>
@@ -3797,41 +3656,8 @@
               <w:tabs>
                 <w:tab w:val="left" w:pos="164"/>
               </w:tabs>
-              <w:spacing w:line="360" w:lineRule="auto"/>
+              <w:spacing w:line="276" w:lineRule="auto"/>
               <w:ind w:left="164" w:hanging="164"/>
-              <w:jc w:val="both"/>
-              <w:rPr>
-                <w:rFonts w:ascii="Arial Nova Cond Light" w:eastAsia="Times New Roman" w:hAnsi="Arial Nova Cond Light" w:cs="Arial"/>
-                <w:bCs/>
-                <w:lang w:eastAsia="es-ES"/>
-              </w:rPr>
-            </w:pPr>
-            <w:r>
-              <w:rPr>
-                <w:rFonts w:ascii="Arial Nova Cond Light" w:eastAsia="Times New Roman" w:hAnsi="Arial Nova Cond Light" w:cs="Arial"/>
-                <w:bCs/>
-                <w:lang w:eastAsia="es-ES"/>
-              </w:rPr>
-              <w:t>•</w:t>
-            </w:r>
-            <w:r>
-              <w:rPr>
-                <w:rFonts w:ascii="Arial Nova Cond Light" w:eastAsia="Times New Roman" w:hAnsi="Arial Nova Cond Light" w:cs="Arial"/>
-                <w:bCs/>
-                <w:lang w:eastAsia="es-ES"/>
-              </w:rPr>
-              <w:tab/>
-              <w:t>Utiliza convenciones del lenguaje escrito de forma pertinente.</w:t>
-            </w:r>
-          </w:p>
-          <w:p>
-            <w:pPr>
-              <w:tabs>
-                <w:tab w:val="left" w:pos="164"/>
-              </w:tabs>
-              <w:spacing w:line="360" w:lineRule="auto"/>
-              <w:ind w:left="164" w:hanging="164"/>
-              <w:jc w:val="both"/>
               <w:rPr>
                 <w:rFonts w:ascii="Arial Nova Cond Light" w:eastAsia="Times New Roman" w:hAnsi="Arial Nova Cond Light" w:cs="Arial"/>
                 <w:bCs/>
@@ -3855,21 +3681,14 @@
               <w:tab/>
               <w:t>Reflexiona y evalúa la forma, el contenido y contexto del texto escrito.</w:t>
             </w:r>
-          </w:p>
-          <w:p>
-            <w:pPr>
-              <w:tabs>
-                <w:tab w:val="left" w:pos="164"/>
-              </w:tabs>
-              <w:spacing w:line="360" w:lineRule="auto"/>
-              <w:ind w:left="164" w:hanging="164"/>
-              <w:jc w:val="both"/>
+            <w:r>
               <w:rPr>
                 <w:rFonts w:ascii="Arial Nova Cond Light" w:eastAsia="Times New Roman" w:hAnsi="Arial Nova Cond Light" w:cs="Arial"/>
-                <w:b/>
+                <w:bCs/>
                 <w:lang w:eastAsia="es-ES"/>
               </w:rPr>
-            </w:pPr>
+              <w:t xml:space="preserve"> </w:t>
+            </w:r>
           </w:p>
         </w:tc>
         <w:tc>
@@ -3884,7 +3703,7 @@
                 <w:tab w:val="left" w:pos="284"/>
                 <w:tab w:val="left" w:pos="320"/>
               </w:tabs>
-              <w:spacing w:line="360" w:lineRule="auto"/>
+              <w:spacing w:line="276" w:lineRule="auto"/>
               <w:ind w:left="178" w:hanging="141"/>
               <w:jc w:val="both"/>
               <w:rPr>
@@ -3893,6 +3712,23 @@
                 <w:lang w:eastAsia="es-ES"/>
               </w:rPr>
             </w:pPr>
+            <w:r>
+              <w:rPr>
+                <w:rFonts w:ascii="Arial Nova Cond Light" w:eastAsia="Times New Roman" w:hAnsi="Arial Nova Cond Light" w:cs="Arial"/>
+                <w:bCs/>
+                <w:lang w:eastAsia="es-ES"/>
+              </w:rPr>
+              <w:t>•</w:t>
+            </w:r>
+            <w:r>
+              <w:rPr>
+                <w:rFonts w:ascii="Arial Nova Cond Light" w:eastAsia="Times New Roman" w:hAnsi="Arial Nova Cond Light" w:cs="Arial"/>
+                <w:bCs/>
+                <w:lang w:eastAsia="es-ES"/>
+              </w:rPr>
+              <w:tab/>
+              <w:t>Adecúa su texto al destinatario, el registro formal e informal, y el propósito comunicativo sobre temas variados considerando diversas fuentes de información, complementarias a la idea que se desea defender en el texto, o divergentes, es decir, contrarias a la idea que se debe defender.</w:t>
+            </w:r>
           </w:p>
           <w:p>
             <w:pPr>
@@ -3902,7 +3738,7 @@
                 <w:tab w:val="left" w:pos="284"/>
                 <w:tab w:val="left" w:pos="320"/>
               </w:tabs>
-              <w:spacing w:line="360" w:lineRule="auto"/>
+              <w:spacing w:line="276" w:lineRule="auto"/>
               <w:ind w:left="178" w:hanging="141"/>
               <w:jc w:val="both"/>
               <w:rPr>
@@ -3926,7 +3762,7 @@
                 <w:lang w:eastAsia="es-ES"/>
               </w:rPr>
               <w:tab/>
-              <w:t>Adecúa su texto al destinatario, el registro formal e informal, y el propósito comunicativo sobre temas variados considerando diversas fuentes de información, complementarias a la idea que se desea defender en el texto, o divergentes, es decir, contrarias a la idea que se debe defender.</w:t>
+              <w:t>Escribe textos en torno a un tema. Ordena las ideas mediante el uso de diferentes conectores y referentes gramaticales.</w:t>
             </w:r>
           </w:p>
           <w:p>
@@ -3937,7 +3773,7 @@
                 <w:tab w:val="left" w:pos="284"/>
                 <w:tab w:val="left" w:pos="320"/>
               </w:tabs>
-              <w:spacing w:line="360" w:lineRule="auto"/>
+              <w:spacing w:line="276" w:lineRule="auto"/>
               <w:ind w:left="178" w:hanging="141"/>
               <w:jc w:val="both"/>
               <w:rPr>
@@ -3961,7 +3797,7 @@
                 <w:lang w:eastAsia="es-ES"/>
               </w:rPr>
               <w:tab/>
-              <w:t>Escribe textos en torno a un tema. Ordena las ideas mediante el uso de diferentes conectores y referentes gramaticales.</w:t>
+              <w:t>Organiza su texto en párrafos en torno a diversos temas y presenta eventualmente alguna digresión.</w:t>
             </w:r>
           </w:p>
           <w:p>
@@ -3972,7 +3808,7 @@
                 <w:tab w:val="left" w:pos="284"/>
                 <w:tab w:val="left" w:pos="320"/>
               </w:tabs>
-              <w:spacing w:line="360" w:lineRule="auto"/>
+              <w:spacing w:line="276" w:lineRule="auto"/>
               <w:ind w:left="178" w:hanging="141"/>
               <w:jc w:val="both"/>
               <w:rPr>
@@ -3996,7 +3832,25 @@
                 <w:lang w:eastAsia="es-ES"/>
               </w:rPr>
               <w:tab/>
-              <w:t>Organiza su texto en párrafos en torno a diversos temas y presenta eventualmente alguna digresión.</w:t>
+              <w:t xml:space="preserve">Utiliza diferentes recursos ortográficos, expresiones </w:t>
+            </w:r>
+            <w:proofErr w:type="spellStart"/>
+            <w:r>
+              <w:rPr>
+                <w:rFonts w:ascii="Arial Nova Cond Light" w:eastAsia="Times New Roman" w:hAnsi="Arial Nova Cond Light" w:cs="Arial"/>
+                <w:bCs/>
+                <w:lang w:eastAsia="es-ES"/>
+              </w:rPr>
+              <w:t>formulaicas</w:t>
+            </w:r>
+            <w:proofErr w:type="spellEnd"/>
+            <w:r>
+              <w:rPr>
+                <w:rFonts w:ascii="Arial Nova Cond Light" w:eastAsia="Times New Roman" w:hAnsi="Arial Nova Cond Light" w:cs="Arial"/>
+                <w:bCs/>
+                <w:lang w:eastAsia="es-ES"/>
+              </w:rPr>
+              <w:t xml:space="preserve"> y vocabulario variado para que su texto sea claro.</w:t>
             </w:r>
           </w:p>
           <w:p>
@@ -4007,7 +3861,7 @@
                 <w:tab w:val="left" w:pos="284"/>
                 <w:tab w:val="left" w:pos="320"/>
               </w:tabs>
-              <w:spacing w:line="360" w:lineRule="auto"/>
+              <w:spacing w:line="276" w:lineRule="auto"/>
               <w:ind w:left="178" w:hanging="141"/>
               <w:jc w:val="both"/>
               <w:rPr>
@@ -4031,25 +3885,7 @@
                 <w:lang w:eastAsia="es-ES"/>
               </w:rPr>
               <w:tab/>
-              <w:t xml:space="preserve">Utiliza diferentes recursos ortográficos, expresiones </w:t>
-            </w:r>
-            <w:proofErr w:type="spellStart"/>
-            <w:r>
-              <w:rPr>
-                <w:rFonts w:ascii="Arial Nova Cond Light" w:eastAsia="Times New Roman" w:hAnsi="Arial Nova Cond Light" w:cs="Arial"/>
-                <w:bCs/>
-                <w:lang w:eastAsia="es-ES"/>
-              </w:rPr>
-              <w:t>formulaicas</w:t>
-            </w:r>
-            <w:proofErr w:type="spellEnd"/>
-            <w:r>
-              <w:rPr>
-                <w:rFonts w:ascii="Arial Nova Cond Light" w:eastAsia="Times New Roman" w:hAnsi="Arial Nova Cond Light" w:cs="Arial"/>
-                <w:bCs/>
-                <w:lang w:eastAsia="es-ES"/>
-              </w:rPr>
-              <w:t xml:space="preserve"> y vocabulario variado para que su texto sea claro.</w:t>
+              <w:t>Evalúa si el texto que escribe se adecúa, en lo que respecta tanto a su contenido como a su forma, a la situación comunicativa.</w:t>
             </w:r>
           </w:p>
           <w:p>
@@ -4060,7 +3896,7 @@
                 <w:tab w:val="left" w:pos="284"/>
                 <w:tab w:val="left" w:pos="320"/>
               </w:tabs>
-              <w:spacing w:line="360" w:lineRule="auto"/>
+              <w:spacing w:line="276" w:lineRule="auto"/>
               <w:ind w:left="178" w:hanging="141"/>
               <w:jc w:val="both"/>
               <w:rPr>
@@ -4084,179 +3920,12 @@
                 <w:lang w:eastAsia="es-ES"/>
               </w:rPr>
               <w:tab/>
-              <w:t>Evalúa si el texto que escribe se adecúa, en lo que respecta tanto a su contenido como a su forma, a la situación comunicativa.</w:t>
-            </w:r>
-          </w:p>
-          <w:p>
-            <w:pPr>
-              <w:pStyle w:val="Prrafodelista"/>
-              <w:tabs>
-                <w:tab w:val="left" w:pos="0"/>
-                <w:tab w:val="left" w:pos="284"/>
-                <w:tab w:val="left" w:pos="320"/>
-              </w:tabs>
-              <w:spacing w:line="360" w:lineRule="auto"/>
-              <w:ind w:left="178" w:hanging="141"/>
-              <w:jc w:val="both"/>
-              <w:rPr>
-                <w:rFonts w:ascii="Arial Nova Cond Light" w:eastAsia="Times New Roman" w:hAnsi="Arial Nova Cond Light" w:cs="Arial"/>
-                <w:bCs/>
-                <w:lang w:eastAsia="es-ES"/>
-              </w:rPr>
-            </w:pPr>
-            <w:r>
-              <w:rPr>
-                <w:rFonts w:ascii="Arial Nova Cond Light" w:eastAsia="Times New Roman" w:hAnsi="Arial Nova Cond Light" w:cs="Arial"/>
-                <w:bCs/>
-                <w:lang w:eastAsia="es-ES"/>
-              </w:rPr>
-              <w:t>•</w:t>
-            </w:r>
-            <w:r>
-              <w:rPr>
-                <w:rFonts w:ascii="Arial Nova Cond Light" w:eastAsia="Times New Roman" w:hAnsi="Arial Nova Cond Light" w:cs="Arial"/>
-                <w:bCs/>
-                <w:lang w:eastAsia="es-ES"/>
-              </w:rPr>
-              <w:tab/>
               <w:t>Evalúa el efecto de su texto en los lectores. Compara su texto producido con otros para ver la eficacia de los recursos empleados en cada uno de los textos.</w:t>
             </w:r>
           </w:p>
         </w:tc>
       </w:tr>
     </w:tbl>
-    <w:p>
-      <w:pPr>
-        <w:spacing w:line="276" w:lineRule="auto"/>
-        <w:ind w:right="-455"/>
-        <w:rPr>
-          <w:rFonts w:ascii="Arial Nova Cond Light" w:hAnsi="Arial Nova Cond Light" w:cs="Times New Roman"/>
-          <w:b/>
-          <w:bCs/>
-          <w:color w:val="000000" w:themeColor="text1"/>
-        </w:rPr>
-      </w:pPr>
-    </w:p>
-    <w:p>
-      <w:pPr>
-        <w:spacing w:line="276" w:lineRule="auto"/>
-        <w:ind w:right="-455"/>
-        <w:rPr>
-          <w:rFonts w:ascii="Arial Nova Cond Light" w:hAnsi="Arial Nova Cond Light" w:cs="Times New Roman"/>
-          <w:b/>
-          <w:bCs/>
-          <w:color w:val="000000" w:themeColor="text1"/>
-        </w:rPr>
-      </w:pPr>
-    </w:p>
-    <w:p>
-      <w:pPr>
-        <w:spacing w:line="276" w:lineRule="auto"/>
-        <w:ind w:right="-455"/>
-        <w:rPr>
-          <w:rFonts w:ascii="Arial Nova Cond Light" w:hAnsi="Arial Nova Cond Light" w:cs="Times New Roman"/>
-          <w:b/>
-          <w:bCs/>
-          <w:color w:val="000000" w:themeColor="text1"/>
-        </w:rPr>
-      </w:pPr>
-    </w:p>
-    <w:p>
-      <w:pPr>
-        <w:spacing w:line="276" w:lineRule="auto"/>
-        <w:ind w:right="-455"/>
-        <w:rPr>
-          <w:rFonts w:ascii="Arial Nova Cond Light" w:hAnsi="Arial Nova Cond Light" w:cs="Times New Roman"/>
-          <w:b/>
-          <w:bCs/>
-          <w:color w:val="000000" w:themeColor="text1"/>
-        </w:rPr>
-      </w:pPr>
-    </w:p>
-    <w:p>
-      <w:pPr>
-        <w:spacing w:line="276" w:lineRule="auto"/>
-        <w:ind w:right="-455"/>
-        <w:rPr>
-          <w:rFonts w:ascii="Arial Nova Cond Light" w:hAnsi="Arial Nova Cond Light" w:cs="Times New Roman"/>
-          <w:b/>
-          <w:bCs/>
-          <w:color w:val="000000" w:themeColor="text1"/>
-        </w:rPr>
-      </w:pPr>
-    </w:p>
-    <w:p>
-      <w:pPr>
-        <w:spacing w:line="276" w:lineRule="auto"/>
-        <w:ind w:right="-455"/>
-        <w:rPr>
-          <w:rFonts w:ascii="Arial Nova Cond Light" w:hAnsi="Arial Nova Cond Light" w:cs="Times New Roman"/>
-          <w:b/>
-          <w:bCs/>
-          <w:color w:val="000000" w:themeColor="text1"/>
-        </w:rPr>
-      </w:pPr>
-    </w:p>
-    <w:p>
-      <w:pPr>
-        <w:spacing w:line="276" w:lineRule="auto"/>
-        <w:ind w:right="-455"/>
-        <w:rPr>
-          <w:rFonts w:ascii="Arial Nova Cond Light" w:hAnsi="Arial Nova Cond Light" w:cs="Times New Roman"/>
-          <w:b/>
-          <w:bCs/>
-          <w:color w:val="000000" w:themeColor="text1"/>
-        </w:rPr>
-      </w:pPr>
-    </w:p>
-    <w:p>
-      <w:pPr>
-        <w:spacing w:line="276" w:lineRule="auto"/>
-        <w:ind w:right="-455"/>
-        <w:rPr>
-          <w:rFonts w:ascii="Arial Nova Cond Light" w:hAnsi="Arial Nova Cond Light" w:cs="Times New Roman"/>
-          <w:b/>
-          <w:bCs/>
-          <w:color w:val="000000" w:themeColor="text1"/>
-        </w:rPr>
-      </w:pPr>
-    </w:p>
-    <w:p>
-      <w:pPr>
-        <w:spacing w:line="276" w:lineRule="auto"/>
-        <w:ind w:right="-455"/>
-        <w:rPr>
-          <w:rFonts w:ascii="Arial Nova Cond Light" w:hAnsi="Arial Nova Cond Light" w:cs="Times New Roman"/>
-          <w:b/>
-          <w:bCs/>
-          <w:color w:val="000000" w:themeColor="text1"/>
-        </w:rPr>
-      </w:pPr>
-    </w:p>
-    <w:p>
-      <w:pPr>
-        <w:spacing w:line="276" w:lineRule="auto"/>
-        <w:ind w:right="-455"/>
-        <w:rPr>
-          <w:rFonts w:ascii="Arial Nova Cond Light" w:hAnsi="Arial Nova Cond Light" w:cs="Times New Roman"/>
-          <w:b/>
-          <w:bCs/>
-          <w:color w:val="000000" w:themeColor="text1"/>
-        </w:rPr>
-      </w:pPr>
-    </w:p>
-    <w:p>
-      <w:pPr>
-        <w:spacing w:line="276" w:lineRule="auto"/>
-        <w:ind w:right="-455"/>
-        <w:rPr>
-          <w:rFonts w:ascii="Arial Nova Cond Light" w:hAnsi="Arial Nova Cond Light" w:cs="Times New Roman"/>
-          <w:b/>
-          <w:bCs/>
-          <w:color w:val="000000" w:themeColor="text1"/>
-        </w:rPr>
-      </w:pPr>
-    </w:p>
     <w:p>
       <w:pPr>
         <w:pStyle w:val="Prrafodelista"/>
@@ -4475,29 +4144,16 @@
                 <w:szCs w:val="20"/>
               </w:rPr>
             </w:pPr>
-            <w:proofErr w:type="spellStart"/>
-            <w:r>
-              <w:rPr>
-                <w:rFonts w:ascii="Arial Nova Cond Light" w:hAnsi="Arial Nova Cond Light" w:cs="Times New Roman"/>
-                <w:b/>
-                <w:bCs/>
-                <w:color w:val="000000" w:themeColor="text1"/>
-                <w:sz w:val="20"/>
-                <w:szCs w:val="20"/>
-              </w:rPr>
-              <w:t>N°</w:t>
-            </w:r>
-            <w:proofErr w:type="spellEnd"/>
-            <w:r>
-              <w:rPr>
-                <w:rFonts w:ascii="Arial Nova Cond Light" w:hAnsi="Arial Nova Cond Light" w:cs="Times New Roman"/>
-                <w:b/>
-                <w:bCs/>
-                <w:color w:val="000000" w:themeColor="text1"/>
-                <w:sz w:val="20"/>
-                <w:szCs w:val="20"/>
-              </w:rPr>
-              <w:t xml:space="preserve"> DE SEMANAS LECTIVAS</w:t>
+            <w:r>
+              <w:rPr>
+                <w:rFonts w:ascii="Arial Nova Cond Light" w:hAnsi="Arial Nova Cond Light" w:cs="Times New Roman"/>
+                <w:b/>
+                <w:bCs/>
+                <w:color w:val="000000" w:themeColor="text1"/>
+                <w:sz w:val="20"/>
+                <w:szCs w:val="20"/>
+              </w:rPr>
+              <w:t>N° DE SEMANAS LECTIVAS</w:t>
             </w:r>
           </w:p>
         </w:tc>
@@ -4522,29 +4178,16 @@
                 <w:szCs w:val="20"/>
               </w:rPr>
             </w:pPr>
-            <w:proofErr w:type="spellStart"/>
-            <w:r>
-              <w:rPr>
-                <w:rFonts w:ascii="Arial Nova Cond Light" w:hAnsi="Arial Nova Cond Light" w:cs="Times New Roman"/>
-                <w:b/>
-                <w:bCs/>
-                <w:color w:val="000000" w:themeColor="text1"/>
-                <w:sz w:val="20"/>
-                <w:szCs w:val="20"/>
-              </w:rPr>
-              <w:t>N°</w:t>
-            </w:r>
-            <w:proofErr w:type="spellEnd"/>
-            <w:r>
-              <w:rPr>
-                <w:rFonts w:ascii="Arial Nova Cond Light" w:hAnsi="Arial Nova Cond Light" w:cs="Times New Roman"/>
-                <w:b/>
-                <w:bCs/>
-                <w:color w:val="000000" w:themeColor="text1"/>
-                <w:sz w:val="20"/>
-                <w:szCs w:val="20"/>
-              </w:rPr>
-              <w:t xml:space="preserve"> UNIDADES</w:t>
+            <w:r>
+              <w:rPr>
+                <w:rFonts w:ascii="Arial Nova Cond Light" w:hAnsi="Arial Nova Cond Light" w:cs="Times New Roman"/>
+                <w:b/>
+                <w:bCs/>
+                <w:color w:val="000000" w:themeColor="text1"/>
+                <w:sz w:val="20"/>
+                <w:szCs w:val="20"/>
+              </w:rPr>
+              <w:t>N° UNIDADES</w:t>
             </w:r>
           </w:p>
         </w:tc>
@@ -11330,13 +10973,13 @@
         <w:tblLook w:val="04A0" w:firstRow="1" w:lastRow="0" w:firstColumn="1" w:lastColumn="0" w:noHBand="0" w:noVBand="1"/>
       </w:tblPr>
       <w:tblGrid>
-        <w:gridCol w:w="875"/>
-        <w:gridCol w:w="1095"/>
-        <w:gridCol w:w="1726"/>
-        <w:gridCol w:w="6169"/>
-        <w:gridCol w:w="2015"/>
-        <w:gridCol w:w="1634"/>
-        <w:gridCol w:w="1337"/>
+        <w:gridCol w:w="818"/>
+        <w:gridCol w:w="1018"/>
+        <w:gridCol w:w="5379"/>
+        <w:gridCol w:w="1984"/>
+        <w:gridCol w:w="2693"/>
+        <w:gridCol w:w="1560"/>
+        <w:gridCol w:w="1399"/>
       </w:tblGrid>
       <w:tr>
         <w:trPr>
@@ -11345,7 +10988,7 @@
         </w:trPr>
         <w:tc>
           <w:tcPr>
-            <w:tcW w:w="875" w:type="dxa"/>
+            <w:tcW w:w="818" w:type="dxa"/>
             <w:shd w:val="clear" w:color="auto" w:fill="C1F0C7" w:themeFill="accent3" w:themeFillTint="33"/>
             <w:vAlign w:val="center"/>
           </w:tcPr>
@@ -11379,7 +11022,7 @@
         </w:tc>
         <w:tc>
           <w:tcPr>
-            <w:tcW w:w="1095" w:type="dxa"/>
+            <w:tcW w:w="1018" w:type="dxa"/>
             <w:shd w:val="clear" w:color="auto" w:fill="C1F0C7" w:themeFill="accent3" w:themeFillTint="33"/>
             <w:vAlign w:val="center"/>
           </w:tcPr>
@@ -11412,7 +11055,7 @@
         </w:tc>
         <w:tc>
           <w:tcPr>
-            <w:tcW w:w="1726" w:type="dxa"/>
+            <w:tcW w:w="5379" w:type="dxa"/>
             <w:shd w:val="clear" w:color="auto" w:fill="C1F0C7" w:themeFill="accent3" w:themeFillTint="33"/>
             <w:vAlign w:val="center"/>
           </w:tcPr>
@@ -11439,13 +11082,35 @@
                 <w:sz w:val="20"/>
                 <w:szCs w:val="20"/>
               </w:rPr>
-              <w:t>PROBLEMA / POTENCIALIDAD</w:t>
-            </w:r>
-          </w:p>
-        </w:tc>
-        <w:tc>
-          <w:tcPr>
-            <w:tcW w:w="6169" w:type="dxa"/>
+              <w:t>SITUACIÓN SIGNIF</w:t>
+            </w:r>
+            <w:r>
+              <w:rPr>
+                <w:rFonts w:ascii="Arial Nova Cond" w:hAnsi="Arial Nova Cond" w:cs="Times New Roman"/>
+                <w:b/>
+                <w:bCs/>
+                <w:color w:val="000000" w:themeColor="text1"/>
+                <w:sz w:val="20"/>
+                <w:szCs w:val="20"/>
+              </w:rPr>
+              <w:t>I</w:t>
+            </w:r>
+            <w:r>
+              <w:rPr>
+                <w:rFonts w:ascii="Arial Nova Cond" w:hAnsi="Arial Nova Cond" w:cs="Times New Roman"/>
+                <w:b/>
+                <w:bCs/>
+                <w:color w:val="000000" w:themeColor="text1"/>
+                <w:sz w:val="20"/>
+                <w:szCs w:val="20"/>
+              </w:rPr>
+              <w:t>CATIVA</w:t>
+            </w:r>
+          </w:p>
+        </w:tc>
+        <w:tc>
+          <w:tcPr>
+            <w:tcW w:w="1984" w:type="dxa"/>
             <w:shd w:val="clear" w:color="auto" w:fill="C1F0C7" w:themeFill="accent3" w:themeFillTint="33"/>
             <w:vAlign w:val="center"/>
           </w:tcPr>
@@ -11472,7 +11137,7 @@
                 <w:sz w:val="20"/>
                 <w:szCs w:val="20"/>
               </w:rPr>
-              <w:t>SITUACIÓN SIGNIF</w:t>
+              <w:t>TÍTULO DE LA UNIDAD DID</w:t>
             </w:r>
             <w:r>
               <w:rPr>
@@ -11483,7 +11148,7 @@
                 <w:sz w:val="20"/>
                 <w:szCs w:val="20"/>
               </w:rPr>
-              <w:t>I</w:t>
+              <w:t>Á</w:t>
             </w:r>
             <w:r>
               <w:rPr>
@@ -11494,13 +11159,24 @@
                 <w:sz w:val="20"/>
                 <w:szCs w:val="20"/>
               </w:rPr>
-              <w:t>CATIVA</w:t>
-            </w:r>
-          </w:p>
-        </w:tc>
-        <w:tc>
-          <w:tcPr>
-            <w:tcW w:w="2015" w:type="dxa"/>
+              <w:t>CTICA</w:t>
+            </w:r>
+            <w:r>
+              <w:rPr>
+                <w:rFonts w:ascii="Arial Nova Cond" w:hAnsi="Arial Nova Cond" w:cs="Times New Roman"/>
+                <w:b/>
+                <w:bCs/>
+                <w:color w:val="000000" w:themeColor="text1"/>
+                <w:sz w:val="20"/>
+                <w:szCs w:val="20"/>
+              </w:rPr>
+              <w:t>.</w:t>
+            </w:r>
+          </w:p>
+        </w:tc>
+        <w:tc>
+          <w:tcPr>
+            <w:tcW w:w="2693" w:type="dxa"/>
             <w:shd w:val="clear" w:color="auto" w:fill="C1F0C7" w:themeFill="accent3" w:themeFillTint="33"/>
             <w:vAlign w:val="center"/>
           </w:tcPr>
@@ -11527,9 +11203,21 @@
                 <w:sz w:val="20"/>
                 <w:szCs w:val="20"/>
               </w:rPr>
-              <w:t>TÍTULO DE LA UNIDAD DID</w:t>
-            </w:r>
-            <w:r>
+              <w:t>CAMPO TEMATICO</w:t>
+            </w:r>
+          </w:p>
+        </w:tc>
+        <w:tc>
+          <w:tcPr>
+            <w:tcW w:w="1560" w:type="dxa"/>
+            <w:shd w:val="clear" w:color="auto" w:fill="C1F0C7" w:themeFill="accent3" w:themeFillTint="33"/>
+            <w:vAlign w:val="center"/>
+          </w:tcPr>
+          <w:p>
+            <w:pPr>
+              <w:pStyle w:val="Prrafodelista"/>
+              <w:ind w:left="0"/>
+              <w:jc w:val="center"/>
               <w:rPr>
                 <w:rFonts w:ascii="Arial Nova Cond" w:hAnsi="Arial Nova Cond" w:cs="Times New Roman"/>
                 <w:b/>
@@ -11538,8 +11226,7 @@
                 <w:sz w:val="20"/>
                 <w:szCs w:val="20"/>
               </w:rPr>
-              <w:t>Á</w:t>
-            </w:r>
+            </w:pPr>
             <w:r>
               <w:rPr>
                 <w:rFonts w:ascii="Arial Nova Cond" w:hAnsi="Arial Nova Cond" w:cs="Times New Roman"/>
@@ -11549,57 +11236,13 @@
                 <w:sz w:val="20"/>
                 <w:szCs w:val="20"/>
               </w:rPr>
-              <w:t>CTICA</w:t>
-            </w:r>
-            <w:r>
-              <w:rPr>
-                <w:rFonts w:ascii="Arial Nova Cond" w:hAnsi="Arial Nova Cond" w:cs="Times New Roman"/>
-                <w:b/>
-                <w:bCs/>
-                <w:color w:val="000000" w:themeColor="text1"/>
-                <w:sz w:val="20"/>
-                <w:szCs w:val="20"/>
-              </w:rPr>
-              <w:t>.</w:t>
-            </w:r>
-          </w:p>
-        </w:tc>
-        <w:tc>
-          <w:tcPr>
-            <w:tcW w:w="1634" w:type="dxa"/>
-            <w:shd w:val="clear" w:color="auto" w:fill="C1F0C7" w:themeFill="accent3" w:themeFillTint="33"/>
-            <w:vAlign w:val="center"/>
-          </w:tcPr>
-          <w:p>
-            <w:pPr>
-              <w:pStyle w:val="Prrafodelista"/>
-              <w:ind w:left="0"/>
-              <w:jc w:val="center"/>
-              <w:rPr>
-                <w:rFonts w:ascii="Arial Nova Cond" w:hAnsi="Arial Nova Cond" w:cs="Times New Roman"/>
-                <w:b/>
-                <w:bCs/>
-                <w:color w:val="000000" w:themeColor="text1"/>
-                <w:sz w:val="20"/>
-                <w:szCs w:val="20"/>
-              </w:rPr>
-            </w:pPr>
-            <w:r>
-              <w:rPr>
-                <w:rFonts w:ascii="Arial Nova Cond" w:hAnsi="Arial Nova Cond" w:cs="Times New Roman"/>
-                <w:b/>
-                <w:bCs/>
-                <w:color w:val="000000" w:themeColor="text1"/>
-                <w:sz w:val="20"/>
-                <w:szCs w:val="20"/>
-              </w:rPr>
               <w:t>COMPETENCIAS</w:t>
             </w:r>
           </w:p>
         </w:tc>
         <w:tc>
           <w:tcPr>
-            <w:tcW w:w="1337" w:type="dxa"/>
+            <w:tcW w:w="1399" w:type="dxa"/>
             <w:shd w:val="clear" w:color="auto" w:fill="C1F0C7" w:themeFill="accent3" w:themeFillTint="33"/>
             <w:vAlign w:val="center"/>
           </w:tcPr>
@@ -11638,7 +11281,7 @@
         </w:trPr>
         <w:tc>
           <w:tcPr>
-            <w:tcW w:w="875" w:type="dxa"/>
+            <w:tcW w:w="818" w:type="dxa"/>
             <w:vMerge w:val="restart"/>
             <w:vAlign w:val="center"/>
           </w:tcPr>
@@ -11677,7 +11320,7 @@
         </w:tc>
         <w:tc>
           <w:tcPr>
-            <w:tcW w:w="1095" w:type="dxa"/>
+            <w:tcW w:w="1018" w:type="dxa"/>
             <w:vAlign w:val="center"/>
           </w:tcPr>
           <w:p>
@@ -11715,7 +11358,7 @@
         </w:tc>
         <w:tc>
           <w:tcPr>
-            <w:tcW w:w="1726" w:type="dxa"/>
+            <w:tcW w:w="5379" w:type="dxa"/>
             <w:vAlign w:val="center"/>
           </w:tcPr>
           <w:p>
@@ -11743,47 +11386,13 @@
                 <w:szCs w:val="20"/>
                 <w:lang w:val="es-ES_tradnl"/>
               </w:rPr>
-              <w:t>{{problemapotencialidad0}}</w:t>
-            </w:r>
-          </w:p>
-        </w:tc>
-        <w:tc>
-          <w:tcPr>
-            <w:tcW w:w="6169" w:type="dxa"/>
-            <w:vAlign w:val="center"/>
-          </w:tcPr>
-          <w:p>
-            <w:pPr>
-              <w:pStyle w:val="Prrafodelista"/>
-              <w:tabs>
-                <w:tab w:val="left" w:pos="0"/>
-                <w:tab w:val="left" w:pos="142"/>
-                <w:tab w:val="left" w:pos="284"/>
-              </w:tabs>
-              <w:spacing w:line="276" w:lineRule="auto"/>
-              <w:ind w:left="0"/>
-              <w:jc w:val="both"/>
-              <w:rPr>
-                <w:rFonts w:ascii="Arial Nova Cond" w:eastAsia="Calibri" w:hAnsi="Arial Nova Cond" w:cs="Times New Roman"/>
-                <w:sz w:val="20"/>
-                <w:szCs w:val="20"/>
-                <w:lang w:val="es-ES_tradnl"/>
-              </w:rPr>
-            </w:pPr>
-            <w:r>
-              <w:rPr>
-                <w:rFonts w:ascii="Arial Nova Cond" w:eastAsia="Calibri" w:hAnsi="Arial Nova Cond" w:cs="Times New Roman"/>
-                <w:sz w:val="20"/>
-                <w:szCs w:val="20"/>
-                <w:lang w:val="es-ES_tradnl"/>
-              </w:rPr>
-              <w:t>{{situacionsignificativa0}}</w:t>
-            </w:r>
-          </w:p>
-        </w:tc>
-        <w:tc>
-          <w:tcPr>
-            <w:tcW w:w="2015" w:type="dxa"/>
+              <w:t xml:space="preserve">{{situacionsignificativa0}} </w:t>
+            </w:r>
+          </w:p>
+        </w:tc>
+        <w:tc>
+          <w:tcPr>
+            <w:tcW w:w="1984" w:type="dxa"/>
             <w:vAlign w:val="center"/>
           </w:tcPr>
           <w:p>
@@ -11814,7 +11423,7 @@
         </w:tc>
         <w:tc>
           <w:tcPr>
-            <w:tcW w:w="1634" w:type="dxa"/>
+            <w:tcW w:w="2693" w:type="dxa"/>
             <w:vAlign w:val="center"/>
           </w:tcPr>
           <w:p>
@@ -11839,13 +11448,13 @@
                 <w:sz w:val="20"/>
                 <w:szCs w:val="20"/>
               </w:rPr>
-              <w:t>{{competencias0}}</w:t>
-            </w:r>
-          </w:p>
-        </w:tc>
-        <w:tc>
-          <w:tcPr>
-            <w:tcW w:w="1337" w:type="dxa"/>
+              <w:t>{{campotematico0}}</w:t>
+            </w:r>
+          </w:p>
+        </w:tc>
+        <w:tc>
+          <w:tcPr>
+            <w:tcW w:w="1560" w:type="dxa"/>
             <w:vAlign w:val="center"/>
           </w:tcPr>
           <w:p>
@@ -11853,7 +11462,38 @@
               <w:autoSpaceDE w:val="0"/>
               <w:autoSpaceDN w:val="0"/>
               <w:adjustRightInd w:val="0"/>
-              <w:jc w:val="center"/>
+              <w:jc w:val="both"/>
+              <w:rPr>
+                <w:rFonts w:ascii="Arial Nova Cond" w:hAnsi="Arial Nova Cond" w:cs="Arial"/>
+                <w:color w:val="000000"/>
+                <w:kern w:val="0"/>
+                <w:sz w:val="20"/>
+                <w:szCs w:val="20"/>
+              </w:rPr>
+            </w:pPr>
+            <w:r>
+              <w:rPr>
+                <w:rFonts w:ascii="Arial Nova Cond" w:hAnsi="Arial Nova Cond" w:cs="Arial"/>
+                <w:color w:val="000000"/>
+                <w:kern w:val="0"/>
+                <w:sz w:val="20"/>
+                <w:szCs w:val="20"/>
+              </w:rPr>
+              <w:t>{{competencias0}}</w:t>
+            </w:r>
+          </w:p>
+        </w:tc>
+        <w:tc>
+          <w:tcPr>
+            <w:tcW w:w="1399" w:type="dxa"/>
+            <w:vAlign w:val="center"/>
+          </w:tcPr>
+          <w:p>
+            <w:pPr>
+              <w:autoSpaceDE w:val="0"/>
+              <w:autoSpaceDN w:val="0"/>
+              <w:adjustRightInd w:val="0"/>
+              <w:jc w:val="both"/>
               <w:rPr>
                 <w:rFonts w:ascii="Arial Nova Cond" w:hAnsi="Arial Nova Cond" w:cs="Arial"/>
                 <w:color w:val="000000"/>
@@ -11882,7 +11522,7 @@
         </w:trPr>
         <w:tc>
           <w:tcPr>
-            <w:tcW w:w="875" w:type="dxa"/>
+            <w:tcW w:w="818" w:type="dxa"/>
             <w:vMerge/>
             <w:vAlign w:val="center"/>
           </w:tcPr>
@@ -11910,7 +11550,7 @@
         </w:tc>
         <w:tc>
           <w:tcPr>
-            <w:tcW w:w="1095" w:type="dxa"/>
+            <w:tcW w:w="1018" w:type="dxa"/>
             <w:vAlign w:val="center"/>
           </w:tcPr>
           <w:p>
@@ -11948,33 +11588,7 @@
         </w:tc>
         <w:tc>
           <w:tcPr>
-            <w:tcW w:w="1726" w:type="dxa"/>
-            <w:vAlign w:val="center"/>
-          </w:tcPr>
-          <w:p>
-            <w:pPr>
-              <w:pStyle w:val="NormalWeb"/>
-              <w:jc w:val="both"/>
-              <w:rPr>
-                <w:rFonts w:ascii="Arial Nova Cond" w:hAnsi="Arial Nova Cond"/>
-                <w:sz w:val="20"/>
-                <w:szCs w:val="20"/>
-              </w:rPr>
-            </w:pPr>
-            <w:r>
-              <w:rPr>
-                <w:rFonts w:ascii="Arial Nova Cond" w:eastAsia="Calibri" w:hAnsi="Arial Nova Cond"/>
-                <w:sz w:val="20"/>
-                <w:szCs w:val="20"/>
-                <w:lang w:val="es-ES_tradnl"/>
-              </w:rPr>
-              <w:t>{{problemapotencialidad1}}</w:t>
-            </w:r>
-          </w:p>
-        </w:tc>
-        <w:tc>
-          <w:tcPr>
-            <w:tcW w:w="6169" w:type="dxa"/>
+            <w:tcW w:w="5379" w:type="dxa"/>
             <w:vAlign w:val="center"/>
           </w:tcPr>
           <w:p>
@@ -12008,7 +11622,7 @@
         </w:tc>
         <w:tc>
           <w:tcPr>
-            <w:tcW w:w="2015" w:type="dxa"/>
+            <w:tcW w:w="1984" w:type="dxa"/>
             <w:vAlign w:val="center"/>
           </w:tcPr>
           <w:p>
@@ -12039,7 +11653,7 @@
         </w:tc>
         <w:tc>
           <w:tcPr>
-            <w:tcW w:w="1634" w:type="dxa"/>
+            <w:tcW w:w="2693" w:type="dxa"/>
             <w:vAlign w:val="center"/>
           </w:tcPr>
           <w:p>
@@ -12064,13 +11678,13 @@
                 <w:sz w:val="20"/>
                 <w:szCs w:val="20"/>
               </w:rPr>
-              <w:t>{{competencias1}}</w:t>
-            </w:r>
-          </w:p>
-        </w:tc>
-        <w:tc>
-          <w:tcPr>
-            <w:tcW w:w="1337" w:type="dxa"/>
+              <w:t>{{campotematico1}}</w:t>
+            </w:r>
+          </w:p>
+        </w:tc>
+        <w:tc>
+          <w:tcPr>
+            <w:tcW w:w="1560" w:type="dxa"/>
             <w:vAlign w:val="center"/>
           </w:tcPr>
           <w:p>
@@ -12078,7 +11692,38 @@
               <w:autoSpaceDE w:val="0"/>
               <w:autoSpaceDN w:val="0"/>
               <w:adjustRightInd w:val="0"/>
-              <w:jc w:val="center"/>
+              <w:jc w:val="both"/>
+              <w:rPr>
+                <w:rFonts w:ascii="Arial Nova Cond" w:hAnsi="Arial Nova Cond" w:cs="Arial"/>
+                <w:color w:val="000000"/>
+                <w:kern w:val="0"/>
+                <w:sz w:val="20"/>
+                <w:szCs w:val="20"/>
+              </w:rPr>
+            </w:pPr>
+            <w:r>
+              <w:rPr>
+                <w:rFonts w:ascii="Arial Nova Cond" w:hAnsi="Arial Nova Cond" w:cs="Arial"/>
+                <w:color w:val="000000"/>
+                <w:kern w:val="0"/>
+                <w:sz w:val="20"/>
+                <w:szCs w:val="20"/>
+              </w:rPr>
+              <w:t>{{competencias1}}</w:t>
+            </w:r>
+          </w:p>
+        </w:tc>
+        <w:tc>
+          <w:tcPr>
+            <w:tcW w:w="1399" w:type="dxa"/>
+            <w:vAlign w:val="center"/>
+          </w:tcPr>
+          <w:p>
+            <w:pPr>
+              <w:autoSpaceDE w:val="0"/>
+              <w:autoSpaceDN w:val="0"/>
+              <w:adjustRightInd w:val="0"/>
+              <w:jc w:val="both"/>
               <w:rPr>
                 <w:rFonts w:ascii="Arial Nova Cond" w:hAnsi="Arial Nova Cond" w:cs="Arial"/>
                 <w:color w:val="000000"/>
@@ -12107,7 +11752,7 @@
         </w:trPr>
         <w:tc>
           <w:tcPr>
-            <w:tcW w:w="875" w:type="dxa"/>
+            <w:tcW w:w="818" w:type="dxa"/>
             <w:vMerge/>
             <w:vAlign w:val="center"/>
           </w:tcPr>
@@ -12135,7 +11780,7 @@
         </w:tc>
         <w:tc>
           <w:tcPr>
-            <w:tcW w:w="1095" w:type="dxa"/>
+            <w:tcW w:w="1018" w:type="dxa"/>
             <w:vAlign w:val="center"/>
           </w:tcPr>
           <w:p>
@@ -12173,33 +11818,7 @@
         </w:tc>
         <w:tc>
           <w:tcPr>
-            <w:tcW w:w="1726" w:type="dxa"/>
-            <w:vAlign w:val="center"/>
-          </w:tcPr>
-          <w:p>
-            <w:pPr>
-              <w:pStyle w:val="NormalWeb"/>
-              <w:jc w:val="both"/>
-              <w:rPr>
-                <w:rFonts w:ascii="Arial Nova Cond" w:eastAsia="Calibri" w:hAnsi="Arial Nova Cond"/>
-                <w:sz w:val="20"/>
-                <w:szCs w:val="20"/>
-              </w:rPr>
-            </w:pPr>
-            <w:r>
-              <w:rPr>
-                <w:rFonts w:ascii="Arial Nova Cond" w:eastAsia="Calibri" w:hAnsi="Arial Nova Cond"/>
-                <w:sz w:val="20"/>
-                <w:szCs w:val="20"/>
-                <w:lang w:val="es-ES_tradnl"/>
-              </w:rPr>
-              <w:t>{{problemapotencialidad2}}</w:t>
-            </w:r>
-          </w:p>
-        </w:tc>
-        <w:tc>
-          <w:tcPr>
-            <w:tcW w:w="6169" w:type="dxa"/>
+            <w:tcW w:w="5379" w:type="dxa"/>
             <w:vAlign w:val="center"/>
           </w:tcPr>
           <w:p>
@@ -12233,7 +11852,7 @@
         </w:tc>
         <w:tc>
           <w:tcPr>
-            <w:tcW w:w="2015" w:type="dxa"/>
+            <w:tcW w:w="1984" w:type="dxa"/>
             <w:vAlign w:val="center"/>
           </w:tcPr>
           <w:p>
@@ -12264,7 +11883,7 @@
         </w:tc>
         <w:tc>
           <w:tcPr>
-            <w:tcW w:w="1634" w:type="dxa"/>
+            <w:tcW w:w="2693" w:type="dxa"/>
             <w:vAlign w:val="center"/>
           </w:tcPr>
           <w:p>
@@ -12289,13 +11908,13 @@
                 <w:sz w:val="20"/>
                 <w:szCs w:val="20"/>
               </w:rPr>
-              <w:t>{{competencias2}}</w:t>
-            </w:r>
-          </w:p>
-        </w:tc>
-        <w:tc>
-          <w:tcPr>
-            <w:tcW w:w="1337" w:type="dxa"/>
+              <w:t>{{campotematico2}}</w:t>
+            </w:r>
+          </w:p>
+        </w:tc>
+        <w:tc>
+          <w:tcPr>
+            <w:tcW w:w="1560" w:type="dxa"/>
             <w:vAlign w:val="center"/>
           </w:tcPr>
           <w:p>
@@ -12303,7 +11922,38 @@
               <w:autoSpaceDE w:val="0"/>
               <w:autoSpaceDN w:val="0"/>
               <w:adjustRightInd w:val="0"/>
-              <w:jc w:val="center"/>
+              <w:jc w:val="both"/>
+              <w:rPr>
+                <w:rFonts w:ascii="Arial Nova Cond" w:hAnsi="Arial Nova Cond" w:cs="Arial"/>
+                <w:color w:val="000000"/>
+                <w:kern w:val="0"/>
+                <w:sz w:val="20"/>
+                <w:szCs w:val="20"/>
+              </w:rPr>
+            </w:pPr>
+            <w:r>
+              <w:rPr>
+                <w:rFonts w:ascii="Arial Nova Cond" w:hAnsi="Arial Nova Cond" w:cs="Arial"/>
+                <w:color w:val="000000"/>
+                <w:kern w:val="0"/>
+                <w:sz w:val="20"/>
+                <w:szCs w:val="20"/>
+              </w:rPr>
+              <w:t>{{competencias2}}</w:t>
+            </w:r>
+          </w:p>
+        </w:tc>
+        <w:tc>
+          <w:tcPr>
+            <w:tcW w:w="1399" w:type="dxa"/>
+            <w:vAlign w:val="center"/>
+          </w:tcPr>
+          <w:p>
+            <w:pPr>
+              <w:autoSpaceDE w:val="0"/>
+              <w:autoSpaceDN w:val="0"/>
+              <w:adjustRightInd w:val="0"/>
+              <w:jc w:val="both"/>
               <w:rPr>
                 <w:rFonts w:ascii="Arial Nova Cond" w:hAnsi="Arial Nova Cond" w:cs="Arial"/>
                 <w:color w:val="000000"/>
@@ -12332,7 +11982,7 @@
         </w:trPr>
         <w:tc>
           <w:tcPr>
-            <w:tcW w:w="875" w:type="dxa"/>
+            <w:tcW w:w="818" w:type="dxa"/>
             <w:vMerge w:val="restart"/>
             <w:vAlign w:val="center"/>
           </w:tcPr>
@@ -12371,7 +12021,7 @@
         </w:tc>
         <w:tc>
           <w:tcPr>
-            <w:tcW w:w="1095" w:type="dxa"/>
+            <w:tcW w:w="1018" w:type="dxa"/>
             <w:vAlign w:val="center"/>
           </w:tcPr>
           <w:p>
@@ -12409,33 +12059,7 @@
         </w:tc>
         <w:tc>
           <w:tcPr>
-            <w:tcW w:w="1726" w:type="dxa"/>
-            <w:vAlign w:val="center"/>
-          </w:tcPr>
-          <w:p>
-            <w:pPr>
-              <w:pStyle w:val="Sinespaciado"/>
-              <w:jc w:val="both"/>
-              <w:rPr>
-                <w:rFonts w:ascii="Arial Nova Cond" w:eastAsia="Times New Roman" w:hAnsi="Arial Nova Cond" w:cs="Times New Roman"/>
-                <w:sz w:val="20"/>
-                <w:szCs w:val="20"/>
-              </w:rPr>
-            </w:pPr>
-            <w:r>
-              <w:rPr>
-                <w:rFonts w:ascii="Arial Nova Cond" w:eastAsia="Calibri" w:hAnsi="Arial Nova Cond" w:cs="Times New Roman"/>
-                <w:sz w:val="20"/>
-                <w:szCs w:val="20"/>
-                <w:lang w:val="es-ES_tradnl"/>
-              </w:rPr>
-              <w:t>{{problemapotencialidad3}}</w:t>
-            </w:r>
-          </w:p>
-        </w:tc>
-        <w:tc>
-          <w:tcPr>
-            <w:tcW w:w="6169" w:type="dxa"/>
+            <w:tcW w:w="5379" w:type="dxa"/>
             <w:vAlign w:val="center"/>
           </w:tcPr>
           <w:p>
@@ -12470,7 +12094,7 @@
         </w:tc>
         <w:tc>
           <w:tcPr>
-            <w:tcW w:w="2015" w:type="dxa"/>
+            <w:tcW w:w="1984" w:type="dxa"/>
             <w:vAlign w:val="center"/>
           </w:tcPr>
           <w:p>
@@ -12501,7 +12125,7 @@
         </w:tc>
         <w:tc>
           <w:tcPr>
-            <w:tcW w:w="1634" w:type="dxa"/>
+            <w:tcW w:w="2693" w:type="dxa"/>
             <w:vAlign w:val="center"/>
           </w:tcPr>
           <w:p>
@@ -12526,13 +12150,13 @@
                 <w:sz w:val="20"/>
                 <w:szCs w:val="20"/>
               </w:rPr>
-              <w:t>{{competencias3}}</w:t>
-            </w:r>
-          </w:p>
-        </w:tc>
-        <w:tc>
-          <w:tcPr>
-            <w:tcW w:w="1337" w:type="dxa"/>
+              <w:t>{{campotematico3}}</w:t>
+            </w:r>
+          </w:p>
+        </w:tc>
+        <w:tc>
+          <w:tcPr>
+            <w:tcW w:w="1560" w:type="dxa"/>
             <w:vAlign w:val="center"/>
           </w:tcPr>
           <w:p>
@@ -12540,7 +12164,38 @@
               <w:autoSpaceDE w:val="0"/>
               <w:autoSpaceDN w:val="0"/>
               <w:adjustRightInd w:val="0"/>
-              <w:jc w:val="center"/>
+              <w:jc w:val="both"/>
+              <w:rPr>
+                <w:rFonts w:ascii="Arial Nova Cond" w:hAnsi="Arial Nova Cond" w:cs="Arial"/>
+                <w:color w:val="000000"/>
+                <w:kern w:val="0"/>
+                <w:sz w:val="20"/>
+                <w:szCs w:val="20"/>
+              </w:rPr>
+            </w:pPr>
+            <w:r>
+              <w:rPr>
+                <w:rFonts w:ascii="Arial Nova Cond" w:hAnsi="Arial Nova Cond" w:cs="Arial"/>
+                <w:color w:val="000000"/>
+                <w:kern w:val="0"/>
+                <w:sz w:val="20"/>
+                <w:szCs w:val="20"/>
+              </w:rPr>
+              <w:t>{{competencias3}}</w:t>
+            </w:r>
+          </w:p>
+        </w:tc>
+        <w:tc>
+          <w:tcPr>
+            <w:tcW w:w="1399" w:type="dxa"/>
+            <w:vAlign w:val="center"/>
+          </w:tcPr>
+          <w:p>
+            <w:pPr>
+              <w:autoSpaceDE w:val="0"/>
+              <w:autoSpaceDN w:val="0"/>
+              <w:adjustRightInd w:val="0"/>
+              <w:jc w:val="both"/>
               <w:rPr>
                 <w:rFonts w:ascii="Arial Nova Cond" w:hAnsi="Arial Nova Cond" w:cs="Arial"/>
                 <w:color w:val="000000"/>
@@ -12569,7 +12224,7 @@
         </w:trPr>
         <w:tc>
           <w:tcPr>
-            <w:tcW w:w="875" w:type="dxa"/>
+            <w:tcW w:w="818" w:type="dxa"/>
             <w:vMerge/>
             <w:vAlign w:val="center"/>
           </w:tcPr>
@@ -12597,7 +12252,7 @@
         </w:tc>
         <w:tc>
           <w:tcPr>
-            <w:tcW w:w="1095" w:type="dxa"/>
+            <w:tcW w:w="1018" w:type="dxa"/>
             <w:vAlign w:val="center"/>
           </w:tcPr>
           <w:p>
@@ -12635,33 +12290,7 @@
         </w:tc>
         <w:tc>
           <w:tcPr>
-            <w:tcW w:w="1726" w:type="dxa"/>
-            <w:vAlign w:val="center"/>
-          </w:tcPr>
-          <w:p>
-            <w:pPr>
-              <w:pStyle w:val="Sinespaciado"/>
-              <w:jc w:val="both"/>
-              <w:rPr>
-                <w:rFonts w:ascii="Arial Nova Cond" w:hAnsi="Arial Nova Cond"/>
-                <w:sz w:val="20"/>
-                <w:szCs w:val="20"/>
-              </w:rPr>
-            </w:pPr>
-            <w:r>
-              <w:rPr>
-                <w:rFonts w:ascii="Arial Nova Cond" w:eastAsia="Calibri" w:hAnsi="Arial Nova Cond" w:cs="Times New Roman"/>
-                <w:sz w:val="20"/>
-                <w:szCs w:val="20"/>
-                <w:lang w:val="es-ES_tradnl"/>
-              </w:rPr>
-              <w:t>{{problemapotencialidad4}}</w:t>
-            </w:r>
-          </w:p>
-        </w:tc>
-        <w:tc>
-          <w:tcPr>
-            <w:tcW w:w="6169" w:type="dxa"/>
+            <w:tcW w:w="5379" w:type="dxa"/>
             <w:vAlign w:val="center"/>
           </w:tcPr>
           <w:p>
@@ -12696,7 +12325,7 @@
         </w:tc>
         <w:tc>
           <w:tcPr>
-            <w:tcW w:w="2015" w:type="dxa"/>
+            <w:tcW w:w="1984" w:type="dxa"/>
             <w:vAlign w:val="center"/>
           </w:tcPr>
           <w:p>
@@ -12727,7 +12356,7 @@
         </w:tc>
         <w:tc>
           <w:tcPr>
-            <w:tcW w:w="1634" w:type="dxa"/>
+            <w:tcW w:w="2693" w:type="dxa"/>
             <w:vAlign w:val="center"/>
           </w:tcPr>
           <w:p>
@@ -12752,13 +12381,13 @@
                 <w:sz w:val="20"/>
                 <w:szCs w:val="20"/>
               </w:rPr>
-              <w:t>{{competencias4}}</w:t>
-            </w:r>
-          </w:p>
-        </w:tc>
-        <w:tc>
-          <w:tcPr>
-            <w:tcW w:w="1337" w:type="dxa"/>
+              <w:t>{{campotematico4}}</w:t>
+            </w:r>
+          </w:p>
+        </w:tc>
+        <w:tc>
+          <w:tcPr>
+            <w:tcW w:w="1560" w:type="dxa"/>
             <w:vAlign w:val="center"/>
           </w:tcPr>
           <w:p>
@@ -12766,7 +12395,38 @@
               <w:autoSpaceDE w:val="0"/>
               <w:autoSpaceDN w:val="0"/>
               <w:adjustRightInd w:val="0"/>
-              <w:jc w:val="center"/>
+              <w:jc w:val="both"/>
+              <w:rPr>
+                <w:rFonts w:ascii="Arial Nova Cond" w:hAnsi="Arial Nova Cond" w:cs="Arial"/>
+                <w:color w:val="000000"/>
+                <w:kern w:val="0"/>
+                <w:sz w:val="20"/>
+                <w:szCs w:val="20"/>
+              </w:rPr>
+            </w:pPr>
+            <w:r>
+              <w:rPr>
+                <w:rFonts w:ascii="Arial Nova Cond" w:hAnsi="Arial Nova Cond" w:cs="Arial"/>
+                <w:color w:val="000000"/>
+                <w:kern w:val="0"/>
+                <w:sz w:val="20"/>
+                <w:szCs w:val="20"/>
+              </w:rPr>
+              <w:t>{{competencias4}}</w:t>
+            </w:r>
+          </w:p>
+        </w:tc>
+        <w:tc>
+          <w:tcPr>
+            <w:tcW w:w="1399" w:type="dxa"/>
+            <w:vAlign w:val="center"/>
+          </w:tcPr>
+          <w:p>
+            <w:pPr>
+              <w:autoSpaceDE w:val="0"/>
+              <w:autoSpaceDN w:val="0"/>
+              <w:adjustRightInd w:val="0"/>
+              <w:jc w:val="both"/>
               <w:rPr>
                 <w:rFonts w:ascii="Arial Nova Cond" w:hAnsi="Arial Nova Cond" w:cs="Arial"/>
                 <w:color w:val="000000"/>
@@ -12795,7 +12455,7 @@
         </w:trPr>
         <w:tc>
           <w:tcPr>
-            <w:tcW w:w="875" w:type="dxa"/>
+            <w:tcW w:w="818" w:type="dxa"/>
             <w:vMerge w:val="restart"/>
             <w:vAlign w:val="center"/>
           </w:tcPr>
@@ -12834,7 +12494,7 @@
         </w:tc>
         <w:tc>
           <w:tcPr>
-            <w:tcW w:w="1095" w:type="dxa"/>
+            <w:tcW w:w="1018" w:type="dxa"/>
             <w:vAlign w:val="center"/>
           </w:tcPr>
           <w:p>
@@ -12872,34 +12532,7 @@
         </w:tc>
         <w:tc>
           <w:tcPr>
-            <w:tcW w:w="1726" w:type="dxa"/>
-            <w:vAlign w:val="center"/>
-          </w:tcPr>
-          <w:p>
-            <w:pPr>
-              <w:pStyle w:val="Sinespaciado"/>
-              <w:jc w:val="both"/>
-              <w:rPr>
-                <w:rFonts w:ascii="Arial Nova Cond" w:hAnsi="Arial Nova Cond"/>
-                <w:color w:val="000000" w:themeColor="text1"/>
-                <w:sz w:val="20"/>
-                <w:szCs w:val="20"/>
-              </w:rPr>
-            </w:pPr>
-            <w:r>
-              <w:rPr>
-                <w:rFonts w:ascii="Arial Nova Cond" w:eastAsia="Calibri" w:hAnsi="Arial Nova Cond" w:cs="Times New Roman"/>
-                <w:sz w:val="20"/>
-                <w:szCs w:val="20"/>
-                <w:lang w:val="es-ES_tradnl"/>
-              </w:rPr>
-              <w:t>{{problemapotencialidad5}}</w:t>
-            </w:r>
-          </w:p>
-        </w:tc>
-        <w:tc>
-          <w:tcPr>
-            <w:tcW w:w="6169" w:type="dxa"/>
+            <w:tcW w:w="5379" w:type="dxa"/>
             <w:vAlign w:val="center"/>
           </w:tcPr>
           <w:p>
@@ -12928,13 +12561,13 @@
                 <w:szCs w:val="20"/>
                 <w:lang w:val="es-ES_tradnl"/>
               </w:rPr>
-              <w:t>{{situacionsignificativa5}}</w:t>
-            </w:r>
-          </w:p>
-        </w:tc>
-        <w:tc>
-          <w:tcPr>
-            <w:tcW w:w="2015" w:type="dxa"/>
+              <w:t xml:space="preserve">{{situacionsignificativa5}} </w:t>
+            </w:r>
+          </w:p>
+        </w:tc>
+        <w:tc>
+          <w:tcPr>
+            <w:tcW w:w="1984" w:type="dxa"/>
             <w:vAlign w:val="center"/>
           </w:tcPr>
           <w:p>
@@ -12965,7 +12598,7 @@
         </w:tc>
         <w:tc>
           <w:tcPr>
-            <w:tcW w:w="1634" w:type="dxa"/>
+            <w:tcW w:w="2693" w:type="dxa"/>
             <w:vAlign w:val="center"/>
           </w:tcPr>
           <w:p>
@@ -12990,13 +12623,13 @@
                 <w:sz w:val="20"/>
                 <w:szCs w:val="20"/>
               </w:rPr>
-              <w:t>{{competencias5}}</w:t>
-            </w:r>
-          </w:p>
-        </w:tc>
-        <w:tc>
-          <w:tcPr>
-            <w:tcW w:w="1337" w:type="dxa"/>
+              <w:t>{{campotematico5}}</w:t>
+            </w:r>
+          </w:p>
+        </w:tc>
+        <w:tc>
+          <w:tcPr>
+            <w:tcW w:w="1560" w:type="dxa"/>
             <w:vAlign w:val="center"/>
           </w:tcPr>
           <w:p>
@@ -13004,7 +12637,38 @@
               <w:autoSpaceDE w:val="0"/>
               <w:autoSpaceDN w:val="0"/>
               <w:adjustRightInd w:val="0"/>
-              <w:jc w:val="center"/>
+              <w:jc w:val="both"/>
+              <w:rPr>
+                <w:rFonts w:ascii="Arial Nova Cond" w:hAnsi="Arial Nova Cond" w:cs="Arial"/>
+                <w:color w:val="000000"/>
+                <w:kern w:val="0"/>
+                <w:sz w:val="20"/>
+                <w:szCs w:val="20"/>
+              </w:rPr>
+            </w:pPr>
+            <w:r>
+              <w:rPr>
+                <w:rFonts w:ascii="Arial Nova Cond" w:hAnsi="Arial Nova Cond" w:cs="Arial"/>
+                <w:color w:val="000000"/>
+                <w:kern w:val="0"/>
+                <w:sz w:val="20"/>
+                <w:szCs w:val="20"/>
+              </w:rPr>
+              <w:t>{{competencias5}}</w:t>
+            </w:r>
+          </w:p>
+        </w:tc>
+        <w:tc>
+          <w:tcPr>
+            <w:tcW w:w="1399" w:type="dxa"/>
+            <w:vAlign w:val="center"/>
+          </w:tcPr>
+          <w:p>
+            <w:pPr>
+              <w:autoSpaceDE w:val="0"/>
+              <w:autoSpaceDN w:val="0"/>
+              <w:adjustRightInd w:val="0"/>
+              <w:jc w:val="both"/>
               <w:rPr>
                 <w:rFonts w:ascii="Arial Nova Cond" w:hAnsi="Arial Nova Cond" w:cs="Arial"/>
                 <w:color w:val="000000"/>
@@ -13033,7 +12697,7 @@
         </w:trPr>
         <w:tc>
           <w:tcPr>
-            <w:tcW w:w="875" w:type="dxa"/>
+            <w:tcW w:w="818" w:type="dxa"/>
             <w:vMerge/>
             <w:vAlign w:val="center"/>
           </w:tcPr>
@@ -13061,7 +12725,7 @@
         </w:tc>
         <w:tc>
           <w:tcPr>
-            <w:tcW w:w="1095" w:type="dxa"/>
+            <w:tcW w:w="1018" w:type="dxa"/>
             <w:vAlign w:val="center"/>
           </w:tcPr>
           <w:p>
@@ -13099,33 +12763,7 @@
         </w:tc>
         <w:tc>
           <w:tcPr>
-            <w:tcW w:w="1726" w:type="dxa"/>
-            <w:vAlign w:val="center"/>
-          </w:tcPr>
-          <w:p>
-            <w:pPr>
-              <w:pStyle w:val="Sinespaciado"/>
-              <w:jc w:val="both"/>
-              <w:rPr>
-                <w:rFonts w:ascii="Arial Nova Cond" w:hAnsi="Arial Nova Cond"/>
-                <w:sz w:val="20"/>
-                <w:szCs w:val="20"/>
-              </w:rPr>
-            </w:pPr>
-            <w:r>
-              <w:rPr>
-                <w:rFonts w:ascii="Arial Nova Cond" w:eastAsia="Calibri" w:hAnsi="Arial Nova Cond" w:cs="Times New Roman"/>
-                <w:sz w:val="20"/>
-                <w:szCs w:val="20"/>
-                <w:lang w:val="es-ES_tradnl"/>
-              </w:rPr>
-              <w:t>{{problemapotencialidad6}}</w:t>
-            </w:r>
-          </w:p>
-        </w:tc>
-        <w:tc>
-          <w:tcPr>
-            <w:tcW w:w="6169" w:type="dxa"/>
+            <w:tcW w:w="5379" w:type="dxa"/>
             <w:vAlign w:val="center"/>
           </w:tcPr>
           <w:p>
@@ -13159,7 +12797,7 @@
         </w:tc>
         <w:tc>
           <w:tcPr>
-            <w:tcW w:w="2015" w:type="dxa"/>
+            <w:tcW w:w="1984" w:type="dxa"/>
             <w:vAlign w:val="center"/>
           </w:tcPr>
           <w:p>
@@ -13190,7 +12828,7 @@
         </w:tc>
         <w:tc>
           <w:tcPr>
-            <w:tcW w:w="1634" w:type="dxa"/>
+            <w:tcW w:w="2693" w:type="dxa"/>
             <w:vAlign w:val="center"/>
           </w:tcPr>
           <w:p>
@@ -13215,13 +12853,13 @@
                 <w:sz w:val="20"/>
                 <w:szCs w:val="20"/>
               </w:rPr>
-              <w:t>{{competencias6}}</w:t>
-            </w:r>
-          </w:p>
-        </w:tc>
-        <w:tc>
-          <w:tcPr>
-            <w:tcW w:w="1337" w:type="dxa"/>
+              <w:t>{{campotematico6}}</w:t>
+            </w:r>
+          </w:p>
+        </w:tc>
+        <w:tc>
+          <w:tcPr>
+            <w:tcW w:w="1560" w:type="dxa"/>
             <w:vAlign w:val="center"/>
           </w:tcPr>
           <w:p>
@@ -13229,7 +12867,38 @@
               <w:autoSpaceDE w:val="0"/>
               <w:autoSpaceDN w:val="0"/>
               <w:adjustRightInd w:val="0"/>
-              <w:jc w:val="center"/>
+              <w:jc w:val="both"/>
+              <w:rPr>
+                <w:rFonts w:ascii="Arial Nova Cond" w:hAnsi="Arial Nova Cond" w:cs="Arial"/>
+                <w:color w:val="000000"/>
+                <w:kern w:val="0"/>
+                <w:sz w:val="20"/>
+                <w:szCs w:val="20"/>
+              </w:rPr>
+            </w:pPr>
+            <w:r>
+              <w:rPr>
+                <w:rFonts w:ascii="Arial Nova Cond" w:hAnsi="Arial Nova Cond" w:cs="Arial"/>
+                <w:color w:val="000000"/>
+                <w:kern w:val="0"/>
+                <w:sz w:val="20"/>
+                <w:szCs w:val="20"/>
+              </w:rPr>
+              <w:t>{{competencias6}}</w:t>
+            </w:r>
+          </w:p>
+        </w:tc>
+        <w:tc>
+          <w:tcPr>
+            <w:tcW w:w="1399" w:type="dxa"/>
+            <w:vAlign w:val="center"/>
+          </w:tcPr>
+          <w:p>
+            <w:pPr>
+              <w:autoSpaceDE w:val="0"/>
+              <w:autoSpaceDN w:val="0"/>
+              <w:adjustRightInd w:val="0"/>
+              <w:jc w:val="both"/>
               <w:rPr>
                 <w:rFonts w:ascii="Arial Nova Cond" w:hAnsi="Arial Nova Cond" w:cs="Arial"/>
                 <w:color w:val="000000"/>
@@ -13258,7 +12927,7 @@
         </w:trPr>
         <w:tc>
           <w:tcPr>
-            <w:tcW w:w="875" w:type="dxa"/>
+            <w:tcW w:w="818" w:type="dxa"/>
             <w:vMerge w:val="restart"/>
             <w:vAlign w:val="center"/>
           </w:tcPr>
@@ -13297,7 +12966,7 @@
         </w:tc>
         <w:tc>
           <w:tcPr>
-            <w:tcW w:w="1095" w:type="dxa"/>
+            <w:tcW w:w="1018" w:type="dxa"/>
             <w:vAlign w:val="center"/>
           </w:tcPr>
           <w:p>
@@ -13335,7 +13004,7 @@
         </w:tc>
         <w:tc>
           <w:tcPr>
-            <w:tcW w:w="1726" w:type="dxa"/>
+            <w:tcW w:w="5379" w:type="dxa"/>
             <w:vAlign w:val="center"/>
           </w:tcPr>
           <w:p>
@@ -13348,62 +13017,28 @@
               </w:tabs>
               <w:spacing w:line="276" w:lineRule="auto"/>
               <w:ind w:left="0"/>
+              <w:jc w:val="both"/>
+              <w:rPr>
+                <w:rFonts w:ascii="Arial Nova Cond" w:hAnsi="Arial Nova Cond"/>
+                <w:color w:val="000000" w:themeColor="text1"/>
+                <w:sz w:val="20"/>
+                <w:szCs w:val="20"/>
+              </w:rPr>
+            </w:pPr>
+            <w:r>
               <w:rPr>
                 <w:rFonts w:ascii="Arial Nova Cond" w:eastAsia="Calibri" w:hAnsi="Arial Nova Cond" w:cs="Times New Roman"/>
-                <w:color w:val="000000" w:themeColor="text1"/>
                 <w:sz w:val="20"/>
                 <w:szCs w:val="20"/>
                 <w:lang w:val="es-ES_tradnl"/>
               </w:rPr>
-            </w:pPr>
-            <w:r>
-              <w:rPr>
-                <w:rFonts w:ascii="Arial Nova Cond" w:eastAsia="Calibri" w:hAnsi="Arial Nova Cond" w:cs="Times New Roman"/>
-                <w:sz w:val="20"/>
-                <w:szCs w:val="20"/>
-                <w:lang w:val="es-ES_tradnl"/>
-              </w:rPr>
-              <w:t>{{problemapotencialidad7}}</w:t>
-            </w:r>
-          </w:p>
-        </w:tc>
-        <w:tc>
-          <w:tcPr>
-            <w:tcW w:w="6169" w:type="dxa"/>
-            <w:vAlign w:val="center"/>
-          </w:tcPr>
-          <w:p>
-            <w:pPr>
-              <w:pStyle w:val="Prrafodelista"/>
-              <w:tabs>
-                <w:tab w:val="left" w:pos="0"/>
-                <w:tab w:val="left" w:pos="142"/>
-                <w:tab w:val="left" w:pos="284"/>
-              </w:tabs>
-              <w:spacing w:line="276" w:lineRule="auto"/>
-              <w:ind w:left="0"/>
-              <w:jc w:val="both"/>
-              <w:rPr>
-                <w:rFonts w:ascii="Arial Nova Cond" w:hAnsi="Arial Nova Cond"/>
-                <w:color w:val="000000" w:themeColor="text1"/>
-                <w:sz w:val="20"/>
-                <w:szCs w:val="20"/>
-              </w:rPr>
-            </w:pPr>
-            <w:r>
-              <w:rPr>
-                <w:rFonts w:ascii="Arial Nova Cond" w:eastAsia="Calibri" w:hAnsi="Arial Nova Cond" w:cs="Times New Roman"/>
-                <w:sz w:val="20"/>
-                <w:szCs w:val="20"/>
-                <w:lang w:val="es-ES_tradnl"/>
-              </w:rPr>
               <w:t>{{situacionsignificativa7}}</w:t>
             </w:r>
           </w:p>
         </w:tc>
         <w:tc>
           <w:tcPr>
-            <w:tcW w:w="2015" w:type="dxa"/>
+            <w:tcW w:w="1984" w:type="dxa"/>
             <w:vAlign w:val="center"/>
           </w:tcPr>
           <w:p>
@@ -13434,7 +13069,7 @@
         </w:tc>
         <w:tc>
           <w:tcPr>
-            <w:tcW w:w="1634" w:type="dxa"/>
+            <w:tcW w:w="2693" w:type="dxa"/>
             <w:vAlign w:val="center"/>
           </w:tcPr>
           <w:p>
@@ -13459,13 +13094,13 @@
                 <w:sz w:val="20"/>
                 <w:szCs w:val="20"/>
               </w:rPr>
-              <w:t>{{competencias7}}</w:t>
-            </w:r>
-          </w:p>
-        </w:tc>
-        <w:tc>
-          <w:tcPr>
-            <w:tcW w:w="1337" w:type="dxa"/>
+              <w:t>{{campotematico7}}</w:t>
+            </w:r>
+          </w:p>
+        </w:tc>
+        <w:tc>
+          <w:tcPr>
+            <w:tcW w:w="1560" w:type="dxa"/>
             <w:vAlign w:val="center"/>
           </w:tcPr>
           <w:p>
@@ -13473,7 +13108,38 @@
               <w:autoSpaceDE w:val="0"/>
               <w:autoSpaceDN w:val="0"/>
               <w:adjustRightInd w:val="0"/>
-              <w:jc w:val="center"/>
+              <w:jc w:val="both"/>
+              <w:rPr>
+                <w:rFonts w:ascii="Arial Nova Cond" w:hAnsi="Arial Nova Cond" w:cs="Arial"/>
+                <w:color w:val="000000"/>
+                <w:kern w:val="0"/>
+                <w:sz w:val="20"/>
+                <w:szCs w:val="20"/>
+              </w:rPr>
+            </w:pPr>
+            <w:r>
+              <w:rPr>
+                <w:rFonts w:ascii="Arial Nova Cond" w:hAnsi="Arial Nova Cond" w:cs="Arial"/>
+                <w:color w:val="000000"/>
+                <w:kern w:val="0"/>
+                <w:sz w:val="20"/>
+                <w:szCs w:val="20"/>
+              </w:rPr>
+              <w:t>{{competencias7}}</w:t>
+            </w:r>
+          </w:p>
+        </w:tc>
+        <w:tc>
+          <w:tcPr>
+            <w:tcW w:w="1399" w:type="dxa"/>
+            <w:vAlign w:val="center"/>
+          </w:tcPr>
+          <w:p>
+            <w:pPr>
+              <w:autoSpaceDE w:val="0"/>
+              <w:autoSpaceDN w:val="0"/>
+              <w:adjustRightInd w:val="0"/>
+              <w:jc w:val="both"/>
               <w:rPr>
                 <w:rFonts w:ascii="Arial Nova Cond" w:hAnsi="Arial Nova Cond" w:cs="Arial"/>
                 <w:color w:val="000000"/>
@@ -13502,7 +13168,7 @@
         </w:trPr>
         <w:tc>
           <w:tcPr>
-            <w:tcW w:w="875" w:type="dxa"/>
+            <w:tcW w:w="818" w:type="dxa"/>
             <w:vMerge/>
             <w:vAlign w:val="center"/>
           </w:tcPr>
@@ -13530,7 +13196,7 @@
         </w:tc>
         <w:tc>
           <w:tcPr>
-            <w:tcW w:w="1095" w:type="dxa"/>
+            <w:tcW w:w="1018" w:type="dxa"/>
             <w:vAlign w:val="center"/>
           </w:tcPr>
           <w:p>
@@ -13568,7 +13234,7 @@
         </w:tc>
         <w:tc>
           <w:tcPr>
-            <w:tcW w:w="1726" w:type="dxa"/>
+            <w:tcW w:w="5379" w:type="dxa"/>
             <w:vAlign w:val="center"/>
           </w:tcPr>
           <w:p>
@@ -13581,6 +13247,7 @@
               </w:tabs>
               <w:spacing w:line="276" w:lineRule="auto"/>
               <w:ind w:left="0"/>
+              <w:jc w:val="both"/>
               <w:rPr>
                 <w:rFonts w:ascii="Arial Nova Cond" w:eastAsia="Calibri" w:hAnsi="Arial Nova Cond" w:cs="Times New Roman"/>
                 <w:color w:val="000000" w:themeColor="text1"/>
@@ -13596,48 +13263,13 @@
                 <w:szCs w:val="20"/>
                 <w:lang w:val="es-ES_tradnl"/>
               </w:rPr>
-              <w:t>{{problemapotencialidad8}}</w:t>
-            </w:r>
-          </w:p>
-        </w:tc>
-        <w:tc>
-          <w:tcPr>
-            <w:tcW w:w="6169" w:type="dxa"/>
-            <w:vAlign w:val="center"/>
-          </w:tcPr>
-          <w:p>
-            <w:pPr>
-              <w:pStyle w:val="Prrafodelista"/>
-              <w:tabs>
-                <w:tab w:val="left" w:pos="0"/>
-                <w:tab w:val="left" w:pos="142"/>
-                <w:tab w:val="left" w:pos="284"/>
-              </w:tabs>
-              <w:spacing w:line="276" w:lineRule="auto"/>
-              <w:ind w:left="0"/>
-              <w:jc w:val="both"/>
-              <w:rPr>
-                <w:rFonts w:ascii="Arial Nova Cond" w:eastAsia="Calibri" w:hAnsi="Arial Nova Cond" w:cs="Times New Roman"/>
-                <w:color w:val="000000" w:themeColor="text1"/>
-                <w:sz w:val="20"/>
-                <w:szCs w:val="20"/>
-                <w:lang w:val="es-ES_tradnl"/>
-              </w:rPr>
-            </w:pPr>
-            <w:r>
-              <w:rPr>
-                <w:rFonts w:ascii="Arial Nova Cond" w:eastAsia="Calibri" w:hAnsi="Arial Nova Cond" w:cs="Times New Roman"/>
-                <w:sz w:val="20"/>
-                <w:szCs w:val="20"/>
-                <w:lang w:val="es-ES_tradnl"/>
-              </w:rPr>
               <w:t>{{situacionsignificativa8}}</w:t>
             </w:r>
           </w:p>
         </w:tc>
         <w:tc>
           <w:tcPr>
-            <w:tcW w:w="2015" w:type="dxa"/>
+            <w:tcW w:w="1984" w:type="dxa"/>
             <w:vAlign w:val="center"/>
           </w:tcPr>
           <w:p>
@@ -13667,7 +13299,7 @@
         </w:tc>
         <w:tc>
           <w:tcPr>
-            <w:tcW w:w="1634" w:type="dxa"/>
+            <w:tcW w:w="2693" w:type="dxa"/>
             <w:vAlign w:val="center"/>
           </w:tcPr>
           <w:p>
@@ -13692,13 +13324,13 @@
                 <w:sz w:val="20"/>
                 <w:szCs w:val="20"/>
               </w:rPr>
-              <w:t>{{competencias8}}</w:t>
-            </w:r>
-          </w:p>
-        </w:tc>
-        <w:tc>
-          <w:tcPr>
-            <w:tcW w:w="1337" w:type="dxa"/>
+              <w:t>{{campotematico8}}</w:t>
+            </w:r>
+          </w:p>
+        </w:tc>
+        <w:tc>
+          <w:tcPr>
+            <w:tcW w:w="1560" w:type="dxa"/>
             <w:vAlign w:val="center"/>
           </w:tcPr>
           <w:p>
@@ -13706,7 +13338,38 @@
               <w:autoSpaceDE w:val="0"/>
               <w:autoSpaceDN w:val="0"/>
               <w:adjustRightInd w:val="0"/>
-              <w:jc w:val="center"/>
+              <w:jc w:val="both"/>
+              <w:rPr>
+                <w:rFonts w:ascii="Arial Nova Cond" w:hAnsi="Arial Nova Cond" w:cs="Arial"/>
+                <w:color w:val="000000"/>
+                <w:kern w:val="0"/>
+                <w:sz w:val="20"/>
+                <w:szCs w:val="20"/>
+              </w:rPr>
+            </w:pPr>
+            <w:r>
+              <w:rPr>
+                <w:rFonts w:ascii="Arial Nova Cond" w:hAnsi="Arial Nova Cond" w:cs="Arial"/>
+                <w:color w:val="000000"/>
+                <w:kern w:val="0"/>
+                <w:sz w:val="20"/>
+                <w:szCs w:val="20"/>
+              </w:rPr>
+              <w:t>{{competencias8}}</w:t>
+            </w:r>
+          </w:p>
+        </w:tc>
+        <w:tc>
+          <w:tcPr>
+            <w:tcW w:w="1399" w:type="dxa"/>
+            <w:vAlign w:val="center"/>
+          </w:tcPr>
+          <w:p>
+            <w:pPr>
+              <w:autoSpaceDE w:val="0"/>
+              <w:autoSpaceDN w:val="0"/>
+              <w:adjustRightInd w:val="0"/>
+              <w:jc w:val="both"/>
               <w:rPr>
                 <w:rFonts w:ascii="Arial Nova Cond" w:hAnsi="Arial Nova Cond" w:cs="Arial"/>
                 <w:color w:val="000000"/>
@@ -24701,25 +24364,7 @@
                 <w:kern w:val="0"/>
                 <w14:ligatures w14:val="none"/>
               </w:rPr>
-              <w:t xml:space="preserve">GODENZZI, Juan Carlos y VENGOA ZÚÑIGA, </w:t>
-            </w:r>
-            <w:proofErr w:type="spellStart"/>
-            <w:r>
-              <w:rPr>
-                <w:rFonts w:ascii="Arial Nova Cond Light" w:eastAsia="Calibri" w:hAnsi="Arial Nova Cond Light" w:cs="Calibri Light"/>
-                <w:kern w:val="0"/>
-                <w14:ligatures w14:val="none"/>
-              </w:rPr>
-              <w:t>Janett</w:t>
-            </w:r>
-            <w:proofErr w:type="spellEnd"/>
-            <w:r>
-              <w:rPr>
-                <w:rFonts w:ascii="Arial Nova Cond Light" w:eastAsia="Calibri" w:hAnsi="Arial Nova Cond Light" w:cs="Calibri Light"/>
-                <w:kern w:val="0"/>
-                <w14:ligatures w14:val="none"/>
-              </w:rPr>
-              <w:t xml:space="preserve"> (1994). </w:t>
+              <w:t xml:space="preserve">GODENZZI, Juan Carlos y VENGOA ZÚÑIGA, Janett (1994). </w:t>
             </w:r>
             <w:proofErr w:type="spellStart"/>
             <w:r>
@@ -25038,25 +24683,7 @@
                 <w:kern w:val="0"/>
                 <w14:ligatures w14:val="none"/>
               </w:rPr>
-              <w:t xml:space="preserve">Minedu (2016). Programa curricular de educación secundaria. Resolución Ministerial </w:t>
-            </w:r>
-            <w:proofErr w:type="spellStart"/>
-            <w:r>
-              <w:rPr>
-                <w:rFonts w:ascii="Arial Nova Cond Light" w:eastAsia="Calibri" w:hAnsi="Arial Nova Cond Light" w:cs="Calibri Light"/>
-                <w:kern w:val="0"/>
-                <w14:ligatures w14:val="none"/>
-              </w:rPr>
-              <w:t>N°</w:t>
-            </w:r>
-            <w:proofErr w:type="spellEnd"/>
-            <w:r>
-              <w:rPr>
-                <w:rFonts w:ascii="Arial Nova Cond Light" w:eastAsia="Calibri" w:hAnsi="Arial Nova Cond Light" w:cs="Calibri Light"/>
-                <w:kern w:val="0"/>
-                <w14:ligatures w14:val="none"/>
-              </w:rPr>
-              <w:t xml:space="preserve"> 649-2016-Minedu. </w:t>
+              <w:t xml:space="preserve">Minedu (2016). Programa curricular de educación secundaria. Resolución Ministerial N° 649-2016-Minedu. </w:t>
             </w:r>
           </w:p>
           <w:p>
@@ -25081,25 +24708,7 @@
                 <w:kern w:val="0"/>
                 <w14:ligatures w14:val="none"/>
               </w:rPr>
-              <w:t xml:space="preserve">Minedu (2016). Currículo Nacional de la educación básica. Resolución Ministerial </w:t>
-            </w:r>
-            <w:proofErr w:type="spellStart"/>
-            <w:r>
-              <w:rPr>
-                <w:rFonts w:ascii="Arial Nova Cond Light" w:eastAsia="Calibri" w:hAnsi="Arial Nova Cond Light" w:cs="Calibri Light"/>
-                <w:kern w:val="0"/>
-                <w14:ligatures w14:val="none"/>
-              </w:rPr>
-              <w:t>N°</w:t>
-            </w:r>
-            <w:proofErr w:type="spellEnd"/>
-            <w:r>
-              <w:rPr>
-                <w:rFonts w:ascii="Arial Nova Cond Light" w:eastAsia="Calibri" w:hAnsi="Arial Nova Cond Light" w:cs="Calibri Light"/>
-                <w:kern w:val="0"/>
-                <w14:ligatures w14:val="none"/>
-              </w:rPr>
-              <w:t xml:space="preserve"> 281-2016-Minedu y su modificatoria. </w:t>
+              <w:t xml:space="preserve">Minedu (2016). Currículo Nacional de la educación básica. Resolución Ministerial N° 281-2016-Minedu y su modificatoria. </w:t>
             </w:r>
           </w:p>
           <w:p>
@@ -25147,25 +24756,7 @@
                 <w:kern w:val="0"/>
                 <w14:ligatures w14:val="none"/>
               </w:rPr>
-              <w:t xml:space="preserve">Minedu (2024). Resolución ministerial </w:t>
-            </w:r>
-            <w:proofErr w:type="spellStart"/>
-            <w:r>
-              <w:rPr>
-                <w:rFonts w:ascii="Arial Nova Cond Light" w:eastAsia="Calibri" w:hAnsi="Arial Nova Cond Light" w:cs="Calibri Light"/>
-                <w:kern w:val="0"/>
-                <w14:ligatures w14:val="none"/>
-              </w:rPr>
-              <w:t>N°</w:t>
-            </w:r>
-            <w:proofErr w:type="spellEnd"/>
-            <w:r>
-              <w:rPr>
-                <w:rFonts w:ascii="Arial Nova Cond Light" w:eastAsia="Calibri" w:hAnsi="Arial Nova Cond Light" w:cs="Calibri Light"/>
-                <w:kern w:val="0"/>
-                <w14:ligatures w14:val="none"/>
-              </w:rPr>
-              <w:t xml:space="preserve"> 556-2024-MINEDU. </w:t>
+              <w:t xml:space="preserve">Minedu (2024). Resolución ministerial N° 556-2024-MINEDU. </w:t>
             </w:r>
           </w:p>
           <w:p>
@@ -25198,21 +24789,7 @@
               <w:rPr>
                 <w:rFonts w:ascii="Arial Nova Cond Light" w:hAnsi="Arial Nova Cond Light"/>
               </w:rPr>
-              <w:t xml:space="preserve">). Resolución ministerial </w:t>
-            </w:r>
-            <w:proofErr w:type="spellStart"/>
-            <w:r>
-              <w:rPr>
-                <w:rFonts w:ascii="Arial Nova Cond Light" w:hAnsi="Arial Nova Cond Light"/>
-              </w:rPr>
-              <w:t>N°</w:t>
-            </w:r>
-            <w:proofErr w:type="spellEnd"/>
-            <w:r>
-              <w:rPr>
-                <w:rFonts w:ascii="Arial Nova Cond Light" w:hAnsi="Arial Nova Cond Light"/>
-              </w:rPr>
-              <w:t xml:space="preserve"> 501-2025-MINEDU   </w:t>
+              <w:t xml:space="preserve">). Resolución ministerial N° 501-2025-MINEDU   </w:t>
             </w:r>
           </w:p>
         </w:tc>
@@ -25957,7 +25534,7 @@
 </file>
 
 <file path=word/endnotes.xml><?xml version="1.0" encoding="utf-8"?>
-<w:endnotes xmlns:wpc="http://schemas.microsoft.com/office/word/2010/wordprocessingCanvas" xmlns:cx="http://schemas.microsoft.com/office/drawing/2014/chartex" xmlns:cx1="http://schemas.microsoft.com/office/drawing/2015/9/8/chartex" xmlns:cx2="http://schemas.microsoft.com/office/drawing/2015/10/21/chartex" xmlns:cx3="http://schemas.microsoft.com/office/drawing/2016/5/9/chartex" xmlns:cx4="http://schemas.microsoft.com/office/drawing/2016/5/10/chartex" xmlns:cx5="http://schemas.microsoft.com/office/drawing/2016/5/11/chartex" xmlns:cx6="http://schemas.microsoft.com/office/drawing/2016/5/12/chartex" xmlns:cx7="http://schemas.microsoft.com/office/drawing/2016/5/13/chartex" xmlns:cx8="http://schemas.microsoft.com/office/drawing/2016/5/14/chartex" xmlns:mc="http://schemas.openxmlformats.org/markup-compatibility/2006" xmlns:aink="http://schemas.microsoft.com/office/drawing/2016/ink" xmlns:am3d="http://schemas.microsoft.com/office/drawing/2017/model3d" xmlns:o="urn:schemas-microsoft-com:office:office" xmlns:oel="http://schemas.microsoft.com/office/2019/extlst" xmlns:r="http://schemas.openxmlformats.org/officeDocument/2006/relationships" xmlns:m="http://schemas.openxmlformats.org/officeDocument/2006/math" xmlns:v="urn:schemas-microsoft-com:vml" xmlns:wp14="http://schemas.microsoft.com/office/word/2010/wordprocessingDrawing" xmlns:wp="http://schemas.openxmlformats.org/drawingml/2006/wordprocessingDrawing" xmlns:w10="urn:schemas-microsoft-com:office:word" xmlns:w="http://schemas.openxmlformats.org/wordprocessingml/2006/main" xmlns:w14="http://schemas.microsoft.com/office/word/2010/wordml" xmlns:w15="http://schemas.microsoft.com/office/word/2012/wordml" xmlns:w16cex="http://schemas.microsoft.com/office/word/2018/wordml/cex" xmlns:w16cid="http://schemas.microsoft.com/office/word/2016/wordml/cid" xmlns:w16="http://schemas.microsoft.com/office/word/2018/wordml" xmlns:w16du="http://schemas.microsoft.com/office/word/2023/wordml/word16du" xmlns:w16sdtdh="http://schemas.microsoft.com/office/word/2020/wordml/sdtdatahash" xmlns:w16se="http://schemas.microsoft.com/office/word/2015/wordml/symex" xmlns:wpg="http://schemas.microsoft.com/office/word/2010/wordprocessingGroup" xmlns:wpi="http://schemas.microsoft.com/office/word/2010/wordprocessingInk" xmlns:wne="http://schemas.microsoft.com/office/word/2006/wordml" xmlns:wps="http://schemas.microsoft.com/office/word/2010/wordprocessingShape" mc:Ignorable="w14 w15 w16se w16cid w16 w16cex w16sdtdh w16du wp14">
+<w:endnotes xmlns:wpc="http://schemas.microsoft.com/office/word/2010/wordprocessingCanvas" xmlns:cx="http://schemas.microsoft.com/office/drawing/2014/chartex" xmlns:cx1="http://schemas.microsoft.com/office/drawing/2015/9/8/chartex" xmlns:cx2="http://schemas.microsoft.com/office/drawing/2015/10/21/chartex" xmlns:cx3="http://schemas.microsoft.com/office/drawing/2016/5/9/chartex" xmlns:cx4="http://schemas.microsoft.com/office/drawing/2016/5/10/chartex" xmlns:cx5="http://schemas.microsoft.com/office/drawing/2016/5/11/chartex" xmlns:cx6="http://schemas.microsoft.com/office/drawing/2016/5/12/chartex" xmlns:cx7="http://schemas.microsoft.com/office/drawing/2016/5/13/chartex" xmlns:cx8="http://schemas.microsoft.com/office/drawing/2016/5/14/chartex" xmlns:mc="http://schemas.openxmlformats.org/markup-compatibility/2006" xmlns:aink="http://schemas.microsoft.com/office/drawing/2016/ink" xmlns:am3d="http://schemas.microsoft.com/office/drawing/2017/model3d" xmlns:o="urn:schemas-microsoft-com:office:office" xmlns:oel="http://schemas.microsoft.com/office/2019/extlst" xmlns:r="http://schemas.openxmlformats.org/officeDocument/2006/relationships" xmlns:m="http://schemas.openxmlformats.org/officeDocument/2006/math" xmlns:v="urn:schemas-microsoft-com:vml" xmlns:wp14="http://schemas.microsoft.com/office/word/2010/wordprocessingDrawing" xmlns:wp="http://schemas.openxmlformats.org/drawingml/2006/wordprocessingDrawing" xmlns:w10="urn:schemas-microsoft-com:office:word" xmlns:w="http://schemas.openxmlformats.org/wordprocessingml/2006/main" xmlns:w14="http://schemas.microsoft.com/office/word/2010/wordml" xmlns:w15="http://schemas.microsoft.com/office/word/2012/wordml" xmlns:w16cex="http://schemas.microsoft.com/office/word/2018/wordml/cex" xmlns:w16cid="http://schemas.microsoft.com/office/word/2016/wordml/cid" xmlns:w16="http://schemas.microsoft.com/office/word/2018/wordml" xmlns:w16du="http://schemas.microsoft.com/office/word/2023/wordml/word16du" xmlns:w16sdtdh="http://schemas.microsoft.com/office/word/2020/wordml/sdtdatahash" xmlns:w16sdtfl="http://schemas.microsoft.com/office/word/2024/wordml/sdtformatlock" xmlns:w16se="http://schemas.microsoft.com/office/word/2015/wordml/symex" xmlns:wpg="http://schemas.microsoft.com/office/word/2010/wordprocessingGroup" xmlns:wpi="http://schemas.microsoft.com/office/word/2010/wordprocessingInk" xmlns:wne="http://schemas.microsoft.com/office/word/2006/wordml" xmlns:wps="http://schemas.microsoft.com/office/word/2010/wordprocessingShape" mc:Ignorable="w14 w15 w16se w16cid w16 w16cex w16sdtdh w16sdtfl w16du wp14">
   <w:endnote w:type="separator" w:id="-1">
     <w:p>
       <w:pPr>
@@ -25982,7 +25559,7 @@
 </file>
 
 <file path=word/footer1.xml><?xml version="1.0" encoding="utf-8"?>
-<w:ftr xmlns:wpc="http://schemas.microsoft.com/office/word/2010/wordprocessingCanvas" xmlns:cx="http://schemas.microsoft.com/office/drawing/2014/chartex" xmlns:cx1="http://schemas.microsoft.com/office/drawing/2015/9/8/chartex" xmlns:cx2="http://schemas.microsoft.com/office/drawing/2015/10/21/chartex" xmlns:cx3="http://schemas.microsoft.com/office/drawing/2016/5/9/chartex" xmlns:cx4="http://schemas.microsoft.com/office/drawing/2016/5/10/chartex" xmlns:cx5="http://schemas.microsoft.com/office/drawing/2016/5/11/chartex" xmlns:cx6="http://schemas.microsoft.com/office/drawing/2016/5/12/chartex" xmlns:cx7="http://schemas.microsoft.com/office/drawing/2016/5/13/chartex" xmlns:cx8="http://schemas.microsoft.com/office/drawing/2016/5/14/chartex" xmlns:mc="http://schemas.openxmlformats.org/markup-compatibility/2006" xmlns:aink="http://schemas.microsoft.com/office/drawing/2016/ink" xmlns:am3d="http://schemas.microsoft.com/office/drawing/2017/model3d" xmlns:o="urn:schemas-microsoft-com:office:office" xmlns:oel="http://schemas.microsoft.com/office/2019/extlst" xmlns:r="http://schemas.openxmlformats.org/officeDocument/2006/relationships" xmlns:m="http://schemas.openxmlformats.org/officeDocument/2006/math" xmlns:v="urn:schemas-microsoft-com:vml" xmlns:wp14="http://schemas.microsoft.com/office/word/2010/wordprocessingDrawing" xmlns:wp="http://schemas.openxmlformats.org/drawingml/2006/wordprocessingDrawing" xmlns:w10="urn:schemas-microsoft-com:office:word" xmlns:w="http://schemas.openxmlformats.org/wordprocessingml/2006/main" xmlns:w14="http://schemas.microsoft.com/office/word/2010/wordml" xmlns:w15="http://schemas.microsoft.com/office/word/2012/wordml" xmlns:w16cex="http://schemas.microsoft.com/office/word/2018/wordml/cex" xmlns:w16cid="http://schemas.microsoft.com/office/word/2016/wordml/cid" xmlns:w16="http://schemas.microsoft.com/office/word/2018/wordml" xmlns:w16du="http://schemas.microsoft.com/office/word/2023/wordml/word16du" xmlns:w16sdtdh="http://schemas.microsoft.com/office/word/2020/wordml/sdtdatahash" xmlns:w16se="http://schemas.microsoft.com/office/word/2015/wordml/symex" xmlns:wpg="http://schemas.microsoft.com/office/word/2010/wordprocessingGroup" xmlns:wpi="http://schemas.microsoft.com/office/word/2010/wordprocessingInk" xmlns:wne="http://schemas.microsoft.com/office/word/2006/wordml" xmlns:wps="http://schemas.microsoft.com/office/word/2010/wordprocessingShape" mc:Ignorable="w14 w15 w16se w16cid w16 w16cex w16sdtdh w16du wp14">
+<w:ftr xmlns:wpc="http://schemas.microsoft.com/office/word/2010/wordprocessingCanvas" xmlns:cx="http://schemas.microsoft.com/office/drawing/2014/chartex" xmlns:cx1="http://schemas.microsoft.com/office/drawing/2015/9/8/chartex" xmlns:cx2="http://schemas.microsoft.com/office/drawing/2015/10/21/chartex" xmlns:cx3="http://schemas.microsoft.com/office/drawing/2016/5/9/chartex" xmlns:cx4="http://schemas.microsoft.com/office/drawing/2016/5/10/chartex" xmlns:cx5="http://schemas.microsoft.com/office/drawing/2016/5/11/chartex" xmlns:cx6="http://schemas.microsoft.com/office/drawing/2016/5/12/chartex" xmlns:cx7="http://schemas.microsoft.com/office/drawing/2016/5/13/chartex" xmlns:cx8="http://schemas.microsoft.com/office/drawing/2016/5/14/chartex" xmlns:mc="http://schemas.openxmlformats.org/markup-compatibility/2006" xmlns:aink="http://schemas.microsoft.com/office/drawing/2016/ink" xmlns:am3d="http://schemas.microsoft.com/office/drawing/2017/model3d" xmlns:o="urn:schemas-microsoft-com:office:office" xmlns:oel="http://schemas.microsoft.com/office/2019/extlst" xmlns:r="http://schemas.openxmlformats.org/officeDocument/2006/relationships" xmlns:m="http://schemas.openxmlformats.org/officeDocument/2006/math" xmlns:v="urn:schemas-microsoft-com:vml" xmlns:wp14="http://schemas.microsoft.com/office/word/2010/wordprocessingDrawing" xmlns:wp="http://schemas.openxmlformats.org/drawingml/2006/wordprocessingDrawing" xmlns:w10="urn:schemas-microsoft-com:office:word" xmlns:w="http://schemas.openxmlformats.org/wordprocessingml/2006/main" xmlns:w14="http://schemas.microsoft.com/office/word/2010/wordml" xmlns:w15="http://schemas.microsoft.com/office/word/2012/wordml" xmlns:w16cex="http://schemas.microsoft.com/office/word/2018/wordml/cex" xmlns:w16cid="http://schemas.microsoft.com/office/word/2016/wordml/cid" xmlns:w16="http://schemas.microsoft.com/office/word/2018/wordml" xmlns:w16du="http://schemas.microsoft.com/office/word/2023/wordml/word16du" xmlns:w16sdtdh="http://schemas.microsoft.com/office/word/2020/wordml/sdtdatahash" xmlns:w16sdtfl="http://schemas.microsoft.com/office/word/2024/wordml/sdtformatlock" xmlns:w16se="http://schemas.microsoft.com/office/word/2015/wordml/symex" xmlns:wpg="http://schemas.microsoft.com/office/word/2010/wordprocessingGroup" xmlns:wpi="http://schemas.microsoft.com/office/word/2010/wordprocessingInk" xmlns:wne="http://schemas.microsoft.com/office/word/2006/wordml" xmlns:wps="http://schemas.microsoft.com/office/word/2010/wordprocessingShape" mc:Ignorable="w14 w15 w16se w16cid w16 w16cex w16sdtdh w16sdtfl w16du wp14">
   <w:p>
     <w:pPr>
       <w:pStyle w:val="Piedepgina"/>
@@ -26449,7 +26026,7 @@
 </file>
 
 <file path=word/footnotes.xml><?xml version="1.0" encoding="utf-8"?>
-<w:footnotes xmlns:wpc="http://schemas.microsoft.com/office/word/2010/wordprocessingCanvas" xmlns:cx="http://schemas.microsoft.com/office/drawing/2014/chartex" xmlns:cx1="http://schemas.microsoft.com/office/drawing/2015/9/8/chartex" xmlns:cx2="http://schemas.microsoft.com/office/drawing/2015/10/21/chartex" xmlns:cx3="http://schemas.microsoft.com/office/drawing/2016/5/9/chartex" xmlns:cx4="http://schemas.microsoft.com/office/drawing/2016/5/10/chartex" xmlns:cx5="http://schemas.microsoft.com/office/drawing/2016/5/11/chartex" xmlns:cx6="http://schemas.microsoft.com/office/drawing/2016/5/12/chartex" xmlns:cx7="http://schemas.microsoft.com/office/drawing/2016/5/13/chartex" xmlns:cx8="http://schemas.microsoft.com/office/drawing/2016/5/14/chartex" xmlns:mc="http://schemas.openxmlformats.org/markup-compatibility/2006" xmlns:aink="http://schemas.microsoft.com/office/drawing/2016/ink" xmlns:am3d="http://schemas.microsoft.com/office/drawing/2017/model3d" xmlns:o="urn:schemas-microsoft-com:office:office" xmlns:oel="http://schemas.microsoft.com/office/2019/extlst" xmlns:r="http://schemas.openxmlformats.org/officeDocument/2006/relationships" xmlns:m="http://schemas.openxmlformats.org/officeDocument/2006/math" xmlns:v="urn:schemas-microsoft-com:vml" xmlns:wp14="http://schemas.microsoft.com/office/word/2010/wordprocessingDrawing" xmlns:wp="http://schemas.openxmlformats.org/drawingml/2006/wordprocessingDrawing" xmlns:w10="urn:schemas-microsoft-com:office:word" xmlns:w="http://schemas.openxmlformats.org/wordprocessingml/2006/main" xmlns:w14="http://schemas.microsoft.com/office/word/2010/wordml" xmlns:w15="http://schemas.microsoft.com/office/word/2012/wordml" xmlns:w16cex="http://schemas.microsoft.com/office/word/2018/wordml/cex" xmlns:w16cid="http://schemas.microsoft.com/office/word/2016/wordml/cid" xmlns:w16="http://schemas.microsoft.com/office/word/2018/wordml" xmlns:w16du="http://schemas.microsoft.com/office/word/2023/wordml/word16du" xmlns:w16sdtdh="http://schemas.microsoft.com/office/word/2020/wordml/sdtdatahash" xmlns:w16se="http://schemas.microsoft.com/office/word/2015/wordml/symex" xmlns:wpg="http://schemas.microsoft.com/office/word/2010/wordprocessingGroup" xmlns:wpi="http://schemas.microsoft.com/office/word/2010/wordprocessingInk" xmlns:wne="http://schemas.microsoft.com/office/word/2006/wordml" xmlns:wps="http://schemas.microsoft.com/office/word/2010/wordprocessingShape" mc:Ignorable="w14 w15 w16se w16cid w16 w16cex w16sdtdh w16du wp14">
+<w:footnotes xmlns:wpc="http://schemas.microsoft.com/office/word/2010/wordprocessingCanvas" xmlns:cx="http://schemas.microsoft.com/office/drawing/2014/chartex" xmlns:cx1="http://schemas.microsoft.com/office/drawing/2015/9/8/chartex" xmlns:cx2="http://schemas.microsoft.com/office/drawing/2015/10/21/chartex" xmlns:cx3="http://schemas.microsoft.com/office/drawing/2016/5/9/chartex" xmlns:cx4="http://schemas.microsoft.com/office/drawing/2016/5/10/chartex" xmlns:cx5="http://schemas.microsoft.com/office/drawing/2016/5/11/chartex" xmlns:cx6="http://schemas.microsoft.com/office/drawing/2016/5/12/chartex" xmlns:cx7="http://schemas.microsoft.com/office/drawing/2016/5/13/chartex" xmlns:cx8="http://schemas.microsoft.com/office/drawing/2016/5/14/chartex" xmlns:mc="http://schemas.openxmlformats.org/markup-compatibility/2006" xmlns:aink="http://schemas.microsoft.com/office/drawing/2016/ink" xmlns:am3d="http://schemas.microsoft.com/office/drawing/2017/model3d" xmlns:o="urn:schemas-microsoft-com:office:office" xmlns:oel="http://schemas.microsoft.com/office/2019/extlst" xmlns:r="http://schemas.openxmlformats.org/officeDocument/2006/relationships" xmlns:m="http://schemas.openxmlformats.org/officeDocument/2006/math" xmlns:v="urn:schemas-microsoft-com:vml" xmlns:wp14="http://schemas.microsoft.com/office/word/2010/wordprocessingDrawing" xmlns:wp="http://schemas.openxmlformats.org/drawingml/2006/wordprocessingDrawing" xmlns:w10="urn:schemas-microsoft-com:office:word" xmlns:w="http://schemas.openxmlformats.org/wordprocessingml/2006/main" xmlns:w14="http://schemas.microsoft.com/office/word/2010/wordml" xmlns:w15="http://schemas.microsoft.com/office/word/2012/wordml" xmlns:w16cex="http://schemas.microsoft.com/office/word/2018/wordml/cex" xmlns:w16cid="http://schemas.microsoft.com/office/word/2016/wordml/cid" xmlns:w16="http://schemas.microsoft.com/office/word/2018/wordml" xmlns:w16du="http://schemas.microsoft.com/office/word/2023/wordml/word16du" xmlns:w16sdtdh="http://schemas.microsoft.com/office/word/2020/wordml/sdtdatahash" xmlns:w16sdtfl="http://schemas.microsoft.com/office/word/2024/wordml/sdtformatlock" xmlns:w16se="http://schemas.microsoft.com/office/word/2015/wordml/symex" xmlns:wpg="http://schemas.microsoft.com/office/word/2010/wordprocessingGroup" xmlns:wpi="http://schemas.microsoft.com/office/word/2010/wordprocessingInk" xmlns:wne="http://schemas.microsoft.com/office/word/2006/wordml" xmlns:wps="http://schemas.microsoft.com/office/word/2010/wordprocessingShape" mc:Ignorable="w14 w15 w16se w16cid w16 w16cex w16sdtdh w16sdtfl w16du wp14">
   <w:footnote w:type="separator" w:id="-1">
     <w:p>
       <w:pPr>
@@ -26474,7 +26051,7 @@
 </file>
 
 <file path=word/header1.xml><?xml version="1.0" encoding="utf-8"?>
-<w:hdr xmlns:wpc="http://schemas.microsoft.com/office/word/2010/wordprocessingCanvas" xmlns:cx="http://schemas.microsoft.com/office/drawing/2014/chartex" xmlns:cx1="http://schemas.microsoft.com/office/drawing/2015/9/8/chartex" xmlns:cx2="http://schemas.microsoft.com/office/drawing/2015/10/21/chartex" xmlns:cx3="http://schemas.microsoft.com/office/drawing/2016/5/9/chartex" xmlns:cx4="http://schemas.microsoft.com/office/drawing/2016/5/10/chartex" xmlns:cx5="http://schemas.microsoft.com/office/drawing/2016/5/11/chartex" xmlns:cx6="http://schemas.microsoft.com/office/drawing/2016/5/12/chartex" xmlns:cx7="http://schemas.microsoft.com/office/drawing/2016/5/13/chartex" xmlns:cx8="http://schemas.microsoft.com/office/drawing/2016/5/14/chartex" xmlns:mc="http://schemas.openxmlformats.org/markup-compatibility/2006" xmlns:aink="http://schemas.microsoft.com/office/drawing/2016/ink" xmlns:am3d="http://schemas.microsoft.com/office/drawing/2017/model3d" xmlns:o="urn:schemas-microsoft-com:office:office" xmlns:oel="http://schemas.microsoft.com/office/2019/extlst" xmlns:r="http://schemas.openxmlformats.org/officeDocument/2006/relationships" xmlns:m="http://schemas.openxmlformats.org/officeDocument/2006/math" xmlns:v="urn:schemas-microsoft-com:vml" xmlns:wp14="http://schemas.microsoft.com/office/word/2010/wordprocessingDrawing" xmlns:wp="http://schemas.openxmlformats.org/drawingml/2006/wordprocessingDrawing" xmlns:w10="urn:schemas-microsoft-com:office:word" xmlns:w="http://schemas.openxmlformats.org/wordprocessingml/2006/main" xmlns:w14="http://schemas.microsoft.com/office/word/2010/wordml" xmlns:w15="http://schemas.microsoft.com/office/word/2012/wordml" xmlns:w16cex="http://schemas.microsoft.com/office/word/2018/wordml/cex" xmlns:w16cid="http://schemas.microsoft.com/office/word/2016/wordml/cid" xmlns:w16="http://schemas.microsoft.com/office/word/2018/wordml" xmlns:w16du="http://schemas.microsoft.com/office/word/2023/wordml/word16du" xmlns:w16sdtdh="http://schemas.microsoft.com/office/word/2020/wordml/sdtdatahash" xmlns:w16se="http://schemas.microsoft.com/office/word/2015/wordml/symex" xmlns:wpg="http://schemas.microsoft.com/office/word/2010/wordprocessingGroup" xmlns:wpi="http://schemas.microsoft.com/office/word/2010/wordprocessingInk" xmlns:wne="http://schemas.microsoft.com/office/word/2006/wordml" xmlns:wps="http://schemas.microsoft.com/office/word/2010/wordprocessingShape" mc:Ignorable="w14 w15 w16se w16cid w16 w16cex w16sdtdh w16du wp14">
+<w:hdr xmlns:wpc="http://schemas.microsoft.com/office/word/2010/wordprocessingCanvas" xmlns:cx="http://schemas.microsoft.com/office/drawing/2014/chartex" xmlns:cx1="http://schemas.microsoft.com/office/drawing/2015/9/8/chartex" xmlns:cx2="http://schemas.microsoft.com/office/drawing/2015/10/21/chartex" xmlns:cx3="http://schemas.microsoft.com/office/drawing/2016/5/9/chartex" xmlns:cx4="http://schemas.microsoft.com/office/drawing/2016/5/10/chartex" xmlns:cx5="http://schemas.microsoft.com/office/drawing/2016/5/11/chartex" xmlns:cx6="http://schemas.microsoft.com/office/drawing/2016/5/12/chartex" xmlns:cx7="http://schemas.microsoft.com/office/drawing/2016/5/13/chartex" xmlns:cx8="http://schemas.microsoft.com/office/drawing/2016/5/14/chartex" xmlns:mc="http://schemas.openxmlformats.org/markup-compatibility/2006" xmlns:aink="http://schemas.microsoft.com/office/drawing/2016/ink" xmlns:am3d="http://schemas.microsoft.com/office/drawing/2017/model3d" xmlns:o="urn:schemas-microsoft-com:office:office" xmlns:oel="http://schemas.microsoft.com/office/2019/extlst" xmlns:r="http://schemas.openxmlformats.org/officeDocument/2006/relationships" xmlns:m="http://schemas.openxmlformats.org/officeDocument/2006/math" xmlns:v="urn:schemas-microsoft-com:vml" xmlns:wp14="http://schemas.microsoft.com/office/word/2010/wordprocessingDrawing" xmlns:wp="http://schemas.openxmlformats.org/drawingml/2006/wordprocessingDrawing" xmlns:w10="urn:schemas-microsoft-com:office:word" xmlns:w="http://schemas.openxmlformats.org/wordprocessingml/2006/main" xmlns:w14="http://schemas.microsoft.com/office/word/2010/wordml" xmlns:w15="http://schemas.microsoft.com/office/word/2012/wordml" xmlns:w16cex="http://schemas.microsoft.com/office/word/2018/wordml/cex" xmlns:w16cid="http://schemas.microsoft.com/office/word/2016/wordml/cid" xmlns:w16="http://schemas.microsoft.com/office/word/2018/wordml" xmlns:w16du="http://schemas.microsoft.com/office/word/2023/wordml/word16du" xmlns:w16sdtdh="http://schemas.microsoft.com/office/word/2020/wordml/sdtdatahash" xmlns:w16sdtfl="http://schemas.microsoft.com/office/word/2024/wordml/sdtformatlock" xmlns:w16se="http://schemas.microsoft.com/office/word/2015/wordml/symex" xmlns:wpg="http://schemas.microsoft.com/office/word/2010/wordprocessingGroup" xmlns:wpi="http://schemas.microsoft.com/office/word/2010/wordprocessingInk" xmlns:wne="http://schemas.microsoft.com/office/word/2006/wordml" xmlns:wps="http://schemas.microsoft.com/office/word/2010/wordprocessingShape" mc:Ignorable="w14 w15 w16se w16cid w16 w16cex w16sdtdh w16sdtfl w16du wp14">
   <w:tbl>
     <w:tblPr>
       <w:tblStyle w:val="Tablaconcuadrcula"/>
@@ -26764,7 +26341,7 @@
 </file>
 
 <file path=word/numbering.xml><?xml version="1.0" encoding="utf-8"?>
-<w:numbering xmlns:wpc="http://schemas.microsoft.com/office/word/2010/wordprocessingCanvas" xmlns:cx="http://schemas.microsoft.com/office/drawing/2014/chartex" xmlns:cx1="http://schemas.microsoft.com/office/drawing/2015/9/8/chartex" xmlns:cx2="http://schemas.microsoft.com/office/drawing/2015/10/21/chartex" xmlns:cx3="http://schemas.microsoft.com/office/drawing/2016/5/9/chartex" xmlns:cx4="http://schemas.microsoft.com/office/drawing/2016/5/10/chartex" xmlns:cx5="http://schemas.microsoft.com/office/drawing/2016/5/11/chartex" xmlns:cx6="http://schemas.microsoft.com/office/drawing/2016/5/12/chartex" xmlns:cx7="http://schemas.microsoft.com/office/drawing/2016/5/13/chartex" xmlns:cx8="http://schemas.microsoft.com/office/drawing/2016/5/14/chartex" xmlns:mc="http://schemas.openxmlformats.org/markup-compatibility/2006" xmlns:aink="http://schemas.microsoft.com/office/drawing/2016/ink" xmlns:am3d="http://schemas.microsoft.com/office/drawing/2017/model3d" xmlns:o="urn:schemas-microsoft-com:office:office" xmlns:oel="http://schemas.microsoft.com/office/2019/extlst" xmlns:r="http://schemas.openxmlformats.org/officeDocument/2006/relationships" xmlns:m="http://schemas.openxmlformats.org/officeDocument/2006/math" xmlns:v="urn:schemas-microsoft-com:vml" xmlns:wp14="http://schemas.microsoft.com/office/word/2010/wordprocessingDrawing" xmlns:wp="http://schemas.openxmlformats.org/drawingml/2006/wordprocessingDrawing" xmlns:w10="urn:schemas-microsoft-com:office:word" xmlns:w="http://schemas.openxmlformats.org/wordprocessingml/2006/main" xmlns:w14="http://schemas.microsoft.com/office/word/2010/wordml" xmlns:w15="http://schemas.microsoft.com/office/word/2012/wordml" xmlns:w16cex="http://schemas.microsoft.com/office/word/2018/wordml/cex" xmlns:w16cid="http://schemas.microsoft.com/office/word/2016/wordml/cid" xmlns:w16="http://schemas.microsoft.com/office/word/2018/wordml" xmlns:w16du="http://schemas.microsoft.com/office/word/2023/wordml/word16du" xmlns:w16sdtdh="http://schemas.microsoft.com/office/word/2020/wordml/sdtdatahash" xmlns:w16se="http://schemas.microsoft.com/office/word/2015/wordml/symex" xmlns:wpg="http://schemas.microsoft.com/office/word/2010/wordprocessingGroup" xmlns:wpi="http://schemas.microsoft.com/office/word/2010/wordprocessingInk" xmlns:wne="http://schemas.microsoft.com/office/word/2006/wordml" xmlns:wps="http://schemas.microsoft.com/office/word/2010/wordprocessingShape" mc:Ignorable="w14 w15 w16se w16cid w16 w16cex w16sdtdh w16du wp14">
+<w:numbering xmlns:wpc="http://schemas.microsoft.com/office/word/2010/wordprocessingCanvas" xmlns:cx="http://schemas.microsoft.com/office/drawing/2014/chartex" xmlns:cx1="http://schemas.microsoft.com/office/drawing/2015/9/8/chartex" xmlns:cx2="http://schemas.microsoft.com/office/drawing/2015/10/21/chartex" xmlns:cx3="http://schemas.microsoft.com/office/drawing/2016/5/9/chartex" xmlns:cx4="http://schemas.microsoft.com/office/drawing/2016/5/10/chartex" xmlns:cx5="http://schemas.microsoft.com/office/drawing/2016/5/11/chartex" xmlns:cx6="http://schemas.microsoft.com/office/drawing/2016/5/12/chartex" xmlns:cx7="http://schemas.microsoft.com/office/drawing/2016/5/13/chartex" xmlns:cx8="http://schemas.microsoft.com/office/drawing/2016/5/14/chartex" xmlns:mc="http://schemas.openxmlformats.org/markup-compatibility/2006" xmlns:aink="http://schemas.microsoft.com/office/drawing/2016/ink" xmlns:am3d="http://schemas.microsoft.com/office/drawing/2017/model3d" xmlns:o="urn:schemas-microsoft-com:office:office" xmlns:oel="http://schemas.microsoft.com/office/2019/extlst" xmlns:r="http://schemas.openxmlformats.org/officeDocument/2006/relationships" xmlns:m="http://schemas.openxmlformats.org/officeDocument/2006/math" xmlns:v="urn:schemas-microsoft-com:vml" xmlns:wp14="http://schemas.microsoft.com/office/word/2010/wordprocessingDrawing" xmlns:wp="http://schemas.openxmlformats.org/drawingml/2006/wordprocessingDrawing" xmlns:w10="urn:schemas-microsoft-com:office:word" xmlns:w="http://schemas.openxmlformats.org/wordprocessingml/2006/main" xmlns:w14="http://schemas.microsoft.com/office/word/2010/wordml" xmlns:w15="http://schemas.microsoft.com/office/word/2012/wordml" xmlns:w16cex="http://schemas.microsoft.com/office/word/2018/wordml/cex" xmlns:w16cid="http://schemas.microsoft.com/office/word/2016/wordml/cid" xmlns:w16="http://schemas.microsoft.com/office/word/2018/wordml" xmlns:w16du="http://schemas.microsoft.com/office/word/2023/wordml/word16du" xmlns:w16sdtdh="http://schemas.microsoft.com/office/word/2020/wordml/sdtdatahash" xmlns:w16sdtfl="http://schemas.microsoft.com/office/word/2024/wordml/sdtformatlock" xmlns:w16se="http://schemas.microsoft.com/office/word/2015/wordml/symex" xmlns:wpg="http://schemas.microsoft.com/office/word/2010/wordprocessingGroup" xmlns:wpi="http://schemas.microsoft.com/office/word/2010/wordprocessingInk" xmlns:wne="http://schemas.microsoft.com/office/word/2006/wordml" xmlns:wps="http://schemas.microsoft.com/office/word/2010/wordprocessingShape" mc:Ignorable="w14 w15 w16se w16cid w16 w16cex w16sdtdh w16sdtfl w16du wp14">
   <w:abstractNum w:abstractNumId="0" w15:restartNumberingAfterBreak="0">
     <w:nsid w:val="05A65B82"/>
     <w:multiLevelType w:val="hybridMultilevel"/>
@@ -30924,7 +30501,7 @@
 </file>
 
 <file path=word/styles.xml><?xml version="1.0" encoding="utf-8"?>
-<w:styles xmlns:mc="http://schemas.openxmlformats.org/markup-compatibility/2006" xmlns:r="http://schemas.openxmlformats.org/officeDocument/2006/relationships" xmlns:w="http://schemas.openxmlformats.org/wordprocessingml/2006/main" xmlns:w14="http://schemas.microsoft.com/office/word/2010/wordml" xmlns:w15="http://schemas.microsoft.com/office/word/2012/wordml" xmlns:w16cex="http://schemas.microsoft.com/office/word/2018/wordml/cex" xmlns:w16cid="http://schemas.microsoft.com/office/word/2016/wordml/cid" xmlns:w16="http://schemas.microsoft.com/office/word/2018/wordml" xmlns:w16du="http://schemas.microsoft.com/office/word/2023/wordml/word16du" xmlns:w16sdtdh="http://schemas.microsoft.com/office/word/2020/wordml/sdtdatahash" xmlns:w16se="http://schemas.microsoft.com/office/word/2015/wordml/symex" mc:Ignorable="w14 w15 w16se w16cid w16 w16cex w16sdtdh w16du">
+<w:styles xmlns:mc="http://schemas.openxmlformats.org/markup-compatibility/2006" xmlns:r="http://schemas.openxmlformats.org/officeDocument/2006/relationships" xmlns:w="http://schemas.openxmlformats.org/wordprocessingml/2006/main" xmlns:w14="http://schemas.microsoft.com/office/word/2010/wordml" xmlns:w15="http://schemas.microsoft.com/office/word/2012/wordml" xmlns:w16cex="http://schemas.microsoft.com/office/word/2018/wordml/cex" xmlns:w16cid="http://schemas.microsoft.com/office/word/2016/wordml/cid" xmlns:w16="http://schemas.microsoft.com/office/word/2018/wordml" xmlns:w16du="http://schemas.microsoft.com/office/word/2023/wordml/word16du" xmlns:w16sdtdh="http://schemas.microsoft.com/office/word/2020/wordml/sdtdatahash" xmlns:w16sdtfl="http://schemas.microsoft.com/office/word/2024/wordml/sdtformatlock" xmlns:w16se="http://schemas.microsoft.com/office/word/2015/wordml/symex" mc:Ignorable="w14 w15 w16se w16cid w16 w16cex w16sdtdh w16sdtfl w16du">
   <w:docDefaults>
     <w:rPrDefault>
       <w:rPr>
@@ -31982,7 +31559,7 @@
       <w14:ligatures w14:val="none"/>
     </w:rPr>
   </w:style>
-  <w:style w:type="character" w:styleId="Textoennegrita">
+  <w:style w:type="character" w:styleId="Fuerte">
     <w:name w:val="Strong"/>
     <w:basedOn w:val="Fuentedeprrafopredeter"/>
     <w:uiPriority w:val="22"/>
